--- a/flow/20230914_vu_template/drafts/2024-12-u/01-НД-Гл.6-Наума.docx
+++ b/flow/20230914_vu_template/drafts/2024-12-u/01-НД-Гл.6-Наума.docx
@@ -3413,3659 +3413,30 @@
     </w:p>
     <w:p>
       <w:pPr>
-        <w:pStyle w:val="NormalWeb"/>
-        <w:spacing w:after="120"/>
-      </w:pPr>
-      <w:r>
-        <w:rPr>
-          <w:rFonts w:ascii="Times New Roman" w:hAnsi="Times New Roman"/>
+        <w:pStyle w:val="Normal"/>
+        <w:spacing w:after="120"/>
+      </w:pPr>
+      <w:r>
+        <w:rPr>
+          <w:rFonts w:ascii="Times New Roman" w:hAnsi="Times New Roman"/>
+          <w:b w:val="0"/>
           <w:i/>
           <w:color w:val="FF0000"/>
           <w:sz w:val="24"/>
+          <w:u w:val="none"/>
         </w:rPr>
         <w:t>(г. 3):</w:t>
       </w:r>
       <w:r>
         <w:rPr>
           <w:rFonts w:ascii="Times New Roman" w:hAnsi="Times New Roman"/>
+          <w:b w:val="0"/>
+          <w:i w:val="0"/>
           <w:color w:val="FF0000"/>
           <w:sz w:val="24"/>
+          <w:u w:val="none"/>
         </w:rPr>
         <w:t xml:space="preserve"> </w:t>
-      </w:r>
-      <w:r>
-        <w:rPr>
-          <w:rFonts w:ascii="Times New Roman" w:hAnsi="Times New Roman"/>
-          <w:color w:val="000000"/>
-          <w:sz w:val="24"/>
-        </w:rPr>
-        <w:t>Благода́ть</w:t>
-      </w:r>
-      <w:r>
-        <w:rPr>
-          <w:rFonts w:ascii="Times New Roman" w:hAnsi="Times New Roman"/>
-          <w:color w:val="000000"/>
-          <w:sz w:val="24"/>
-        </w:rPr>
-        <w:t xml:space="preserve"> </w:t>
-      </w:r>
-      <w:r>
-        <w:rPr>
-          <w:rFonts w:ascii="Times New Roman" w:hAnsi="Times New Roman"/>
-          <w:color w:val="000000"/>
-          <w:sz w:val="24"/>
-        </w:rPr>
-        <w:t>Свято́го</w:t>
-      </w:r>
-      <w:r>
-        <w:rPr>
-          <w:rFonts w:ascii="Times New Roman" w:hAnsi="Times New Roman"/>
-          <w:color w:val="000000"/>
-          <w:sz w:val="24"/>
-        </w:rPr>
-        <w:t xml:space="preserve"> </w:t>
-      </w:r>
-      <w:r>
-        <w:rPr>
-          <w:rFonts w:ascii="Times New Roman" w:hAnsi="Times New Roman"/>
-          <w:color w:val="000000"/>
-          <w:sz w:val="24"/>
-        </w:rPr>
-        <w:t>Ду́ха</w:t>
-      </w:r>
-      <w:r>
-        <w:rPr>
-          <w:rFonts w:ascii="Times New Roman" w:hAnsi="Times New Roman"/>
-          <w:color w:val="000000"/>
-          <w:sz w:val="24"/>
-        </w:rPr>
-        <w:t xml:space="preserve"> </w:t>
-      </w:r>
-      <w:r>
-        <w:rPr>
-          <w:rFonts w:ascii="Times New Roman" w:hAnsi="Times New Roman"/>
-          <w:color w:val="000000"/>
-          <w:sz w:val="24"/>
-        </w:rPr>
-        <w:t>всели́лася</w:t>
-      </w:r>
-      <w:r>
-        <w:rPr>
-          <w:rFonts w:ascii="Times New Roman" w:hAnsi="Times New Roman"/>
-          <w:color w:val="000000"/>
-          <w:sz w:val="24"/>
-        </w:rPr>
-        <w:t xml:space="preserve"> в </w:t>
-      </w:r>
-      <w:r>
-        <w:rPr>
-          <w:rFonts w:ascii="Times New Roman" w:hAnsi="Times New Roman"/>
-          <w:color w:val="000000"/>
-          <w:sz w:val="24"/>
-        </w:rPr>
-        <w:t>те́бе</w:t>
-      </w:r>
-      <w:r>
-        <w:rPr>
-          <w:rFonts w:ascii="Times New Roman" w:hAnsi="Times New Roman"/>
-          <w:color w:val="000000"/>
-          <w:sz w:val="24"/>
-        </w:rPr>
-        <w:t xml:space="preserve">, </w:t>
-      </w:r>
-      <w:r>
-        <w:rPr>
-          <w:rFonts w:ascii="Times New Roman" w:hAnsi="Times New Roman"/>
-          <w:color w:val="000000"/>
-          <w:sz w:val="24"/>
-        </w:rPr>
-        <w:t>Бо́жий</w:t>
-      </w:r>
-      <w:r>
-        <w:rPr>
-          <w:rFonts w:ascii="Times New Roman" w:hAnsi="Times New Roman"/>
-          <w:color w:val="000000"/>
-          <w:sz w:val="24"/>
-        </w:rPr>
-        <w:t xml:space="preserve"> </w:t>
-      </w:r>
-      <w:r>
-        <w:rPr>
-          <w:rFonts w:ascii="Times New Roman" w:hAnsi="Times New Roman"/>
-          <w:color w:val="000000"/>
-          <w:sz w:val="24"/>
-        </w:rPr>
-        <w:t>проро́че</w:t>
-      </w:r>
-      <w:r>
-        <w:rPr>
-          <w:rFonts w:ascii="Times New Roman" w:hAnsi="Times New Roman"/>
-          <w:color w:val="000000"/>
-          <w:sz w:val="24"/>
-        </w:rPr>
-        <w:t xml:space="preserve">, і </w:t>
-      </w:r>
-      <w:r>
-        <w:rPr>
-          <w:rFonts w:ascii="Times New Roman" w:hAnsi="Times New Roman"/>
-          <w:color w:val="000000"/>
-          <w:sz w:val="24"/>
-        </w:rPr>
-        <w:t>свої́м</w:t>
-      </w:r>
-      <w:r>
-        <w:rPr>
-          <w:rFonts w:ascii="Times New Roman" w:hAnsi="Times New Roman"/>
-          <w:color w:val="000000"/>
-          <w:sz w:val="24"/>
-        </w:rPr>
-        <w:t xml:space="preserve"> </w:t>
-      </w:r>
-      <w:r>
-        <w:rPr>
-          <w:rFonts w:ascii="Times New Roman" w:hAnsi="Times New Roman"/>
-          <w:color w:val="000000"/>
-          <w:sz w:val="24"/>
-        </w:rPr>
-        <w:t>промі́нням</w:t>
-      </w:r>
-      <w:r>
-        <w:rPr>
-          <w:rFonts w:ascii="Times New Roman" w:hAnsi="Times New Roman"/>
-          <w:color w:val="000000"/>
-          <w:sz w:val="24"/>
-        </w:rPr>
-        <w:t xml:space="preserve"> </w:t>
-      </w:r>
-      <w:r>
-        <w:rPr>
-          <w:rFonts w:ascii="Times New Roman" w:hAnsi="Times New Roman"/>
-          <w:color w:val="000000"/>
-          <w:sz w:val="24"/>
-        </w:rPr>
-        <w:t>учини́ла</w:t>
-      </w:r>
-      <w:r>
-        <w:rPr>
-          <w:rFonts w:ascii="Times New Roman" w:hAnsi="Times New Roman"/>
-          <w:color w:val="000000"/>
-          <w:sz w:val="24"/>
-        </w:rPr>
-        <w:t xml:space="preserve"> з </w:t>
-      </w:r>
-      <w:r>
-        <w:rPr>
-          <w:rFonts w:ascii="Times New Roman" w:hAnsi="Times New Roman"/>
-          <w:color w:val="000000"/>
-          <w:sz w:val="24"/>
-        </w:rPr>
-        <w:t>те́бе</w:t>
-      </w:r>
-      <w:r>
-        <w:rPr>
-          <w:rFonts w:ascii="Times New Roman" w:hAnsi="Times New Roman"/>
-          <w:color w:val="000000"/>
-          <w:sz w:val="24"/>
-        </w:rPr>
-        <w:t xml:space="preserve"> </w:t>
-      </w:r>
-      <w:r>
-        <w:rPr>
-          <w:rFonts w:ascii="Times New Roman" w:hAnsi="Times New Roman"/>
-          <w:color w:val="000000"/>
-          <w:sz w:val="24"/>
-        </w:rPr>
-        <w:t>лампа́ду</w:t>
-      </w:r>
-      <w:r>
-        <w:rPr>
-          <w:rFonts w:ascii="Times New Roman" w:hAnsi="Times New Roman"/>
-          <w:color w:val="000000"/>
-          <w:sz w:val="24"/>
-        </w:rPr>
-        <w:t xml:space="preserve"> </w:t>
-      </w:r>
-      <w:r>
-        <w:rPr>
-          <w:rFonts w:ascii="Times New Roman" w:hAnsi="Times New Roman"/>
-          <w:color w:val="000000"/>
-          <w:sz w:val="24"/>
-        </w:rPr>
-        <w:t>пресві́тлу</w:t>
-      </w:r>
-      <w:r>
-        <w:rPr>
-          <w:rFonts w:ascii="Times New Roman" w:hAnsi="Times New Roman"/>
-          <w:color w:val="000000"/>
-          <w:sz w:val="24"/>
-        </w:rPr>
-        <w:t xml:space="preserve">, і </w:t>
-      </w:r>
-      <w:r>
-        <w:rPr>
-          <w:rFonts w:ascii="Times New Roman" w:hAnsi="Times New Roman"/>
-          <w:color w:val="000000"/>
-          <w:sz w:val="24"/>
-        </w:rPr>
-        <w:t>че́рез</w:t>
-      </w:r>
-      <w:r>
-        <w:rPr>
-          <w:rFonts w:ascii="Times New Roman" w:hAnsi="Times New Roman"/>
-          <w:color w:val="000000"/>
-          <w:sz w:val="24"/>
-        </w:rPr>
-        <w:t xml:space="preserve"> </w:t>
-      </w:r>
-      <w:r>
-        <w:rPr>
-          <w:rFonts w:ascii="Times New Roman" w:hAnsi="Times New Roman"/>
-          <w:color w:val="000000"/>
-          <w:sz w:val="24"/>
-        </w:rPr>
-        <w:t>те́бе</w:t>
-      </w:r>
-      <w:r>
-        <w:rPr>
-          <w:rFonts w:ascii="Times New Roman" w:hAnsi="Times New Roman"/>
-          <w:color w:val="000000"/>
-          <w:sz w:val="24"/>
-        </w:rPr>
-        <w:t xml:space="preserve"> </w:t>
-      </w:r>
-      <w:r>
-        <w:rPr>
-          <w:rFonts w:ascii="Times New Roman" w:hAnsi="Times New Roman"/>
-          <w:color w:val="000000"/>
-          <w:sz w:val="24"/>
-        </w:rPr>
-        <w:t>пророку́є</w:t>
-      </w:r>
-      <w:r>
-        <w:rPr>
-          <w:rFonts w:ascii="Times New Roman" w:hAnsi="Times New Roman"/>
-          <w:color w:val="000000"/>
-          <w:sz w:val="24"/>
-        </w:rPr>
-        <w:t xml:space="preserve"> </w:t>
-      </w:r>
-      <w:r>
-        <w:rPr>
-          <w:rFonts w:ascii="Times New Roman" w:hAnsi="Times New Roman"/>
-          <w:color w:val="000000"/>
-          <w:sz w:val="24"/>
-        </w:rPr>
-        <w:t>майбу́тнє</w:t>
-      </w:r>
-      <w:r>
-        <w:rPr>
-          <w:rFonts w:ascii="Times New Roman" w:hAnsi="Times New Roman"/>
-          <w:color w:val="000000"/>
-          <w:sz w:val="24"/>
-        </w:rPr>
-        <w:t xml:space="preserve"> </w:t>
-      </w:r>
-      <w:r>
-        <w:rPr>
-          <w:rFonts w:ascii="Times New Roman" w:hAnsi="Times New Roman"/>
-          <w:color w:val="000000"/>
-          <w:sz w:val="24"/>
-        </w:rPr>
-        <w:t>Ніне́вії</w:t>
-      </w:r>
-      <w:r>
-        <w:rPr>
-          <w:rFonts w:ascii="Times New Roman" w:hAnsi="Times New Roman"/>
-          <w:color w:val="000000"/>
-          <w:sz w:val="24"/>
-        </w:rPr>
-        <w:t xml:space="preserve"> </w:t>
-      </w:r>
-      <w:r>
-        <w:rPr>
-          <w:rFonts w:ascii="Times New Roman" w:hAnsi="Times New Roman"/>
-          <w:color w:val="000000"/>
-          <w:sz w:val="24"/>
-        </w:rPr>
-        <w:t>вели́кій</w:t>
-      </w:r>
-      <w:r>
-        <w:rPr>
-          <w:rFonts w:ascii="Times New Roman" w:hAnsi="Times New Roman"/>
-          <w:color w:val="000000"/>
-          <w:sz w:val="24"/>
-        </w:rPr>
-        <w:t>.</w:t>
-      </w:r>
-    </w:p>
-    <w:p>
-      <w:pPr>
-        <w:spacing w:after="120"/>
-        <w:jc w:val="center"/>
-      </w:pPr>
-      <w:r>
-        <w:rPr>
-          <w:rFonts w:ascii="Times New Roman" w:hAnsi="Times New Roman"/>
-          <w:b/>
-          <w:i/>
-          <w:color w:val="FF0000"/>
-          <w:sz w:val="24"/>
-        </w:rPr>
-        <w:t>Псалом 116</w:t>
-      </w:r>
-    </w:p>
-    <w:p>
-      <w:pPr>
-        <w:spacing w:after="120"/>
-      </w:pPr>
-      <w:r>
-        <w:rPr>
-          <w:rFonts w:ascii="Times New Roman" w:hAnsi="Times New Roman"/>
-          <w:i/>
-          <w:color w:val="FF0000"/>
-          <w:sz w:val="24"/>
-        </w:rPr>
-        <w:t>Стих:</w:t>
-      </w:r>
-      <w:r>
-        <w:rPr>
-          <w:rFonts w:ascii="Times New Roman" w:hAnsi="Times New Roman"/>
-          <w:i/>
-          <w:sz w:val="24"/>
-        </w:rPr>
-        <w:t xml:space="preserve"> </w:t>
-      </w:r>
-      <w:r>
-        <w:rPr>
-          <w:rFonts w:ascii="Times New Roman" w:hAnsi="Times New Roman"/>
-          <w:sz w:val="24"/>
-          <w:u w:val="single"/>
-        </w:rPr>
-        <w:t>Хвалі́те Го́спода всі наро́ди!* Прославля́йте Його́ всі лю́ди!</w:t>
-      </w:r>
-    </w:p>
-    <w:p>
-      <w:pPr>
-        <w:pStyle w:val="NormalWeb"/>
-        <w:spacing w:after="120"/>
-      </w:pPr>
-      <w:r>
-        <w:rPr>
-          <w:rFonts w:ascii="Times New Roman" w:hAnsi="Times New Roman"/>
-          <w:color w:val="000000"/>
-          <w:sz w:val="24"/>
-        </w:rPr>
-        <w:t>Хма́рою</w:t>
-      </w:r>
-      <w:r>
-        <w:rPr>
-          <w:rFonts w:ascii="Times New Roman" w:hAnsi="Times New Roman"/>
-          <w:color w:val="000000"/>
-          <w:sz w:val="24"/>
-        </w:rPr>
-        <w:t xml:space="preserve"> </w:t>
-      </w:r>
-      <w:r>
-        <w:rPr>
-          <w:rFonts w:ascii="Times New Roman" w:hAnsi="Times New Roman"/>
-          <w:color w:val="000000"/>
-          <w:sz w:val="24"/>
-        </w:rPr>
-        <w:t>світлозо́рою</w:t>
-      </w:r>
-      <w:r>
-        <w:rPr>
-          <w:rFonts w:ascii="Times New Roman" w:hAnsi="Times New Roman"/>
-          <w:color w:val="000000"/>
-          <w:sz w:val="24"/>
-        </w:rPr>
-        <w:t xml:space="preserve"> </w:t>
-      </w:r>
-      <w:r>
-        <w:rPr>
-          <w:rFonts w:ascii="Times New Roman" w:hAnsi="Times New Roman"/>
-          <w:color w:val="000000"/>
-          <w:sz w:val="24"/>
-        </w:rPr>
-        <w:t>яви́вся</w:t>
-      </w:r>
-      <w:r>
-        <w:rPr>
-          <w:rFonts w:ascii="Times New Roman" w:hAnsi="Times New Roman"/>
-          <w:color w:val="000000"/>
-          <w:sz w:val="24"/>
-        </w:rPr>
-        <w:t xml:space="preserve"> </w:t>
-      </w:r>
-      <w:r>
-        <w:rPr>
-          <w:rFonts w:ascii="Times New Roman" w:hAnsi="Times New Roman"/>
-          <w:color w:val="000000"/>
-          <w:sz w:val="24"/>
-        </w:rPr>
-        <w:t>ти</w:t>
-      </w:r>
-      <w:r>
-        <w:rPr>
-          <w:rFonts w:ascii="Times New Roman" w:hAnsi="Times New Roman"/>
-          <w:color w:val="000000"/>
-          <w:sz w:val="24"/>
-        </w:rPr>
-        <w:t xml:space="preserve">, </w:t>
-      </w:r>
-      <w:r>
-        <w:rPr>
-          <w:rFonts w:ascii="Times New Roman" w:hAnsi="Times New Roman"/>
-          <w:color w:val="000000"/>
-          <w:sz w:val="24"/>
-        </w:rPr>
-        <w:t>Нау́ме</w:t>
-      </w:r>
-      <w:r>
-        <w:rPr>
-          <w:rFonts w:ascii="Times New Roman" w:hAnsi="Times New Roman"/>
-          <w:color w:val="000000"/>
-          <w:sz w:val="24"/>
-        </w:rPr>
-        <w:t xml:space="preserve">, </w:t>
-      </w:r>
-      <w:r>
-        <w:rPr>
-          <w:rFonts w:ascii="Times New Roman" w:hAnsi="Times New Roman"/>
-          <w:color w:val="000000"/>
-          <w:sz w:val="24"/>
-        </w:rPr>
-        <w:t>Бо́жий</w:t>
-      </w:r>
-      <w:r>
-        <w:rPr>
-          <w:rFonts w:ascii="Times New Roman" w:hAnsi="Times New Roman"/>
-          <w:color w:val="000000"/>
-          <w:sz w:val="24"/>
-        </w:rPr>
-        <w:t xml:space="preserve"> </w:t>
-      </w:r>
-      <w:r>
-        <w:rPr>
-          <w:rFonts w:ascii="Times New Roman" w:hAnsi="Times New Roman"/>
-          <w:color w:val="000000"/>
-          <w:sz w:val="24"/>
-        </w:rPr>
-        <w:t>проро́че</w:t>
-      </w:r>
-      <w:r>
-        <w:rPr>
-          <w:rFonts w:ascii="Times New Roman" w:hAnsi="Times New Roman"/>
-          <w:color w:val="000000"/>
-          <w:sz w:val="24"/>
-        </w:rPr>
-        <w:t xml:space="preserve">, </w:t>
-      </w:r>
-      <w:r>
-        <w:rPr>
-          <w:rFonts w:ascii="Times New Roman" w:hAnsi="Times New Roman"/>
-          <w:color w:val="000000"/>
-          <w:sz w:val="24"/>
-        </w:rPr>
-        <w:t>пролива́ючи</w:t>
-      </w:r>
-      <w:r>
-        <w:rPr>
-          <w:rFonts w:ascii="Times New Roman" w:hAnsi="Times New Roman"/>
-          <w:color w:val="000000"/>
-          <w:sz w:val="24"/>
-        </w:rPr>
-        <w:t xml:space="preserve"> </w:t>
-      </w:r>
-      <w:r>
-        <w:rPr>
-          <w:rFonts w:ascii="Times New Roman" w:hAnsi="Times New Roman"/>
-          <w:color w:val="000000"/>
-          <w:sz w:val="24"/>
-        </w:rPr>
-        <w:t>дощ</w:t>
-      </w:r>
-      <w:r>
-        <w:rPr>
-          <w:rFonts w:ascii="Times New Roman" w:hAnsi="Times New Roman"/>
-          <w:color w:val="000000"/>
-          <w:sz w:val="24"/>
-        </w:rPr>
-        <w:t xml:space="preserve"> </w:t>
-      </w:r>
-      <w:r>
-        <w:rPr>
-          <w:rFonts w:ascii="Times New Roman" w:hAnsi="Times New Roman"/>
-          <w:color w:val="000000"/>
-          <w:sz w:val="24"/>
-        </w:rPr>
-        <w:t>Богові́дання</w:t>
-      </w:r>
-      <w:r>
-        <w:rPr>
-          <w:rFonts w:ascii="Times New Roman" w:hAnsi="Times New Roman"/>
-          <w:color w:val="000000"/>
-          <w:sz w:val="24"/>
-        </w:rPr>
-        <w:t xml:space="preserve">, і </w:t>
-      </w:r>
-      <w:r>
-        <w:rPr>
-          <w:rFonts w:ascii="Times New Roman" w:hAnsi="Times New Roman"/>
-          <w:color w:val="000000"/>
-          <w:sz w:val="24"/>
-        </w:rPr>
-        <w:t>враз</w:t>
-      </w:r>
-      <w:r>
-        <w:rPr>
-          <w:rFonts w:ascii="Times New Roman" w:hAnsi="Times New Roman"/>
-          <w:color w:val="000000"/>
-          <w:sz w:val="24"/>
-        </w:rPr>
-        <w:t xml:space="preserve"> </w:t>
-      </w:r>
-      <w:r>
-        <w:rPr>
-          <w:rFonts w:ascii="Times New Roman" w:hAnsi="Times New Roman"/>
-          <w:color w:val="000000"/>
-          <w:sz w:val="24"/>
-        </w:rPr>
-        <w:t>напої́в</w:t>
-      </w:r>
-      <w:r>
-        <w:rPr>
-          <w:rFonts w:ascii="Times New Roman" w:hAnsi="Times New Roman"/>
-          <w:color w:val="000000"/>
-          <w:sz w:val="24"/>
-        </w:rPr>
-        <w:t xml:space="preserve"> </w:t>
-      </w:r>
-      <w:r>
-        <w:rPr>
-          <w:rFonts w:ascii="Times New Roman" w:hAnsi="Times New Roman"/>
-          <w:color w:val="000000"/>
-          <w:sz w:val="24"/>
-        </w:rPr>
-        <w:t>єси</w:t>
-      </w:r>
-      <w:r>
-        <w:rPr>
-          <w:rFonts w:ascii="Times New Roman" w:hAnsi="Times New Roman"/>
-          <w:color w:val="000000"/>
-          <w:sz w:val="24"/>
-        </w:rPr>
-        <w:t xml:space="preserve">́ </w:t>
-      </w:r>
-      <w:r>
-        <w:rPr>
-          <w:rFonts w:ascii="Times New Roman" w:hAnsi="Times New Roman"/>
-          <w:color w:val="000000"/>
-          <w:sz w:val="24"/>
-        </w:rPr>
-        <w:t>питво́м</w:t>
-      </w:r>
-      <w:r>
-        <w:rPr>
-          <w:rFonts w:ascii="Times New Roman" w:hAnsi="Times New Roman"/>
-          <w:color w:val="000000"/>
-          <w:sz w:val="24"/>
-        </w:rPr>
-        <w:t xml:space="preserve"> </w:t>
-      </w:r>
-      <w:r>
-        <w:rPr>
-          <w:rFonts w:ascii="Times New Roman" w:hAnsi="Times New Roman"/>
-          <w:color w:val="000000"/>
-          <w:sz w:val="24"/>
-        </w:rPr>
-        <w:t>Бо́жого</w:t>
-      </w:r>
-      <w:r>
-        <w:rPr>
-          <w:rFonts w:ascii="Times New Roman" w:hAnsi="Times New Roman"/>
-          <w:color w:val="000000"/>
-          <w:sz w:val="24"/>
-        </w:rPr>
-        <w:t xml:space="preserve"> </w:t>
-      </w:r>
-      <w:r>
-        <w:rPr>
-          <w:rFonts w:ascii="Times New Roman" w:hAnsi="Times New Roman"/>
-          <w:color w:val="000000"/>
-          <w:sz w:val="24"/>
-        </w:rPr>
-        <w:t>су́ду</w:t>
-      </w:r>
-      <w:r>
-        <w:rPr>
-          <w:rFonts w:ascii="Times New Roman" w:hAnsi="Times New Roman"/>
-          <w:color w:val="000000"/>
-          <w:sz w:val="24"/>
-        </w:rPr>
-        <w:t xml:space="preserve"> </w:t>
-      </w:r>
-      <w:r>
-        <w:rPr>
-          <w:rFonts w:ascii="Times New Roman" w:hAnsi="Times New Roman"/>
-          <w:color w:val="000000"/>
-          <w:sz w:val="24"/>
-        </w:rPr>
-        <w:t>Ніне́вію-мі́сто</w:t>
-      </w:r>
-      <w:r>
-        <w:rPr>
-          <w:rFonts w:ascii="Times New Roman" w:hAnsi="Times New Roman"/>
-          <w:color w:val="000000"/>
-          <w:sz w:val="24"/>
-        </w:rPr>
-        <w:t xml:space="preserve">, </w:t>
-      </w:r>
-      <w:r>
-        <w:rPr>
-          <w:rFonts w:ascii="Times New Roman" w:hAnsi="Times New Roman"/>
-          <w:color w:val="000000"/>
-          <w:sz w:val="24"/>
-        </w:rPr>
-        <w:t>хво́ре</w:t>
-      </w:r>
-      <w:r>
-        <w:rPr>
-          <w:rFonts w:ascii="Times New Roman" w:hAnsi="Times New Roman"/>
-          <w:color w:val="000000"/>
-          <w:sz w:val="24"/>
-        </w:rPr>
-        <w:t xml:space="preserve"> </w:t>
-      </w:r>
-      <w:r>
-        <w:rPr>
-          <w:rFonts w:ascii="Times New Roman" w:hAnsi="Times New Roman"/>
-          <w:color w:val="000000"/>
-          <w:sz w:val="24"/>
-        </w:rPr>
-        <w:t>нече́стям</w:t>
-      </w:r>
-      <w:r>
-        <w:rPr>
-          <w:rFonts w:ascii="Times New Roman" w:hAnsi="Times New Roman"/>
-          <w:color w:val="000000"/>
-          <w:sz w:val="24"/>
-        </w:rPr>
-        <w:t>.</w:t>
-      </w:r>
-    </w:p>
-    <w:p>
-      <w:pPr>
-        <w:spacing w:after="120"/>
-      </w:pPr>
-      <w:r>
-        <w:rPr>
-          <w:rFonts w:ascii="Times New Roman" w:hAnsi="Times New Roman"/>
-          <w:i/>
-          <w:color w:val="FF0000"/>
-          <w:sz w:val="24"/>
-        </w:rPr>
-        <w:t>Стих:</w:t>
-      </w:r>
-      <w:r>
-        <w:rPr>
-          <w:rFonts w:ascii="Times New Roman" w:hAnsi="Times New Roman"/>
-          <w:i/>
-          <w:sz w:val="24"/>
-        </w:rPr>
-        <w:t xml:space="preserve"> </w:t>
-      </w:r>
-      <w:r>
-        <w:rPr>
-          <w:rFonts w:ascii="Times New Roman" w:hAnsi="Times New Roman"/>
-          <w:sz w:val="24"/>
-          <w:u w:val="single"/>
-        </w:rPr>
-        <w:t>Вели́ке бо до нас Його́ милосе́рдя,* і ві́рність Го́спода пові́ки.</w:t>
-      </w:r>
-    </w:p>
-    <w:p>
-      <w:pPr>
-        <w:pStyle w:val="NormalWeb"/>
-        <w:spacing w:after="120"/>
-      </w:pPr>
-      <w:r>
-        <w:rPr>
-          <w:rFonts w:ascii="Times New Roman" w:hAnsi="Times New Roman"/>
-          <w:color w:val="000000"/>
-          <w:sz w:val="24"/>
-        </w:rPr>
-        <w:t>Ста́вши</w:t>
-      </w:r>
-      <w:r>
-        <w:rPr>
-          <w:rFonts w:ascii="Times New Roman" w:hAnsi="Times New Roman"/>
-          <w:color w:val="000000"/>
-          <w:sz w:val="24"/>
-        </w:rPr>
-        <w:t xml:space="preserve"> </w:t>
-      </w:r>
-      <w:r>
-        <w:rPr>
-          <w:rFonts w:ascii="Times New Roman" w:hAnsi="Times New Roman"/>
-          <w:color w:val="000000"/>
-          <w:sz w:val="24"/>
-        </w:rPr>
-        <w:t>прича́сником</w:t>
-      </w:r>
-      <w:r>
-        <w:rPr>
-          <w:rFonts w:ascii="Times New Roman" w:hAnsi="Times New Roman"/>
-          <w:color w:val="000000"/>
-          <w:sz w:val="24"/>
-        </w:rPr>
-        <w:t xml:space="preserve"> </w:t>
-      </w:r>
-      <w:r>
-        <w:rPr>
-          <w:rFonts w:ascii="Times New Roman" w:hAnsi="Times New Roman"/>
-          <w:color w:val="000000"/>
-          <w:sz w:val="24"/>
-        </w:rPr>
-        <w:t>нетлі́нної</w:t>
-      </w:r>
-      <w:r>
-        <w:rPr>
-          <w:rFonts w:ascii="Times New Roman" w:hAnsi="Times New Roman"/>
-          <w:color w:val="000000"/>
-          <w:sz w:val="24"/>
-        </w:rPr>
-        <w:t xml:space="preserve"> </w:t>
-      </w:r>
-      <w:r>
-        <w:rPr>
-          <w:rFonts w:ascii="Times New Roman" w:hAnsi="Times New Roman"/>
-          <w:color w:val="000000"/>
-          <w:sz w:val="24"/>
-        </w:rPr>
-        <w:t>до́брої</w:t>
-      </w:r>
-      <w:r>
-        <w:rPr>
-          <w:rFonts w:ascii="Times New Roman" w:hAnsi="Times New Roman"/>
-          <w:color w:val="000000"/>
-          <w:sz w:val="24"/>
-        </w:rPr>
-        <w:t xml:space="preserve"> </w:t>
-      </w:r>
-      <w:r>
-        <w:rPr>
-          <w:rFonts w:ascii="Times New Roman" w:hAnsi="Times New Roman"/>
-          <w:color w:val="000000"/>
-          <w:sz w:val="24"/>
-        </w:rPr>
-        <w:t>Сла́ви</w:t>
-      </w:r>
-      <w:r>
-        <w:rPr>
-          <w:rFonts w:ascii="Times New Roman" w:hAnsi="Times New Roman"/>
-          <w:color w:val="000000"/>
-          <w:sz w:val="24"/>
-        </w:rPr>
-        <w:t xml:space="preserve">, </w:t>
-      </w:r>
-      <w:r>
-        <w:rPr>
-          <w:rFonts w:ascii="Times New Roman" w:hAnsi="Times New Roman"/>
-          <w:color w:val="000000"/>
-          <w:sz w:val="24"/>
-        </w:rPr>
-        <w:t>Нау́ме</w:t>
-      </w:r>
-      <w:r>
-        <w:rPr>
-          <w:rFonts w:ascii="Times New Roman" w:hAnsi="Times New Roman"/>
-          <w:color w:val="000000"/>
-          <w:sz w:val="24"/>
-        </w:rPr>
-        <w:t xml:space="preserve">, </w:t>
-      </w:r>
-      <w:r>
-        <w:rPr>
-          <w:rFonts w:ascii="Times New Roman" w:hAnsi="Times New Roman"/>
-          <w:color w:val="000000"/>
-          <w:sz w:val="24"/>
-        </w:rPr>
-        <w:t>Бо́жий</w:t>
-      </w:r>
-      <w:r>
-        <w:rPr>
-          <w:rFonts w:ascii="Times New Roman" w:hAnsi="Times New Roman"/>
-          <w:color w:val="000000"/>
-          <w:sz w:val="24"/>
-        </w:rPr>
-        <w:t xml:space="preserve"> </w:t>
-      </w:r>
-      <w:r>
-        <w:rPr>
-          <w:rFonts w:ascii="Times New Roman" w:hAnsi="Times New Roman"/>
-          <w:color w:val="000000"/>
-          <w:sz w:val="24"/>
-        </w:rPr>
-        <w:t>проро́че</w:t>
-      </w:r>
-      <w:r>
-        <w:rPr>
-          <w:rFonts w:ascii="Times New Roman" w:hAnsi="Times New Roman"/>
-          <w:color w:val="000000"/>
-          <w:sz w:val="24"/>
-        </w:rPr>
-        <w:t xml:space="preserve">, і </w:t>
-      </w:r>
-      <w:r>
-        <w:rPr>
-          <w:rFonts w:ascii="Times New Roman" w:hAnsi="Times New Roman"/>
-          <w:color w:val="000000"/>
-          <w:sz w:val="24"/>
-        </w:rPr>
-        <w:t>невимо́вної</w:t>
-      </w:r>
-      <w:r>
-        <w:rPr>
-          <w:rFonts w:ascii="Times New Roman" w:hAnsi="Times New Roman"/>
-          <w:color w:val="000000"/>
-          <w:sz w:val="24"/>
-        </w:rPr>
-        <w:t xml:space="preserve"> </w:t>
-      </w:r>
-      <w:r>
-        <w:rPr>
-          <w:rFonts w:ascii="Times New Roman" w:hAnsi="Times New Roman"/>
-          <w:color w:val="000000"/>
-          <w:sz w:val="24"/>
-        </w:rPr>
-        <w:t>сла́ви</w:t>
-      </w:r>
-      <w:r>
-        <w:rPr>
-          <w:rFonts w:ascii="Times New Roman" w:hAnsi="Times New Roman"/>
-          <w:color w:val="000000"/>
-          <w:sz w:val="24"/>
-        </w:rPr>
-        <w:t xml:space="preserve">, і </w:t>
-      </w:r>
-      <w:r>
-        <w:rPr>
-          <w:rFonts w:ascii="Times New Roman" w:hAnsi="Times New Roman"/>
-          <w:color w:val="000000"/>
-          <w:sz w:val="24"/>
-        </w:rPr>
-        <w:t>ра́дости</w:t>
-      </w:r>
-      <w:r>
-        <w:rPr>
-          <w:rFonts w:ascii="Times New Roman" w:hAnsi="Times New Roman"/>
-          <w:color w:val="000000"/>
-          <w:sz w:val="24"/>
-        </w:rPr>
-        <w:t xml:space="preserve"> </w:t>
-      </w:r>
-      <w:r>
-        <w:rPr>
-          <w:rFonts w:ascii="Times New Roman" w:hAnsi="Times New Roman"/>
-          <w:color w:val="000000"/>
-          <w:sz w:val="24"/>
-        </w:rPr>
-        <w:t>несказа́нної</w:t>
-      </w:r>
-      <w:r>
-        <w:rPr>
-          <w:rFonts w:ascii="Times New Roman" w:hAnsi="Times New Roman"/>
-          <w:color w:val="000000"/>
-          <w:sz w:val="24"/>
-        </w:rPr>
-        <w:t xml:space="preserve">, і </w:t>
-      </w:r>
-      <w:r>
-        <w:rPr>
-          <w:rFonts w:ascii="Times New Roman" w:hAnsi="Times New Roman"/>
-          <w:color w:val="000000"/>
-          <w:sz w:val="24"/>
-        </w:rPr>
-        <w:t>насоло́ди</w:t>
-      </w:r>
-      <w:r>
-        <w:rPr>
-          <w:rFonts w:ascii="Times New Roman" w:hAnsi="Times New Roman"/>
-          <w:color w:val="000000"/>
-          <w:sz w:val="24"/>
-        </w:rPr>
-        <w:t xml:space="preserve"> </w:t>
-      </w:r>
-      <w:r>
-        <w:rPr>
-          <w:rFonts w:ascii="Times New Roman" w:hAnsi="Times New Roman"/>
-          <w:color w:val="000000"/>
-          <w:sz w:val="24"/>
-        </w:rPr>
-        <w:t>Боже́ственної</w:t>
-      </w:r>
-      <w:r>
-        <w:rPr>
-          <w:rFonts w:ascii="Times New Roman" w:hAnsi="Times New Roman"/>
-          <w:color w:val="000000"/>
-          <w:sz w:val="24"/>
-        </w:rPr>
-        <w:t xml:space="preserve">, </w:t>
-      </w:r>
-      <w:r>
-        <w:rPr>
-          <w:rFonts w:ascii="Times New Roman" w:hAnsi="Times New Roman"/>
-          <w:color w:val="000000"/>
-          <w:sz w:val="24"/>
-        </w:rPr>
-        <w:t>за</w:t>
-      </w:r>
-      <w:r>
-        <w:rPr>
-          <w:rFonts w:ascii="Times New Roman" w:hAnsi="Times New Roman"/>
-          <w:color w:val="000000"/>
-          <w:sz w:val="24"/>
-        </w:rPr>
-        <w:t xml:space="preserve"> </w:t>
-      </w:r>
-      <w:r>
-        <w:rPr>
-          <w:rFonts w:ascii="Times New Roman" w:hAnsi="Times New Roman"/>
-          <w:color w:val="000000"/>
-          <w:sz w:val="24"/>
-        </w:rPr>
-        <w:t>нас</w:t>
-      </w:r>
-      <w:r>
-        <w:rPr>
-          <w:rFonts w:ascii="Times New Roman" w:hAnsi="Times New Roman"/>
-          <w:color w:val="000000"/>
-          <w:sz w:val="24"/>
-        </w:rPr>
-        <w:t xml:space="preserve"> </w:t>
-      </w:r>
-      <w:r>
-        <w:rPr>
-          <w:rFonts w:ascii="Times New Roman" w:hAnsi="Times New Roman"/>
-          <w:color w:val="000000"/>
-          <w:sz w:val="24"/>
-        </w:rPr>
-        <w:t>моли</w:t>
-      </w:r>
-      <w:r>
-        <w:rPr>
-          <w:rFonts w:ascii="Times New Roman" w:hAnsi="Times New Roman"/>
-          <w:color w:val="000000"/>
-          <w:sz w:val="24"/>
-        </w:rPr>
-        <w:t xml:space="preserve">́, </w:t>
-      </w:r>
-      <w:r>
-        <w:rPr>
-          <w:rFonts w:ascii="Times New Roman" w:hAnsi="Times New Roman"/>
-          <w:color w:val="000000"/>
-          <w:sz w:val="24"/>
-        </w:rPr>
-        <w:t>Богонатхне́нний</w:t>
-      </w:r>
-      <w:r>
-        <w:rPr>
-          <w:rFonts w:ascii="Times New Roman" w:hAnsi="Times New Roman"/>
-          <w:color w:val="000000"/>
-          <w:sz w:val="24"/>
-        </w:rPr>
-        <w:t xml:space="preserve">, </w:t>
-      </w:r>
-      <w:r>
-        <w:rPr>
-          <w:rFonts w:ascii="Times New Roman" w:hAnsi="Times New Roman"/>
-          <w:color w:val="000000"/>
-          <w:sz w:val="24"/>
-        </w:rPr>
-        <w:t>всіх</w:t>
-      </w:r>
-      <w:r>
-        <w:rPr>
-          <w:rFonts w:ascii="Times New Roman" w:hAnsi="Times New Roman"/>
-          <w:color w:val="000000"/>
-          <w:sz w:val="24"/>
-        </w:rPr>
-        <w:t xml:space="preserve"> </w:t>
-      </w:r>
-      <w:r>
-        <w:rPr>
-          <w:rFonts w:ascii="Times New Roman" w:hAnsi="Times New Roman"/>
-          <w:color w:val="000000"/>
-          <w:sz w:val="24"/>
-        </w:rPr>
-        <w:t>Влади́ку</w:t>
-      </w:r>
-      <w:r>
-        <w:rPr>
-          <w:rFonts w:ascii="Times New Roman" w:hAnsi="Times New Roman"/>
-          <w:color w:val="000000"/>
-          <w:sz w:val="24"/>
-        </w:rPr>
-        <w:t>!</w:t>
-      </w:r>
-    </w:p>
-    <w:p>
-      <w:pPr>
-        <w:spacing w:after="120"/>
-      </w:pPr>
-      <w:r>
-        <w:rPr>
-          <w:rFonts w:ascii="Times New Roman" w:hAnsi="Times New Roman"/>
-          <w:b/>
-          <w:sz w:val="24"/>
-        </w:rPr>
-        <w:t>І нині</w:t>
-      </w:r>
-      <w:r>
-        <w:rPr>
-          <w:rFonts w:ascii="Times New Roman" w:hAnsi="Times New Roman"/>
-          <w:sz w:val="24"/>
-        </w:rPr>
-        <w:t xml:space="preserve"> </w:t>
-      </w:r>
-      <w:r>
-        <w:rPr>
-          <w:rFonts w:ascii="Times New Roman" w:hAnsi="Times New Roman"/>
-          <w:i/>
-          <w:color w:val="FF0000"/>
-          <w:sz w:val="24"/>
-        </w:rPr>
-        <w:t>(догмат, г. 6):</w:t>
-      </w:r>
-      <w:r>
-        <w:rPr>
-          <w:rFonts w:ascii="Times New Roman" w:hAnsi="Times New Roman"/>
-          <w:sz w:val="24"/>
-        </w:rPr>
-        <w:t xml:space="preserve"> </w:t>
-      </w:r>
-      <w:r>
-        <w:rPr>
-          <w:rFonts w:ascii="Times New Roman" w:hAnsi="Times New Roman"/>
-          <w:sz w:val="24"/>
-        </w:rPr>
-        <w:t>Хто ж тебе́ не прославля́тиме, Пресвята́ Ді́во?* Або хто не оспі́вуватиме твого́ пречи́стого різдва́?* Син бо єдиноро́дний, що предві́чно зася́яв від Отця́,* Той ви́йшов з те́бе, Чи́ста, воплоти́вшись несказа́нно.* Бу́вши з при́роди Бо́гом, став за́для нас правди́в</w:t>
-      </w:r>
-      <w:r>
-        <w:rPr>
-          <w:rFonts w:ascii="Times New Roman" w:hAnsi="Times New Roman"/>
-          <w:sz w:val="24"/>
-        </w:rPr>
-        <w:t>ою</w:t>
-      </w:r>
-      <w:r>
-        <w:rPr>
-          <w:rFonts w:ascii="Times New Roman" w:hAnsi="Times New Roman"/>
-          <w:sz w:val="24"/>
-        </w:rPr>
-        <w:t xml:space="preserve"> </w:t>
-      </w:r>
-      <w:r>
-        <w:rPr>
-          <w:rFonts w:ascii="Times New Roman" w:hAnsi="Times New Roman"/>
-          <w:sz w:val="24"/>
-        </w:rPr>
-        <w:t>л</w:t>
-      </w:r>
-      <w:r>
-        <w:rPr>
-          <w:rFonts w:ascii="Times New Roman" w:hAnsi="Times New Roman"/>
-          <w:sz w:val="24"/>
-        </w:rPr>
-        <w:t>юд</w:t>
-      </w:r>
-      <w:r>
-        <w:rPr>
-          <w:rFonts w:ascii="Times New Roman" w:hAnsi="Times New Roman"/>
-          <w:sz w:val="24"/>
-        </w:rPr>
-        <w:t>и́</w:t>
-      </w:r>
-      <w:r>
-        <w:rPr>
-          <w:rFonts w:ascii="Times New Roman" w:hAnsi="Times New Roman"/>
-          <w:sz w:val="24"/>
-        </w:rPr>
-        <w:t>ною;* неподі́льний на дві осо́би,* але́ пізнава́льний у двох незли́тих приро́дах.* Його́ моли́, чи́ста Всеблаже́нна,* щоб поми́лував ду́ші на́ші.</w:t>
-      </w:r>
-    </w:p>
-    <w:p>
-      <w:pPr>
-        <w:pStyle w:val="Heading2"/>
-        <w:spacing w:after="120"/>
-        <w:jc w:val="center"/>
-      </w:pPr>
-      <w:r>
-        <w:rPr>
-          <w:rFonts w:ascii="Times New Roman" w:hAnsi="Times New Roman"/>
-          <w:color w:val="FF0000"/>
-          <w:sz w:val="24"/>
-        </w:rPr>
-        <w:t>Вхід</w:t>
-      </w:r>
-    </w:p>
-    <w:p>
-      <w:pPr>
-        <w:spacing w:after="120"/>
-        <w:jc w:val="both"/>
-      </w:pPr>
-      <w:r>
-        <w:rPr>
-          <w:rFonts w:ascii="Times New Roman" w:hAnsi="Times New Roman"/>
-          <w:i/>
-          <w:color w:val="FF0000"/>
-          <w:sz w:val="24"/>
-        </w:rPr>
-        <w:t xml:space="preserve">Диякон: </w:t>
-      </w:r>
-      <w:r>
-        <w:rPr>
-          <w:rFonts w:ascii="Times New Roman" w:hAnsi="Times New Roman"/>
-          <w:color w:val="000000"/>
-          <w:sz w:val="24"/>
-        </w:rPr>
-        <w:t xml:space="preserve">Господеві помолімся. </w:t>
-      </w:r>
-    </w:p>
-    <w:p>
-      <w:pPr>
-        <w:spacing w:after="120"/>
-        <w:jc w:val="both"/>
-      </w:pPr>
-      <w:r>
-        <w:rPr>
-          <w:rFonts w:ascii="Times New Roman" w:hAnsi="Times New Roman"/>
-          <w:i/>
-          <w:color w:val="FF0000"/>
-          <w:sz w:val="24"/>
-        </w:rPr>
-        <w:t xml:space="preserve">а Священник мовить потиху </w:t>
-      </w:r>
-      <w:r>
-        <w:rPr>
-          <w:rFonts w:ascii="Times New Roman" w:hAnsi="Times New Roman"/>
-          <w:b/>
-          <w:i/>
-          <w:color w:val="FF0000"/>
-          <w:sz w:val="24"/>
-        </w:rPr>
-        <w:t>молитву входу:</w:t>
-      </w:r>
-      <w:r>
-        <w:rPr>
-          <w:rFonts w:ascii="Times New Roman" w:hAnsi="Times New Roman"/>
-          <w:b/>
-          <w:color w:val="000000"/>
-          <w:sz w:val="24"/>
-        </w:rPr>
-        <w:t xml:space="preserve"> </w:t>
-      </w:r>
-    </w:p>
-    <w:p>
-      <w:pPr>
-        <w:spacing w:after="120"/>
-        <w:jc w:val="both"/>
-      </w:pPr>
-      <w:r>
-        <w:rPr>
-          <w:rFonts w:ascii="Times New Roman" w:hAnsi="Times New Roman"/>
-          <w:sz w:val="24"/>
-        </w:rPr>
-        <w:t>Благий Людинолюбче Царю, що все благословляєш! Молимось Тобі наполегливо, серцем сокрушеним і духом смиренним: Благослови наші входи і виходи, Христе, істинний Боже наш. Бо прихід Твій і вознесіння, і пожиття з людьми завжди благословенне: нині і повсякчас, і на віки віків. Амінь.</w:t>
-      </w:r>
-    </w:p>
-    <w:p>
-      <w:pPr>
-        <w:spacing w:after="120"/>
-        <w:jc w:val="both"/>
-      </w:pPr>
-      <w:r>
-        <w:rPr>
-          <w:rFonts w:ascii="Times New Roman" w:hAnsi="Times New Roman"/>
-          <w:i/>
-          <w:color w:val="FF0000"/>
-          <w:sz w:val="24"/>
-        </w:rPr>
-        <w:t>По молитві входу диякон, вказуючи орарем на схід, каже до Священника:</w:t>
-      </w:r>
-      <w:r>
-        <w:rPr>
-          <w:rFonts w:ascii="Times New Roman" w:hAnsi="Times New Roman"/>
-          <w:color w:val="000000"/>
-          <w:sz w:val="24"/>
-        </w:rPr>
-        <w:t xml:space="preserve"> Благослови, владико, святий вхід. </w:t>
-      </w:r>
-    </w:p>
-    <w:p>
-      <w:pPr>
-        <w:spacing w:after="120"/>
-        <w:jc w:val="both"/>
-      </w:pPr>
-      <w:r>
-        <w:rPr>
-          <w:rFonts w:ascii="Times New Roman" w:hAnsi="Times New Roman"/>
-          <w:i/>
-          <w:color w:val="FF0000"/>
-          <w:sz w:val="24"/>
-        </w:rPr>
-        <w:t>Священник благословляє до сходу і каже:</w:t>
-      </w:r>
-      <w:r>
-        <w:rPr>
-          <w:rFonts w:ascii="Times New Roman" w:hAnsi="Times New Roman"/>
-          <w:color w:val="000000"/>
-          <w:sz w:val="24"/>
-        </w:rPr>
-        <w:t xml:space="preserve"> </w:t>
-      </w:r>
-      <w:r>
-        <w:rPr>
-          <w:rFonts w:ascii="Times New Roman" w:hAnsi="Times New Roman"/>
-          <w:sz w:val="24"/>
-        </w:rPr>
-        <w:t>Благословенний вхід святих твоїх, нині і повсякчас і на віки віків.</w:t>
-      </w:r>
-    </w:p>
-    <w:p>
-      <w:pPr>
-        <w:spacing w:after="120"/>
-        <w:jc w:val="both"/>
-      </w:pPr>
-      <w:r>
-        <w:rPr>
-          <w:rFonts w:ascii="Times New Roman" w:hAnsi="Times New Roman"/>
-          <w:sz w:val="24"/>
-        </w:rPr>
-        <w:t>Премудрість! Прості!</w:t>
-      </w:r>
-    </w:p>
-    <w:p>
-      <w:pPr>
-        <w:spacing w:after="120"/>
-      </w:pPr>
-      <w:r>
-        <w:rPr>
-          <w:rFonts w:ascii="Times New Roman" w:hAnsi="Times New Roman"/>
-          <w:i/>
-          <w:color w:val="FF0000"/>
-          <w:sz w:val="24"/>
-        </w:rPr>
-        <w:t>Вірні:</w:t>
-      </w:r>
-      <w:r>
-        <w:rPr>
-          <w:rFonts w:ascii="Times New Roman" w:hAnsi="Times New Roman"/>
-          <w:color w:val="FF0000"/>
-          <w:sz w:val="24"/>
-        </w:rPr>
-        <w:t xml:space="preserve"> </w:t>
-      </w:r>
-      <w:r>
-        <w:rPr>
-          <w:rFonts w:ascii="Times New Roman" w:hAnsi="Times New Roman"/>
-          <w:sz w:val="24"/>
-        </w:rPr>
-        <w:t>Сві́тло ти́хе свято́ї сла́ви безсме́ртного Отця́ небе́сного, свято́го, блаже́нного, Ісу́се Хри́сте, дожи́вши до за́ходу со́нця, поба́чивши сві́тло вечі́рнє, сла́вимо Отця́, і Си́на, і Свято́го Ду́ха – Бо́га. Досто́йно є повсякча́с прославля́ти Тебе́ голоса́ми побо́жними, Си́ну Бо́жий, що життя́ дає́ш усьому́ сві́ту, тому́ світ уве́сь сла́вить Тебе́.</w:t>
-      </w:r>
-    </w:p>
-    <w:p>
-      <w:pPr>
-        <w:spacing w:after="120"/>
-        <w:jc w:val="both"/>
-      </w:pPr>
-      <w:r>
-        <w:rPr>
-          <w:rFonts w:ascii="Times New Roman" w:hAnsi="Times New Roman"/>
-          <w:i/>
-          <w:color w:val="FF0000"/>
-          <w:sz w:val="24"/>
-        </w:rPr>
-        <w:t xml:space="preserve">Після кадження і закінчення пісні диякон, підійшовши до св. дверей і дивлячись на людей, виголошує: </w:t>
-      </w:r>
-      <w:r>
-        <w:rPr>
-          <w:rFonts w:ascii="Times New Roman" w:hAnsi="Times New Roman"/>
-          <w:sz w:val="24"/>
-        </w:rPr>
-        <w:t>Будьмо уважні!</w:t>
-      </w:r>
-    </w:p>
-    <w:p>
-      <w:pPr>
-        <w:spacing w:after="120"/>
-        <w:jc w:val="both"/>
-      </w:pPr>
-      <w:r>
-        <w:rPr>
-          <w:rFonts w:ascii="Times New Roman" w:hAnsi="Times New Roman"/>
-          <w:i/>
-          <w:color w:val="FF0000"/>
-          <w:sz w:val="24"/>
-        </w:rPr>
-        <w:t>Священник:</w:t>
-      </w:r>
-      <w:r>
-        <w:rPr>
-          <w:rFonts w:ascii="Times New Roman" w:hAnsi="Times New Roman"/>
-          <w:sz w:val="24"/>
-        </w:rPr>
-        <w:t xml:space="preserve"> Мир всім.</w:t>
-      </w:r>
-    </w:p>
-    <w:p>
-      <w:pPr>
-        <w:spacing w:after="120"/>
-        <w:jc w:val="both"/>
-      </w:pPr>
-      <w:r>
-        <w:rPr>
-          <w:rFonts w:ascii="Times New Roman" w:hAnsi="Times New Roman"/>
-          <w:sz w:val="24"/>
-        </w:rPr>
-        <w:t>Премудрість, будьмо уважні!</w:t>
-      </w:r>
-    </w:p>
-    <w:p>
-      <w:pPr>
-        <w:spacing w:after="120"/>
-        <w:jc w:val="both"/>
-      </w:pPr>
-    </w:p>
-    <w:p>
-      <w:pPr>
-        <w:pStyle w:val="Heading3"/>
-        <w:spacing w:after="120"/>
-        <w:jc w:val="center"/>
-      </w:pPr>
-      <w:r>
-        <w:rPr>
-          <w:rFonts w:ascii="Times New Roman" w:hAnsi="Times New Roman"/>
-          <w:b/>
-          <w:i/>
-          <w:color w:val="FF0000"/>
-          <w:sz w:val="24"/>
-        </w:rPr>
-        <w:t>Прокімен</w:t>
-      </w:r>
-    </w:p>
-    <w:p>
-      <w:pPr>
-        <w:spacing w:after="120"/>
-        <w:jc w:val="both"/>
-      </w:pPr>
-      <w:r>
-        <w:rPr>
-          <w:rFonts w:ascii="Times New Roman" w:hAnsi="Times New Roman"/>
-          <w:i/>
-          <w:color w:val="FF0000"/>
-          <w:sz w:val="24"/>
-        </w:rPr>
-        <w:t>(г.</w:t>
-      </w:r>
-      <w:r>
-        <w:rPr>
-          <w:rFonts w:ascii="Times New Roman" w:hAnsi="Times New Roman"/>
-          <w:i/>
-          <w:color w:val="FF0000"/>
-          <w:sz w:val="24"/>
-        </w:rPr>
-        <w:t xml:space="preserve"> </w:t>
-      </w:r>
-      <w:r>
-        <w:rPr>
-          <w:rFonts w:ascii="Times New Roman" w:hAnsi="Times New Roman"/>
-          <w:i/>
-          <w:color w:val="FF0000"/>
-          <w:sz w:val="24"/>
-        </w:rPr>
-        <w:t>6):</w:t>
-      </w:r>
-      <w:r>
-        <w:rPr>
-          <w:rFonts w:ascii="Times New Roman" w:hAnsi="Times New Roman"/>
-          <w:i/>
-          <w:color w:val="FF0000"/>
-          <w:sz w:val="24"/>
-        </w:rPr>
-        <w:t xml:space="preserve"> </w:t>
-      </w:r>
-      <w:r>
-        <w:rPr>
-          <w:rFonts w:ascii="Times New Roman" w:hAnsi="Times New Roman"/>
-          <w:b/>
-          <w:sz w:val="24"/>
-        </w:rPr>
-        <w:t>Госпо́дь</w:t>
-      </w:r>
-      <w:r>
-        <w:rPr>
-          <w:rFonts w:ascii="Times New Roman" w:hAnsi="Times New Roman"/>
-          <w:b/>
-          <w:sz w:val="24"/>
-        </w:rPr>
-        <w:t xml:space="preserve"> </w:t>
-      </w:r>
-      <w:r>
-        <w:rPr>
-          <w:rFonts w:ascii="Times New Roman" w:hAnsi="Times New Roman"/>
-          <w:b/>
-          <w:sz w:val="24"/>
-        </w:rPr>
-        <w:t>царю́є,*</w:t>
-      </w:r>
-      <w:r>
-        <w:rPr>
-          <w:rFonts w:ascii="Times New Roman" w:hAnsi="Times New Roman"/>
-          <w:b/>
-          <w:sz w:val="24"/>
-        </w:rPr>
-        <w:t xml:space="preserve"> </w:t>
-      </w:r>
-      <w:r>
-        <w:rPr>
-          <w:rFonts w:ascii="Times New Roman" w:hAnsi="Times New Roman"/>
-          <w:b/>
-          <w:sz w:val="24"/>
-        </w:rPr>
-        <w:t>у</w:t>
-      </w:r>
-      <w:r>
-        <w:rPr>
-          <w:rFonts w:ascii="Times New Roman" w:hAnsi="Times New Roman"/>
-          <w:b/>
-          <w:sz w:val="24"/>
-        </w:rPr>
-        <w:t xml:space="preserve"> </w:t>
-      </w:r>
-      <w:r>
-        <w:rPr>
-          <w:rFonts w:ascii="Times New Roman" w:hAnsi="Times New Roman"/>
-          <w:b/>
-          <w:sz w:val="24"/>
-        </w:rPr>
-        <w:t>ве́лич</w:t>
-      </w:r>
-      <w:r>
-        <w:rPr>
-          <w:rFonts w:ascii="Times New Roman" w:hAnsi="Times New Roman"/>
-          <w:b/>
-          <w:sz w:val="24"/>
-        </w:rPr>
-        <w:t xml:space="preserve"> </w:t>
-      </w:r>
-      <w:r>
-        <w:rPr>
-          <w:rFonts w:ascii="Times New Roman" w:hAnsi="Times New Roman"/>
-          <w:b/>
-          <w:sz w:val="24"/>
-        </w:rPr>
-        <w:t>Він</w:t>
-      </w:r>
-      <w:r>
-        <w:rPr>
-          <w:rFonts w:ascii="Times New Roman" w:hAnsi="Times New Roman"/>
-          <w:b/>
-          <w:sz w:val="24"/>
-        </w:rPr>
-        <w:t xml:space="preserve"> </w:t>
-      </w:r>
-      <w:r>
-        <w:rPr>
-          <w:rFonts w:ascii="Times New Roman" w:hAnsi="Times New Roman"/>
-          <w:b/>
-          <w:sz w:val="24"/>
-        </w:rPr>
-        <w:t>зодягну́вся</w:t>
-      </w:r>
-      <w:r>
-        <w:rPr>
-          <w:rFonts w:ascii="Times New Roman" w:hAnsi="Times New Roman"/>
-          <w:i/>
-          <w:color w:val="FF0000"/>
-          <w:sz w:val="24"/>
-        </w:rPr>
-        <w:t xml:space="preserve"> </w:t>
-      </w:r>
-      <w:r>
-        <w:rPr>
-          <w:rFonts w:ascii="Times New Roman" w:hAnsi="Times New Roman"/>
-          <w:i/>
-          <w:color w:val="FF0000"/>
-          <w:sz w:val="24"/>
-        </w:rPr>
-        <w:t>(Пс.</w:t>
-      </w:r>
-      <w:r>
-        <w:rPr>
-          <w:rFonts w:ascii="Times New Roman" w:hAnsi="Times New Roman"/>
-          <w:i/>
-          <w:color w:val="FF0000"/>
-          <w:sz w:val="24"/>
-        </w:rPr>
-        <w:t xml:space="preserve"> </w:t>
-      </w:r>
-      <w:r>
-        <w:rPr>
-          <w:rFonts w:ascii="Times New Roman" w:hAnsi="Times New Roman"/>
-          <w:i/>
-          <w:color w:val="FF0000"/>
-          <w:sz w:val="24"/>
-        </w:rPr>
-        <w:t>92,1).</w:t>
-      </w:r>
-    </w:p>
-    <w:p>
-      <w:pPr>
-        <w:spacing w:after="120"/>
-        <w:jc w:val="both"/>
-      </w:pPr>
-      <w:r>
-        <w:rPr>
-          <w:rFonts w:ascii="Times New Roman" w:hAnsi="Times New Roman"/>
-          <w:i/>
-          <w:color w:val="FF0000"/>
-          <w:sz w:val="24"/>
-        </w:rPr>
-        <w:t>Стих:</w:t>
-      </w:r>
-      <w:r>
-        <w:rPr>
-          <w:rFonts w:ascii="Times New Roman" w:hAnsi="Times New Roman"/>
-          <w:i/>
-          <w:color w:val="FF0000"/>
-          <w:sz w:val="24"/>
-        </w:rPr>
-        <w:t xml:space="preserve"> </w:t>
-      </w:r>
-      <w:r>
-        <w:rPr>
-          <w:rFonts w:ascii="Times New Roman" w:hAnsi="Times New Roman"/>
-          <w:sz w:val="24"/>
-          <w:u w:val="single"/>
-        </w:rPr>
-        <w:t>Вдягну́всь</w:t>
-      </w:r>
-      <w:r>
-        <w:rPr>
-          <w:rFonts w:ascii="Times New Roman" w:hAnsi="Times New Roman"/>
-          <w:sz w:val="24"/>
-          <w:u w:val="single"/>
-        </w:rPr>
-        <w:t xml:space="preserve"> </w:t>
-      </w:r>
-      <w:r>
-        <w:rPr>
-          <w:rFonts w:ascii="Times New Roman" w:hAnsi="Times New Roman"/>
-          <w:sz w:val="24"/>
-          <w:u w:val="single"/>
-        </w:rPr>
-        <w:t>Госпо́дь</w:t>
-      </w:r>
-      <w:r>
-        <w:rPr>
-          <w:rFonts w:ascii="Times New Roman" w:hAnsi="Times New Roman"/>
-          <w:sz w:val="24"/>
-          <w:u w:val="single"/>
-        </w:rPr>
-        <w:t xml:space="preserve"> </w:t>
-      </w:r>
-      <w:r>
-        <w:rPr>
-          <w:rFonts w:ascii="Times New Roman" w:hAnsi="Times New Roman"/>
-          <w:sz w:val="24"/>
-          <w:u w:val="single"/>
-        </w:rPr>
-        <w:t>у</w:t>
-      </w:r>
-      <w:r>
-        <w:rPr>
-          <w:rFonts w:ascii="Times New Roman" w:hAnsi="Times New Roman"/>
-          <w:sz w:val="24"/>
-          <w:u w:val="single"/>
-        </w:rPr>
-        <w:t xml:space="preserve"> </w:t>
-      </w:r>
-      <w:r>
-        <w:rPr>
-          <w:rFonts w:ascii="Times New Roman" w:hAnsi="Times New Roman"/>
-          <w:sz w:val="24"/>
-          <w:u w:val="single"/>
-        </w:rPr>
-        <w:t>си́лу</w:t>
-      </w:r>
-      <w:r>
-        <w:rPr>
-          <w:rFonts w:ascii="Times New Roman" w:hAnsi="Times New Roman"/>
-          <w:sz w:val="24"/>
-          <w:u w:val="single"/>
-        </w:rPr>
-        <w:t xml:space="preserve"> </w:t>
-      </w:r>
-      <w:r>
-        <w:rPr>
-          <w:rFonts w:ascii="Times New Roman" w:hAnsi="Times New Roman"/>
-          <w:sz w:val="24"/>
-          <w:u w:val="single"/>
-        </w:rPr>
-        <w:t>і</w:t>
-      </w:r>
-      <w:r>
-        <w:rPr>
-          <w:rFonts w:ascii="Times New Roman" w:hAnsi="Times New Roman"/>
-          <w:sz w:val="24"/>
-          <w:u w:val="single"/>
-        </w:rPr>
-        <w:t xml:space="preserve"> </w:t>
-      </w:r>
-      <w:r>
-        <w:rPr>
-          <w:rFonts w:ascii="Times New Roman" w:hAnsi="Times New Roman"/>
-          <w:sz w:val="24"/>
-          <w:u w:val="single"/>
-        </w:rPr>
-        <w:t>опоя́сався</w:t>
-      </w:r>
-      <w:r>
-        <w:rPr>
-          <w:rFonts w:ascii="Times New Roman" w:hAnsi="Times New Roman"/>
-          <w:i/>
-          <w:color w:val="FF0000"/>
-          <w:sz w:val="24"/>
-        </w:rPr>
-        <w:t xml:space="preserve"> </w:t>
-      </w:r>
-      <w:r>
-        <w:rPr>
-          <w:rFonts w:ascii="Times New Roman" w:hAnsi="Times New Roman"/>
-          <w:i/>
-          <w:color w:val="FF0000"/>
-          <w:sz w:val="24"/>
-        </w:rPr>
-        <w:t>(Пс.</w:t>
-      </w:r>
-      <w:r>
-        <w:rPr>
-          <w:rFonts w:ascii="Times New Roman" w:hAnsi="Times New Roman"/>
-          <w:i/>
-          <w:color w:val="FF0000"/>
-          <w:sz w:val="24"/>
-        </w:rPr>
-        <w:t xml:space="preserve"> </w:t>
-      </w:r>
-      <w:r>
-        <w:rPr>
-          <w:rFonts w:ascii="Times New Roman" w:hAnsi="Times New Roman"/>
-          <w:i/>
-          <w:color w:val="FF0000"/>
-          <w:sz w:val="24"/>
-        </w:rPr>
-        <w:t>92,1).</w:t>
-      </w:r>
-    </w:p>
-    <w:p>
-      <w:pPr>
-        <w:spacing w:after="120"/>
-        <w:jc w:val="both"/>
-      </w:pPr>
-      <w:r>
-        <w:rPr>
-          <w:rFonts w:ascii="Times New Roman" w:hAnsi="Times New Roman"/>
-          <w:i/>
-          <w:color w:val="FF0000"/>
-          <w:sz w:val="24"/>
-        </w:rPr>
-        <w:t>Стих:</w:t>
-      </w:r>
-      <w:r>
-        <w:rPr>
-          <w:rFonts w:ascii="Times New Roman" w:hAnsi="Times New Roman"/>
-          <w:i/>
-          <w:color w:val="FF0000"/>
-          <w:sz w:val="24"/>
-        </w:rPr>
-        <w:t xml:space="preserve"> </w:t>
-      </w:r>
-      <w:r>
-        <w:rPr>
-          <w:rFonts w:ascii="Times New Roman" w:hAnsi="Times New Roman"/>
-          <w:sz w:val="24"/>
-          <w:u w:val="single"/>
-        </w:rPr>
-        <w:t>Бо</w:t>
-      </w:r>
-      <w:r>
-        <w:rPr>
-          <w:rFonts w:ascii="Times New Roman" w:hAnsi="Times New Roman"/>
-          <w:sz w:val="24"/>
-          <w:u w:val="single"/>
-        </w:rPr>
-        <w:t xml:space="preserve"> </w:t>
-      </w:r>
-      <w:r>
-        <w:rPr>
-          <w:rFonts w:ascii="Times New Roman" w:hAnsi="Times New Roman"/>
-          <w:sz w:val="24"/>
-          <w:u w:val="single"/>
-        </w:rPr>
-        <w:t>Він</w:t>
-      </w:r>
-      <w:r>
-        <w:rPr>
-          <w:rFonts w:ascii="Times New Roman" w:hAnsi="Times New Roman"/>
-          <w:sz w:val="24"/>
-          <w:u w:val="single"/>
-        </w:rPr>
-        <w:t xml:space="preserve"> </w:t>
-      </w:r>
-      <w:r>
-        <w:rPr>
-          <w:rFonts w:ascii="Times New Roman" w:hAnsi="Times New Roman"/>
-          <w:sz w:val="24"/>
-          <w:u w:val="single"/>
-        </w:rPr>
-        <w:t>утверди́в</w:t>
-      </w:r>
-      <w:r>
-        <w:rPr>
-          <w:rFonts w:ascii="Times New Roman" w:hAnsi="Times New Roman"/>
-          <w:sz w:val="24"/>
-          <w:u w:val="single"/>
-        </w:rPr>
-        <w:t xml:space="preserve"> </w:t>
-      </w:r>
-      <w:r>
-        <w:rPr>
-          <w:rFonts w:ascii="Times New Roman" w:hAnsi="Times New Roman"/>
-          <w:sz w:val="24"/>
-          <w:u w:val="single"/>
-        </w:rPr>
-        <w:t>вселе́нну,</w:t>
-      </w:r>
-      <w:r>
-        <w:rPr>
-          <w:rFonts w:ascii="Times New Roman" w:hAnsi="Times New Roman"/>
-          <w:sz w:val="24"/>
-          <w:u w:val="single"/>
-        </w:rPr>
-        <w:t xml:space="preserve"> </w:t>
-      </w:r>
-      <w:r>
-        <w:rPr>
-          <w:rFonts w:ascii="Times New Roman" w:hAnsi="Times New Roman"/>
-          <w:sz w:val="24"/>
-          <w:u w:val="single"/>
-        </w:rPr>
-        <w:t>і</w:t>
-      </w:r>
-      <w:r>
-        <w:rPr>
-          <w:rFonts w:ascii="Times New Roman" w:hAnsi="Times New Roman"/>
-          <w:sz w:val="24"/>
-          <w:u w:val="single"/>
-        </w:rPr>
-        <w:t xml:space="preserve"> </w:t>
-      </w:r>
-      <w:r>
-        <w:rPr>
-          <w:rFonts w:ascii="Times New Roman" w:hAnsi="Times New Roman"/>
-          <w:sz w:val="24"/>
-          <w:u w:val="single"/>
-        </w:rPr>
-        <w:t>вона́</w:t>
-      </w:r>
-      <w:r>
-        <w:rPr>
-          <w:rFonts w:ascii="Times New Roman" w:hAnsi="Times New Roman"/>
-          <w:sz w:val="24"/>
-          <w:u w:val="single"/>
-        </w:rPr>
-        <w:t xml:space="preserve"> </w:t>
-      </w:r>
-      <w:r>
-        <w:rPr>
-          <w:rFonts w:ascii="Times New Roman" w:hAnsi="Times New Roman"/>
-          <w:sz w:val="24"/>
-          <w:u w:val="single"/>
-        </w:rPr>
-        <w:t>не</w:t>
-      </w:r>
-      <w:r>
-        <w:rPr>
-          <w:rFonts w:ascii="Times New Roman" w:hAnsi="Times New Roman"/>
-          <w:sz w:val="24"/>
-          <w:u w:val="single"/>
-        </w:rPr>
-        <w:t xml:space="preserve"> </w:t>
-      </w:r>
-      <w:r>
-        <w:rPr>
-          <w:rFonts w:ascii="Times New Roman" w:hAnsi="Times New Roman"/>
-          <w:sz w:val="24"/>
-          <w:u w:val="single"/>
-        </w:rPr>
-        <w:t>захита́ється</w:t>
-      </w:r>
-      <w:r>
-        <w:rPr>
-          <w:rFonts w:ascii="Times New Roman" w:hAnsi="Times New Roman"/>
-          <w:i/>
-          <w:color w:val="FF0000"/>
-          <w:sz w:val="24"/>
-        </w:rPr>
-        <w:t xml:space="preserve"> </w:t>
-      </w:r>
-      <w:r>
-        <w:rPr>
-          <w:rFonts w:ascii="Times New Roman" w:hAnsi="Times New Roman"/>
-          <w:i/>
-          <w:color w:val="FF0000"/>
-          <w:sz w:val="24"/>
-        </w:rPr>
-        <w:t>(Пс.</w:t>
-      </w:r>
-      <w:r>
-        <w:rPr>
-          <w:rFonts w:ascii="Times New Roman" w:hAnsi="Times New Roman"/>
-          <w:i/>
-          <w:color w:val="FF0000"/>
-          <w:sz w:val="24"/>
-        </w:rPr>
-        <w:t xml:space="preserve"> </w:t>
-      </w:r>
-      <w:r>
-        <w:rPr>
-          <w:rFonts w:ascii="Times New Roman" w:hAnsi="Times New Roman"/>
-          <w:i/>
-          <w:color w:val="FF0000"/>
-          <w:sz w:val="24"/>
-        </w:rPr>
-        <w:t>92,1).</w:t>
-      </w:r>
-    </w:p>
-    <w:p>
-      <w:pPr>
-        <w:spacing w:after="120"/>
-        <w:jc w:val="both"/>
-      </w:pPr>
-      <w:r>
-        <w:rPr>
-          <w:rFonts w:ascii="Times New Roman" w:hAnsi="Times New Roman"/>
-          <w:i/>
-          <w:color w:val="FF0000"/>
-          <w:sz w:val="24"/>
-        </w:rPr>
-        <w:t>Стих:</w:t>
-      </w:r>
-      <w:r>
-        <w:rPr>
-          <w:rFonts w:ascii="Times New Roman" w:hAnsi="Times New Roman"/>
-          <w:i/>
-          <w:color w:val="FF0000"/>
-          <w:sz w:val="24"/>
-        </w:rPr>
-        <w:t xml:space="preserve"> </w:t>
-      </w:r>
-      <w:r>
-        <w:rPr>
-          <w:rFonts w:ascii="Times New Roman" w:hAnsi="Times New Roman"/>
-          <w:sz w:val="24"/>
-          <w:u w:val="single"/>
-        </w:rPr>
-        <w:t>До́мові</w:t>
-      </w:r>
-      <w:r>
-        <w:rPr>
-          <w:rFonts w:ascii="Times New Roman" w:hAnsi="Times New Roman"/>
-          <w:sz w:val="24"/>
-          <w:u w:val="single"/>
-        </w:rPr>
-        <w:t xml:space="preserve"> </w:t>
-      </w:r>
-      <w:r>
-        <w:rPr>
-          <w:rFonts w:ascii="Times New Roman" w:hAnsi="Times New Roman"/>
-          <w:sz w:val="24"/>
-          <w:u w:val="single"/>
-        </w:rPr>
-        <w:t>Твоє́му,</w:t>
-      </w:r>
-      <w:r>
-        <w:rPr>
-          <w:rFonts w:ascii="Times New Roman" w:hAnsi="Times New Roman"/>
-          <w:sz w:val="24"/>
-          <w:u w:val="single"/>
-        </w:rPr>
-        <w:t xml:space="preserve"> </w:t>
-      </w:r>
-      <w:r>
-        <w:rPr>
-          <w:rFonts w:ascii="Times New Roman" w:hAnsi="Times New Roman"/>
-          <w:sz w:val="24"/>
-          <w:u w:val="single"/>
-        </w:rPr>
-        <w:t>Го́споди,</w:t>
-      </w:r>
-      <w:r>
-        <w:rPr>
-          <w:rFonts w:ascii="Times New Roman" w:hAnsi="Times New Roman"/>
-          <w:sz w:val="24"/>
-          <w:u w:val="single"/>
-        </w:rPr>
-        <w:t xml:space="preserve"> </w:t>
-      </w:r>
-      <w:r>
-        <w:rPr>
-          <w:rFonts w:ascii="Times New Roman" w:hAnsi="Times New Roman"/>
-          <w:sz w:val="24"/>
-          <w:u w:val="single"/>
-        </w:rPr>
-        <w:t>нале́жить</w:t>
-      </w:r>
-      <w:r>
-        <w:rPr>
-          <w:rFonts w:ascii="Times New Roman" w:hAnsi="Times New Roman"/>
-          <w:sz w:val="24"/>
-          <w:u w:val="single"/>
-        </w:rPr>
-        <w:t xml:space="preserve"> </w:t>
-      </w:r>
-      <w:r>
-        <w:rPr>
-          <w:rFonts w:ascii="Times New Roman" w:hAnsi="Times New Roman"/>
-          <w:sz w:val="24"/>
-          <w:u w:val="single"/>
-        </w:rPr>
-        <w:t>свя́тість</w:t>
-      </w:r>
-      <w:r>
-        <w:rPr>
-          <w:rFonts w:ascii="Times New Roman" w:hAnsi="Times New Roman"/>
-          <w:sz w:val="24"/>
-          <w:u w:val="single"/>
-        </w:rPr>
-        <w:t xml:space="preserve"> </w:t>
-      </w:r>
-      <w:r>
-        <w:rPr>
-          <w:rFonts w:ascii="Times New Roman" w:hAnsi="Times New Roman"/>
-          <w:sz w:val="24"/>
-          <w:u w:val="single"/>
-        </w:rPr>
-        <w:t>на</w:t>
-      </w:r>
-      <w:r>
-        <w:rPr>
-          <w:rFonts w:ascii="Times New Roman" w:hAnsi="Times New Roman"/>
-          <w:sz w:val="24"/>
-          <w:u w:val="single"/>
-        </w:rPr>
-        <w:t xml:space="preserve"> </w:t>
-      </w:r>
-      <w:r>
-        <w:rPr>
-          <w:rFonts w:ascii="Times New Roman" w:hAnsi="Times New Roman"/>
-          <w:sz w:val="24"/>
-          <w:u w:val="single"/>
-        </w:rPr>
-        <w:t>до́вгі</w:t>
-      </w:r>
-      <w:r>
-        <w:rPr>
-          <w:rFonts w:ascii="Times New Roman" w:hAnsi="Times New Roman"/>
-          <w:sz w:val="24"/>
-          <w:u w:val="single"/>
-        </w:rPr>
-        <w:t xml:space="preserve"> </w:t>
-      </w:r>
-      <w:r>
-        <w:rPr>
-          <w:rFonts w:ascii="Times New Roman" w:hAnsi="Times New Roman"/>
-          <w:sz w:val="24"/>
-          <w:u w:val="single"/>
-        </w:rPr>
-        <w:t>лі́та</w:t>
-      </w:r>
-      <w:r>
-        <w:rPr>
-          <w:rFonts w:ascii="Times New Roman" w:hAnsi="Times New Roman"/>
-          <w:i/>
-          <w:color w:val="FF0000"/>
-          <w:sz w:val="24"/>
-        </w:rPr>
-        <w:t xml:space="preserve"> </w:t>
-      </w:r>
-      <w:r>
-        <w:rPr>
-          <w:rFonts w:ascii="Times New Roman" w:hAnsi="Times New Roman"/>
-          <w:i/>
-          <w:color w:val="FF0000"/>
-          <w:sz w:val="24"/>
-        </w:rPr>
-        <w:t>(Пс.</w:t>
-      </w:r>
-      <w:r>
-        <w:rPr>
-          <w:rFonts w:ascii="Times New Roman" w:hAnsi="Times New Roman"/>
-          <w:i/>
-          <w:color w:val="FF0000"/>
-          <w:sz w:val="24"/>
-        </w:rPr>
-        <w:t xml:space="preserve"> </w:t>
-      </w:r>
-      <w:r>
-        <w:rPr>
-          <w:rFonts w:ascii="Times New Roman" w:hAnsi="Times New Roman"/>
-          <w:i/>
-          <w:color w:val="FF0000"/>
-          <w:sz w:val="24"/>
-        </w:rPr>
-        <w:t>92,6).</w:t>
-      </w:r>
-    </w:p>
-    <w:p>
-      <w:pPr>
-        <w:spacing w:after="120"/>
-      </w:pPr>
-    </w:p>
-    <w:p>
-      <w:pPr>
-        <w:pStyle w:val="Heading3"/>
-        <w:spacing w:after="120"/>
-        <w:jc w:val="center"/>
-      </w:pPr>
-      <w:r>
-        <w:rPr>
-          <w:rFonts w:ascii="Times New Roman" w:hAnsi="Times New Roman"/>
-          <w:b/>
-          <w:i/>
-          <w:color w:val="FF0000"/>
-        </w:rPr>
-        <w:t>Сподоби, Господи</w:t>
-      </w:r>
-    </w:p>
-    <w:p>
-      <w:pPr>
-        <w:spacing w:after="120"/>
-      </w:pPr>
-      <w:r>
-        <w:rPr>
-          <w:rFonts w:ascii="Times New Roman" w:hAnsi="Times New Roman"/>
-          <w:sz w:val="24"/>
-        </w:rPr>
-        <w:t>Сподо́би, Го́споди, цього́ ве́чора* без гріха́ зберегти́ся нам.</w:t>
-      </w:r>
-    </w:p>
-    <w:p>
-      <w:pPr>
-        <w:spacing w:after="120"/>
-      </w:pPr>
-      <w:r>
-        <w:rPr>
-          <w:rFonts w:ascii="Times New Roman" w:hAnsi="Times New Roman"/>
-          <w:sz w:val="24"/>
-        </w:rPr>
-        <w:t>Благослове́нний Ти, Го́споди, Бо́же отці́в на́ших,* і хва́льне і просла́влене Ім’я́ Твоє́ наві́ки. Амі́нь.</w:t>
-      </w:r>
-    </w:p>
-    <w:p>
-      <w:pPr>
-        <w:spacing w:after="120"/>
-      </w:pPr>
-      <w:r>
-        <w:rPr>
-          <w:rFonts w:ascii="Times New Roman" w:hAnsi="Times New Roman"/>
-          <w:sz w:val="24"/>
-        </w:rPr>
-        <w:t>Неха́й бу́де, Го́споди, ми́лість Твоя́ на нас,* бо ми наді́ємось на Те́бе.</w:t>
-      </w:r>
-    </w:p>
-    <w:p>
-      <w:pPr>
-        <w:spacing w:after="120"/>
-      </w:pPr>
-      <w:r>
-        <w:rPr>
-          <w:rFonts w:ascii="Times New Roman" w:hAnsi="Times New Roman"/>
-          <w:sz w:val="24"/>
-        </w:rPr>
-        <w:t>Благослове́нний Ти, Го́споди,* навчи́ мене́ устано́в Твої́х.</w:t>
-      </w:r>
-    </w:p>
-    <w:p>
-      <w:pPr>
-        <w:spacing w:after="120"/>
-      </w:pPr>
-      <w:r>
-        <w:rPr>
-          <w:rFonts w:ascii="Times New Roman" w:hAnsi="Times New Roman"/>
-          <w:sz w:val="24"/>
-        </w:rPr>
-        <w:t>Благослове́нний Ти, Влади́ко,* врозуми́ мене́ устано́вами Твої́ми.</w:t>
-      </w:r>
-    </w:p>
-    <w:p>
-      <w:pPr>
-        <w:spacing w:after="120"/>
-      </w:pPr>
-      <w:r>
-        <w:rPr>
-          <w:rFonts w:ascii="Times New Roman" w:hAnsi="Times New Roman"/>
-          <w:sz w:val="24"/>
-        </w:rPr>
-        <w:t>Благослове́нний Ти, Святи́й,* просвіти́ мене́ устано́вами Твої́ми.</w:t>
-      </w:r>
-    </w:p>
-    <w:p>
-      <w:pPr>
-        <w:spacing w:after="120"/>
-      </w:pPr>
-      <w:r>
-        <w:rPr>
-          <w:rFonts w:ascii="Times New Roman" w:hAnsi="Times New Roman"/>
-          <w:sz w:val="24"/>
-        </w:rPr>
-        <w:t>Го́споди, ми́лість Твоя́ пові́ки,* не покида́й ді́ло рук Твої́х.</w:t>
-      </w:r>
-    </w:p>
-    <w:p>
-      <w:pPr>
-        <w:spacing w:after="120"/>
-      </w:pPr>
-      <w:r>
-        <w:rPr>
-          <w:rFonts w:ascii="Times New Roman" w:hAnsi="Times New Roman"/>
-          <w:sz w:val="24"/>
-        </w:rPr>
-        <w:t>Тобі́ нале́жить хвала́,* Тобі́ нале́жить пі́сня.</w:t>
-      </w:r>
-    </w:p>
-    <w:p>
-      <w:pPr>
-        <w:spacing w:after="120"/>
-      </w:pPr>
-      <w:r>
-        <w:rPr>
-          <w:rFonts w:ascii="Times New Roman" w:hAnsi="Times New Roman"/>
-          <w:sz w:val="24"/>
-        </w:rPr>
-        <w:t>Тобі́ нале́жить сла́ва:* Отцю́ і Си́ну, і Свято́му Ду́хові,</w:t>
-      </w:r>
-    </w:p>
-    <w:p>
-      <w:pPr>
-        <w:spacing w:after="120"/>
-      </w:pPr>
-      <w:r>
-        <w:rPr>
-          <w:rFonts w:ascii="Times New Roman" w:hAnsi="Times New Roman"/>
-          <w:sz w:val="24"/>
-        </w:rPr>
-        <w:t>І ни́ні і повсякча́с,* і на ві́ки вікі́в. Амі́нь.</w:t>
-      </w:r>
-    </w:p>
-    <w:p>
-      <w:pPr>
-        <w:spacing w:after="120"/>
-        <w:jc w:val="both"/>
-      </w:pPr>
-    </w:p>
-    <w:p>
-      <w:pPr>
-        <w:pStyle w:val="Heading3"/>
-        <w:spacing w:after="120"/>
-        <w:jc w:val="center"/>
-      </w:pPr>
-      <w:r>
-        <w:rPr>
-          <w:rFonts w:ascii="Times New Roman" w:hAnsi="Times New Roman"/>
-          <w:b/>
-          <w:i/>
-          <w:color w:val="FF0000"/>
-        </w:rPr>
-        <w:t>Прохальна єктенія</w:t>
-      </w:r>
-    </w:p>
-    <w:p>
-      <w:pPr>
-        <w:spacing w:after="120"/>
-        <w:jc w:val="both"/>
-      </w:pPr>
-      <w:r>
-        <w:rPr>
-          <w:rFonts w:ascii="Times New Roman" w:hAnsi="Times New Roman"/>
-          <w:sz w:val="24"/>
-        </w:rPr>
-        <w:t>Сповнім вечірню молитву нашу Господеві.</w:t>
-      </w:r>
-    </w:p>
-    <w:p>
-      <w:pPr>
-        <w:spacing w:after="120"/>
-        <w:jc w:val="both"/>
-      </w:pPr>
-      <w:r>
-        <w:rPr>
-          <w:rFonts w:ascii="Times New Roman" w:hAnsi="Times New Roman"/>
-          <w:i/>
-          <w:color w:val="FF0000"/>
-          <w:sz w:val="24"/>
-        </w:rPr>
-        <w:t>Вірні:</w:t>
-      </w:r>
-      <w:r>
-        <w:rPr>
-          <w:rFonts w:ascii="Times New Roman" w:hAnsi="Times New Roman"/>
-          <w:color w:val="FF0000"/>
-          <w:sz w:val="24"/>
-        </w:rPr>
-        <w:t xml:space="preserve"> </w:t>
-      </w:r>
-      <w:r>
-        <w:rPr>
-          <w:rFonts w:ascii="Times New Roman" w:hAnsi="Times New Roman"/>
-          <w:sz w:val="24"/>
-        </w:rPr>
-        <w:t>Господи, помилуй.</w:t>
-      </w:r>
-    </w:p>
-    <w:p>
-      <w:pPr>
-        <w:spacing w:after="120"/>
-      </w:pPr>
-      <w:r>
-        <w:rPr>
-          <w:rFonts w:ascii="Times New Roman" w:hAnsi="Times New Roman"/>
-          <w:sz w:val="24"/>
-        </w:rPr>
-        <w:t>Заступи, спаси, помилуй і охорони нас, Боже, Твоєю благодаттю</w:t>
-      </w:r>
-    </w:p>
-    <w:p>
-      <w:pPr>
-        <w:spacing w:after="120"/>
-        <w:jc w:val="both"/>
-      </w:pPr>
-      <w:r>
-        <w:rPr>
-          <w:rFonts w:ascii="Times New Roman" w:hAnsi="Times New Roman"/>
-          <w:i/>
-          <w:color w:val="FF0000"/>
-          <w:sz w:val="24"/>
-        </w:rPr>
-        <w:t>Вірні:</w:t>
-      </w:r>
-      <w:r>
-        <w:rPr>
-          <w:rFonts w:ascii="Times New Roman" w:hAnsi="Times New Roman"/>
-          <w:color w:val="FF0000"/>
-          <w:sz w:val="24"/>
-        </w:rPr>
-        <w:t xml:space="preserve"> </w:t>
-      </w:r>
-      <w:r>
-        <w:rPr>
-          <w:rFonts w:ascii="Times New Roman" w:hAnsi="Times New Roman"/>
-          <w:sz w:val="24"/>
-        </w:rPr>
-        <w:t>Господи, помилуй.</w:t>
-      </w:r>
-    </w:p>
-    <w:p>
-      <w:pPr>
-        <w:spacing w:after="120"/>
-        <w:jc w:val="both"/>
-      </w:pPr>
-      <w:r>
-        <w:rPr>
-          <w:rFonts w:ascii="Times New Roman" w:hAnsi="Times New Roman"/>
-          <w:sz w:val="24"/>
-        </w:rPr>
-        <w:t>Вечора всього досконалого, святого, мирного і безгрішного у Господа просім.</w:t>
-      </w:r>
-    </w:p>
-    <w:p>
-      <w:pPr>
-        <w:spacing w:after="120"/>
-      </w:pPr>
-      <w:r>
-        <w:rPr>
-          <w:rFonts w:ascii="Times New Roman" w:hAnsi="Times New Roman"/>
-          <w:i/>
-          <w:color w:val="FF4400"/>
-          <w:sz w:val="24"/>
-        </w:rPr>
-        <w:t>Вірні:</w:t>
-      </w:r>
-      <w:r>
-        <w:rPr>
-          <w:rFonts w:ascii="Times New Roman" w:hAnsi="Times New Roman"/>
-          <w:sz w:val="24"/>
-        </w:rPr>
-        <w:t xml:space="preserve"> Пода́й, Го́споди.</w:t>
-      </w:r>
-    </w:p>
-    <w:p>
-      <w:pPr>
-        <w:spacing w:after="120"/>
-      </w:pPr>
-      <w:r>
-        <w:rPr>
-          <w:rFonts w:ascii="Times New Roman" w:hAnsi="Times New Roman"/>
-          <w:sz w:val="24"/>
-        </w:rPr>
-        <w:t>Ангела миру, вірного наставника, охоронця душ і тіл наших у Господа просім.</w:t>
-      </w:r>
-    </w:p>
-    <w:p>
-      <w:pPr>
-        <w:spacing w:after="120"/>
-      </w:pPr>
-      <w:r>
-        <w:rPr>
-          <w:rFonts w:ascii="Times New Roman" w:hAnsi="Times New Roman"/>
-          <w:i/>
-          <w:color w:val="FF4400"/>
-          <w:sz w:val="24"/>
-        </w:rPr>
-        <w:t>Вірні:</w:t>
-      </w:r>
-      <w:r>
-        <w:rPr>
-          <w:rFonts w:ascii="Times New Roman" w:hAnsi="Times New Roman"/>
-          <w:sz w:val="24"/>
-        </w:rPr>
-        <w:t xml:space="preserve"> Пода́й, Го́споди.</w:t>
-      </w:r>
-    </w:p>
-    <w:p>
-      <w:pPr>
-        <w:spacing w:after="120"/>
-      </w:pPr>
-      <w:r>
-        <w:rPr>
-          <w:rFonts w:ascii="Times New Roman" w:hAnsi="Times New Roman"/>
-          <w:sz w:val="24"/>
-        </w:rPr>
-        <w:t>Прощення й відпущення гріхів, і прогрішень наших у Господа просім.</w:t>
-      </w:r>
-    </w:p>
-    <w:p>
-      <w:pPr>
-        <w:spacing w:after="120"/>
-      </w:pPr>
-      <w:r>
-        <w:rPr>
-          <w:rFonts w:ascii="Times New Roman" w:hAnsi="Times New Roman"/>
-          <w:i/>
-          <w:color w:val="FF4400"/>
-          <w:sz w:val="24"/>
-        </w:rPr>
-        <w:t>Вірні:</w:t>
-      </w:r>
-      <w:r>
-        <w:rPr>
-          <w:rFonts w:ascii="Times New Roman" w:hAnsi="Times New Roman"/>
-          <w:sz w:val="24"/>
-        </w:rPr>
-        <w:t xml:space="preserve"> Пода́й, Го́споди.</w:t>
-      </w:r>
-    </w:p>
-    <w:p>
-      <w:pPr>
-        <w:spacing w:after="120"/>
-      </w:pPr>
-      <w:r>
-        <w:rPr>
-          <w:rFonts w:ascii="Times New Roman" w:hAnsi="Times New Roman"/>
-          <w:sz w:val="24"/>
-        </w:rPr>
-        <w:t>Доброго й пожиточного для душ наших і миру для світу у Господа просім.</w:t>
-      </w:r>
-    </w:p>
-    <w:p>
-      <w:pPr>
-        <w:spacing w:after="120"/>
-      </w:pPr>
-      <w:r>
-        <w:rPr>
-          <w:rFonts w:ascii="Times New Roman" w:hAnsi="Times New Roman"/>
-          <w:i/>
-          <w:color w:val="FF4400"/>
-          <w:sz w:val="24"/>
-        </w:rPr>
-        <w:t>Вірні:</w:t>
-      </w:r>
-      <w:r>
-        <w:rPr>
-          <w:rFonts w:ascii="Times New Roman" w:hAnsi="Times New Roman"/>
-          <w:sz w:val="24"/>
-        </w:rPr>
-        <w:t xml:space="preserve"> Пода́й, Го́споди.</w:t>
-      </w:r>
-    </w:p>
-    <w:p>
-      <w:pPr>
-        <w:spacing w:after="120"/>
-      </w:pPr>
-      <w:r>
-        <w:rPr>
-          <w:rFonts w:ascii="Times New Roman" w:hAnsi="Times New Roman"/>
-          <w:sz w:val="24"/>
-        </w:rPr>
-        <w:t>Останок життя нашого в мирі й покаянні завершити у Господа просім.</w:t>
-      </w:r>
-    </w:p>
-    <w:p>
-      <w:pPr>
-        <w:spacing w:after="120"/>
-      </w:pPr>
-      <w:r>
-        <w:rPr>
-          <w:rFonts w:ascii="Times New Roman" w:hAnsi="Times New Roman"/>
-          <w:i/>
-          <w:color w:val="FF4400"/>
-          <w:sz w:val="24"/>
-        </w:rPr>
-        <w:t>Вірні:</w:t>
-      </w:r>
-      <w:r>
-        <w:rPr>
-          <w:rFonts w:ascii="Times New Roman" w:hAnsi="Times New Roman"/>
-          <w:sz w:val="24"/>
-        </w:rPr>
-        <w:t xml:space="preserve"> Пода́й, Го́споди.</w:t>
-      </w:r>
-    </w:p>
-    <w:p>
-      <w:pPr>
-        <w:spacing w:after="120"/>
-      </w:pPr>
-      <w:r>
-        <w:rPr>
-          <w:rFonts w:ascii="Times New Roman" w:hAnsi="Times New Roman"/>
-          <w:sz w:val="24"/>
-        </w:rPr>
-        <w:t>Християнської кончини життя нашого – безболізної, бездоганної, мирної – і оправдання на страшному суді Христовому просім.</w:t>
-      </w:r>
-    </w:p>
-    <w:p>
-      <w:pPr>
-        <w:spacing w:after="120"/>
-      </w:pPr>
-      <w:r>
-        <w:rPr>
-          <w:rFonts w:ascii="Times New Roman" w:hAnsi="Times New Roman"/>
-          <w:i/>
-          <w:color w:val="FF4400"/>
-          <w:sz w:val="24"/>
-        </w:rPr>
-        <w:t>Вірні:</w:t>
-      </w:r>
-      <w:r>
-        <w:rPr>
-          <w:rFonts w:ascii="Times New Roman" w:hAnsi="Times New Roman"/>
-          <w:sz w:val="24"/>
-        </w:rPr>
-        <w:t xml:space="preserve"> Пода́й, Го́споди.</w:t>
-      </w:r>
-    </w:p>
-    <w:p>
-      <w:pPr>
-        <w:spacing w:after="120"/>
-      </w:pPr>
-      <w:r>
-        <w:rPr>
-          <w:rFonts w:ascii="Times New Roman" w:hAnsi="Times New Roman"/>
-          <w:sz w:val="24"/>
-        </w:rPr>
-        <w:t>Пресвяту, пречисту, преблагословенну, славну Владичицю нашу Богородицю і приснодіву Марію, з усіма святими пом’янувши, самих себе, і один одного, і все життя наше Христу Богові віддаймо.</w:t>
-      </w:r>
-    </w:p>
-    <w:p>
-      <w:pPr>
-        <w:spacing w:after="120"/>
-      </w:pPr>
-      <w:r>
-        <w:rPr>
-          <w:rFonts w:ascii="Times New Roman" w:hAnsi="Times New Roman"/>
-          <w:i/>
-          <w:color w:val="FF4400"/>
-          <w:sz w:val="24"/>
-        </w:rPr>
-        <w:t>Вірні:</w:t>
-      </w:r>
-      <w:r>
-        <w:rPr>
-          <w:rFonts w:ascii="Times New Roman" w:hAnsi="Times New Roman"/>
-          <w:color w:val="000000"/>
-          <w:sz w:val="24"/>
-        </w:rPr>
-        <w:t xml:space="preserve"> Тобі́, Го́споди.</w:t>
-      </w:r>
-    </w:p>
-    <w:p>
-      <w:pPr>
-        <w:spacing w:after="120"/>
-        <w:jc w:val="both"/>
-      </w:pPr>
-      <w:r>
-        <w:rPr>
-          <w:rFonts w:ascii="Times New Roman" w:hAnsi="Times New Roman"/>
-          <w:sz w:val="24"/>
-          <w:u w:val="single"/>
-        </w:rPr>
-        <w:t>[Боже великий і вишній, в Тебе одного є безсмертність і в світлі живеш недоступнім. Ти все створіння мудро створив, відокремив світло від темряви і сонце поклав, щоб правити днем, а місяць і зорі, щоб володіли ніччю, нас же грішних вчинив достойними і в теперішню годину стати перед Твоїм обличчям, щоб Тебе визнавати і принести Тобі вечірнє славослов'я. Направ, Людинолюбче, молитву нашу, немов кадило, перед Тобою і прийми її, як благовонний запах. Дай нам мирний цей вечір і близьку вже ніч; зодягни нас у броню світла; визволь нас від нічного страху і всякої речі, що в темряві з'являється, і дай сон, що його Ти дарував на відпочинок нашій немічності, вільний від усякого маріння диявольського. Владико, давче добра, хай і на нашій постелі, бувши Тобі милими, згадуємо вночі Твоє ім'я і, просвічувані навчанням Твоїх заповідей, встанемо в душевній радості до звеличування Твоєї доброти, приносячи твоєму милосердю молитви і моління, за наші і всіх Твоїх людей провини. Відвідай їх задля молитов святої Богородиці.]</w:t>
-      </w:r>
-    </w:p>
-    <w:p>
-      <w:pPr>
-        <w:spacing w:after="120"/>
-      </w:pPr>
-      <w:r>
-        <w:rPr>
-          <w:rFonts w:ascii="Times New Roman" w:hAnsi="Times New Roman"/>
-          <w:i/>
-          <w:color w:val="FF0000"/>
-          <w:sz w:val="24"/>
-        </w:rPr>
-        <w:t>Священник:</w:t>
-      </w:r>
-      <w:r>
-        <w:rPr>
-          <w:rFonts w:ascii="Times New Roman" w:hAnsi="Times New Roman"/>
-          <w:sz w:val="24"/>
-        </w:rPr>
-        <w:t xml:space="preserve"> Бо Ти – Бог милости, ласк і людинолюбности, і Тобі славу возсилаємо, Отцю, і Сину, і Святому Духові, нині, і повсякчас, і на віки віків.</w:t>
-      </w:r>
-    </w:p>
-    <w:p>
-      <w:pPr>
-        <w:spacing w:after="120"/>
-        <w:jc w:val="both"/>
-      </w:pPr>
-      <w:r>
-        <w:rPr>
-          <w:rFonts w:ascii="Times New Roman" w:hAnsi="Times New Roman"/>
-          <w:i/>
-          <w:color w:val="FF0000"/>
-          <w:sz w:val="24"/>
-        </w:rPr>
-        <w:t>Вірні:</w:t>
-      </w:r>
-      <w:r>
-        <w:rPr>
-          <w:rFonts w:ascii="Times New Roman" w:hAnsi="Times New Roman"/>
-          <w:color w:val="FF0000"/>
-          <w:sz w:val="24"/>
-        </w:rPr>
-        <w:t xml:space="preserve"> </w:t>
-      </w:r>
-      <w:r>
-        <w:rPr>
-          <w:rFonts w:ascii="Times New Roman" w:hAnsi="Times New Roman"/>
-          <w:sz w:val="24"/>
-        </w:rPr>
-        <w:t>Амінь.</w:t>
-      </w:r>
-    </w:p>
-    <w:p>
-      <w:pPr>
-        <w:spacing w:after="120"/>
-        <w:jc w:val="both"/>
-      </w:pPr>
-      <w:r>
-        <w:rPr>
-          <w:rFonts w:ascii="Times New Roman" w:hAnsi="Times New Roman"/>
-          <w:i/>
-          <w:color w:val="FF0000"/>
-          <w:sz w:val="24"/>
-        </w:rPr>
-        <w:t>Священник:</w:t>
-      </w:r>
-      <w:r>
-        <w:rPr>
-          <w:rFonts w:ascii="Times New Roman" w:hAnsi="Times New Roman"/>
-          <w:sz w:val="24"/>
-        </w:rPr>
-        <w:t xml:space="preserve"> Мир всім.</w:t>
-      </w:r>
-    </w:p>
-    <w:p>
-      <w:pPr>
-        <w:spacing w:after="120"/>
-        <w:jc w:val="both"/>
-      </w:pPr>
-      <w:r>
-        <w:rPr>
-          <w:rFonts w:ascii="Times New Roman" w:hAnsi="Times New Roman"/>
-          <w:i/>
-          <w:color w:val="FF0000"/>
-          <w:sz w:val="24"/>
-        </w:rPr>
-        <w:t>Вірні:</w:t>
-      </w:r>
-      <w:r>
-        <w:rPr>
-          <w:rFonts w:ascii="Times New Roman" w:hAnsi="Times New Roman"/>
-          <w:color w:val="FF0000"/>
-          <w:sz w:val="24"/>
-        </w:rPr>
-        <w:t xml:space="preserve"> </w:t>
-      </w:r>
-      <w:r>
-        <w:rPr>
-          <w:rFonts w:ascii="Times New Roman" w:hAnsi="Times New Roman"/>
-          <w:sz w:val="24"/>
-        </w:rPr>
-        <w:t>І духові твоєму.</w:t>
-      </w:r>
-    </w:p>
-    <w:p>
-      <w:pPr>
-        <w:spacing w:after="120"/>
-        <w:jc w:val="both"/>
-      </w:pPr>
-      <w:r>
-        <w:rPr>
-          <w:rFonts w:ascii="Times New Roman" w:hAnsi="Times New Roman"/>
-          <w:sz w:val="24"/>
-        </w:rPr>
-        <w:t>Голови ваші перед Господом схиліть.</w:t>
-      </w:r>
-    </w:p>
-    <w:p>
-      <w:pPr>
-        <w:spacing w:after="120"/>
-        <w:jc w:val="both"/>
-      </w:pPr>
-      <w:r>
-        <w:rPr>
-          <w:rFonts w:ascii="Times New Roman" w:hAnsi="Times New Roman"/>
-          <w:i/>
-          <w:color w:val="FF0000"/>
-          <w:sz w:val="24"/>
-        </w:rPr>
-        <w:t>Вірні:</w:t>
-      </w:r>
-      <w:r>
-        <w:rPr>
-          <w:rFonts w:ascii="Times New Roman" w:hAnsi="Times New Roman"/>
-          <w:color w:val="FF0000"/>
-          <w:sz w:val="24"/>
-        </w:rPr>
-        <w:t xml:space="preserve"> </w:t>
-      </w:r>
-      <w:r>
-        <w:rPr>
-          <w:rFonts w:ascii="Times New Roman" w:hAnsi="Times New Roman"/>
-          <w:sz w:val="24"/>
-        </w:rPr>
-        <w:t>Тобі, Господи.</w:t>
-      </w:r>
-    </w:p>
-    <w:p>
-      <w:pPr>
-        <w:spacing w:after="120"/>
-        <w:jc w:val="both"/>
-      </w:pPr>
-      <w:r>
-        <w:rPr>
-          <w:rFonts w:ascii="Times New Roman" w:hAnsi="Times New Roman"/>
-          <w:i/>
-          <w:color w:val="FF0000"/>
-          <w:sz w:val="24"/>
-        </w:rPr>
-        <w:t>Священник читає молитву:</w:t>
-      </w:r>
-      <w:r>
-        <w:rPr>
-          <w:rFonts w:ascii="Times New Roman" w:hAnsi="Times New Roman"/>
-          <w:sz w:val="24"/>
-        </w:rPr>
-        <w:t xml:space="preserve"> Господи, Боже наш, що прихилив небо і зійшов на спасіння людського роду! Зглянься на слуг Твоїх і на спадкоємство Твоє, бо перед Тобою, страшним і людинолюбним Суддею, слуги Твої схилили свої голови і зігнули свої шиї, не від людей очікуючи допомоги, але на Твою надіючись милість і Твого очікуючи спасіння; тож оберігай їх повсякчасно, і в цей вечір, і в прийдешню ніч збережи від усякого ворога, і від будь-якого зазіхання диявольського, і від думок марних, і спогадів лукавих.</w:t>
-      </w:r>
-    </w:p>
-    <w:p>
-      <w:pPr>
-        <w:spacing w:after="120"/>
-      </w:pPr>
-      <w:r>
-        <w:rPr>
-          <w:rFonts w:ascii="Times New Roman" w:hAnsi="Times New Roman"/>
-          <w:i/>
-          <w:color w:val="FF0000"/>
-          <w:sz w:val="24"/>
-        </w:rPr>
-        <w:t>Священник:</w:t>
-      </w:r>
-      <w:r>
-        <w:rPr>
-          <w:rFonts w:ascii="Times New Roman" w:hAnsi="Times New Roman"/>
-          <w:sz w:val="24"/>
-        </w:rPr>
-        <w:t xml:space="preserve"> Нехай буде влада царства Твого благословенна і дуже прославлена: Отця, і Сина, і Святого Духа, нині і повсякчас, і на віки віків.</w:t>
-      </w:r>
-    </w:p>
-    <w:p>
-      <w:pPr>
-        <w:spacing w:after="120"/>
-        <w:jc w:val="both"/>
-      </w:pPr>
-      <w:r>
-        <w:rPr>
-          <w:rFonts w:ascii="Times New Roman" w:hAnsi="Times New Roman"/>
-          <w:i/>
-          <w:color w:val="FF0000"/>
-          <w:sz w:val="24"/>
-        </w:rPr>
-        <w:t>Вірні:</w:t>
-      </w:r>
-      <w:r>
-        <w:rPr>
-          <w:rFonts w:ascii="Times New Roman" w:hAnsi="Times New Roman"/>
-          <w:sz w:val="24"/>
-        </w:rPr>
-        <w:t xml:space="preserve"> Амінь.</w:t>
-      </w:r>
-    </w:p>
-    <w:p>
-      <w:pPr>
-        <w:spacing w:after="120"/>
-      </w:pPr>
-    </w:p>
-    <w:p>
-      <w:pPr>
-        <w:pStyle w:val="Heading2"/>
-        <w:spacing w:after="120"/>
-        <w:jc w:val="center"/>
-      </w:pPr>
-      <w:r>
-        <w:rPr>
-          <w:rFonts w:ascii="Times New Roman" w:hAnsi="Times New Roman"/>
-          <w:color w:val="FF0000"/>
-          <w:sz w:val="24"/>
-        </w:rPr>
-        <w:t>Стихири на стиховні</w:t>
-      </w:r>
-    </w:p>
-    <w:p>
-      <w:pPr>
-        <w:spacing w:after="120"/>
-        <w:jc w:val="both"/>
-      </w:pPr>
-      <w:r>
-        <w:rPr>
-          <w:rFonts w:ascii="Times New Roman" w:hAnsi="Times New Roman"/>
-          <w:i/>
-          <w:color w:val="FF0000"/>
-          <w:sz w:val="24"/>
-        </w:rPr>
-        <w:t>(г. 6):</w:t>
-      </w:r>
-      <w:r>
-        <w:rPr>
-          <w:rFonts w:ascii="Times New Roman" w:hAnsi="Times New Roman"/>
-          <w:sz w:val="24"/>
-        </w:rPr>
-        <w:t xml:space="preserve"> </w:t>
-      </w:r>
-      <w:r>
-        <w:rPr>
-          <w:rFonts w:ascii="Times New Roman" w:hAnsi="Times New Roman"/>
-          <w:sz w:val="24"/>
-        </w:rPr>
-        <w:t>Воскресі́ння Твоє́, Хри́сте Спа́се,* а́нгели оспі́вують на небеса́х,* і нас на землі́ сподо́би чи́стим се́рцем* Тебе́ спі́вом прославля́ти.</w:t>
-      </w:r>
-    </w:p>
-    <w:p>
-      <w:pPr>
-        <w:spacing w:after="120"/>
-      </w:pPr>
-      <w:r>
-        <w:rPr>
-          <w:rFonts w:ascii="Times New Roman" w:hAnsi="Times New Roman"/>
-          <w:i/>
-          <w:color w:val="FF0000"/>
-          <w:sz w:val="24"/>
-        </w:rPr>
-        <w:t xml:space="preserve">Стих: </w:t>
-      </w:r>
-      <w:r>
-        <w:rPr>
-          <w:rFonts w:ascii="Times New Roman" w:hAnsi="Times New Roman"/>
-          <w:sz w:val="24"/>
-          <w:u w:val="single"/>
-        </w:rPr>
-        <w:t>Госпо́дь царю́є,* у ве́лич Він зодягну́вся.</w:t>
-      </w:r>
-      <w:r>
-        <w:rPr>
-          <w:rFonts w:ascii="Times New Roman" w:hAnsi="Times New Roman"/>
-          <w:i/>
-          <w:color w:val="FF0000"/>
-          <w:sz w:val="24"/>
-        </w:rPr>
-        <w:t xml:space="preserve"> (Пс. 92,1)</w:t>
-      </w:r>
-    </w:p>
-    <w:p>
-      <w:pPr>
-        <w:spacing w:after="120"/>
-        <w:jc w:val="both"/>
-      </w:pPr>
-      <w:r>
-        <w:rPr>
-          <w:rFonts w:ascii="Times New Roman" w:hAnsi="Times New Roman"/>
-          <w:sz w:val="24"/>
-        </w:rPr>
-        <w:t>Як всемогу́тній, Ти розби́в мі́дні бра́ми* і зни́щив а́дові затво́ри,* та воскреси́в впа́лий рід лю́дський.* Тому́ ми одноду́мно кли́чемо:* Ти, що воскре́с із ме́ртвих, Го́споди, – сла́ва Тобі́!</w:t>
-      </w:r>
-    </w:p>
-    <w:p>
-      <w:pPr>
-        <w:spacing w:after="120"/>
-      </w:pPr>
-      <w:r>
-        <w:rPr>
-          <w:rFonts w:ascii="Times New Roman" w:hAnsi="Times New Roman"/>
-          <w:i/>
-          <w:color w:val="FF0000"/>
-          <w:sz w:val="24"/>
-        </w:rPr>
-        <w:t xml:space="preserve">Стих: </w:t>
-      </w:r>
-      <w:r>
-        <w:rPr>
-          <w:rFonts w:ascii="Times New Roman" w:hAnsi="Times New Roman"/>
-          <w:sz w:val="24"/>
-          <w:u w:val="single"/>
-        </w:rPr>
-        <w:t>Бо Він утверди́в вселе́нну,* і вона́ не захита́ється.</w:t>
-      </w:r>
-      <w:r>
-        <w:rPr>
-          <w:rFonts w:ascii="Times New Roman" w:hAnsi="Times New Roman"/>
-          <w:i/>
-          <w:color w:val="FF0000"/>
-          <w:sz w:val="24"/>
-        </w:rPr>
-        <w:t xml:space="preserve"> (Пс. 92,1)</w:t>
-      </w:r>
-    </w:p>
-    <w:p>
-      <w:pPr>
-        <w:spacing w:after="120"/>
-        <w:jc w:val="both"/>
-      </w:pPr>
-      <w:r>
-        <w:rPr>
-          <w:rFonts w:ascii="Times New Roman" w:hAnsi="Times New Roman"/>
-          <w:sz w:val="24"/>
-        </w:rPr>
-        <w:t>Христо́с, бажа́ючи нас підня́ти з да́внього тлі́ння,* дає́ Себе́ до хреста́ приби́ти і в гро́бі покла́сти.* Жінки́ мироно́сиці Його́ з сльоза́ми шука́ли* і, рида́ючи, каза́ли: Го́ре нам, Спа́се всіх!* Як то Ти зво́лив Себе́ в гро́бі покла́сти?* Ти ж доброві́льно покла́вся, як же Тебе́ ви́крадено?* Як Тебе́ перене́сено? Яке́ ж то мі́сце скри́ло Твоє́ життєда́йне ті́ло?* Але́, як Ти нам обіця́в, Влади́ко,* появи́ся й утихоми́р на́ше гірке́ рида́ння.* Коли́ ж вони́ рида́ли, а́нгел до них промо́вив:* Переста́ньте пла́кати і благовісті́ть апо́столам, що Госпо́дь воскре́с,* даючи́ сві́тові очи́щення і вели́ку ми́лість.</w:t>
-      </w:r>
-    </w:p>
-    <w:p>
-      <w:pPr>
-        <w:spacing w:after="120"/>
-      </w:pPr>
-      <w:r>
-        <w:rPr>
-          <w:rFonts w:ascii="Times New Roman" w:hAnsi="Times New Roman"/>
-          <w:i/>
-          <w:color w:val="FF0000"/>
-          <w:sz w:val="24"/>
-        </w:rPr>
-        <w:t xml:space="preserve">Стих: </w:t>
-      </w:r>
-      <w:r>
-        <w:rPr>
-          <w:rFonts w:ascii="Times New Roman" w:hAnsi="Times New Roman"/>
-          <w:sz w:val="24"/>
-          <w:u w:val="single"/>
-        </w:rPr>
-        <w:t>До́мові Твоє́му, Го́споди,* нале́жить свя́тість на до́вгі лі́та.</w:t>
-      </w:r>
-      <w:r>
-        <w:rPr>
-          <w:rFonts w:ascii="Times New Roman" w:hAnsi="Times New Roman"/>
-          <w:i/>
-          <w:color w:val="FF0000"/>
-          <w:sz w:val="24"/>
-        </w:rPr>
-        <w:t xml:space="preserve"> (Пс. 92,5)</w:t>
-      </w:r>
-    </w:p>
-    <w:p>
-      <w:pPr>
-        <w:spacing w:after="120"/>
-        <w:jc w:val="both"/>
-      </w:pPr>
-      <w:r>
-        <w:rPr>
-          <w:rFonts w:ascii="Times New Roman" w:hAnsi="Times New Roman"/>
-          <w:sz w:val="24"/>
-        </w:rPr>
-        <w:t>Доброві́льно розп’я́тий, Хри́сте,* Твої́м погребе́нням Ти полони́в смерть* і тре́тього дня воскре́с, як Бог</w:t>
-      </w:r>
-      <w:r>
-        <w:rPr>
-          <w:rFonts w:ascii="Times New Roman" w:hAnsi="Times New Roman"/>
-          <w:sz w:val="24"/>
-        </w:rPr>
-        <w:t>,</w:t>
-      </w:r>
-      <w:r>
-        <w:rPr>
-          <w:rFonts w:ascii="Times New Roman" w:hAnsi="Times New Roman"/>
-          <w:sz w:val="24"/>
-        </w:rPr>
-        <w:t xml:space="preserve"> у сла́ві,* даючи́ сві́тові безконе́чне життя́ і вели́ку ми́лість.</w:t>
-      </w:r>
-    </w:p>
-    <w:p>
-      <w:pPr>
-        <w:spacing w:after="120"/>
-        <w:jc w:val="both"/>
-      </w:pPr>
-      <w:r>
-        <w:rPr>
-          <w:rFonts w:ascii="Times New Roman" w:hAnsi="Times New Roman"/>
-          <w:b/>
-          <w:sz w:val="24"/>
-        </w:rPr>
-        <w:t>Слава і нині</w:t>
-      </w:r>
-      <w:r>
-        <w:rPr>
-          <w:rFonts w:ascii="Times New Roman" w:hAnsi="Times New Roman"/>
-          <w:sz w:val="24"/>
-        </w:rPr>
-        <w:t>: Христо</w:t>
-      </w:r>
-      <w:r>
-        <w:rPr>
-          <w:rFonts w:ascii="Times New Roman" w:hAnsi="Times New Roman"/>
-          <w:sz w:val="24"/>
-        </w:rPr>
-        <w:t>́</w:t>
-      </w:r>
-      <w:r>
-        <w:rPr>
-          <w:rFonts w:ascii="Times New Roman" w:hAnsi="Times New Roman"/>
-          <w:sz w:val="24"/>
-        </w:rPr>
-        <w:t>с Госпо</w:t>
-      </w:r>
-      <w:r>
-        <w:rPr>
-          <w:rFonts w:ascii="Times New Roman" w:hAnsi="Times New Roman"/>
-          <w:sz w:val="24"/>
-        </w:rPr>
-        <w:t>́</w:t>
-      </w:r>
-      <w:r>
-        <w:rPr>
-          <w:rFonts w:ascii="Times New Roman" w:hAnsi="Times New Roman"/>
-          <w:sz w:val="24"/>
-        </w:rPr>
-        <w:t>дь, мій Творе</w:t>
-      </w:r>
-      <w:r>
-        <w:rPr>
-          <w:rFonts w:ascii="Times New Roman" w:hAnsi="Times New Roman"/>
-          <w:sz w:val="24"/>
-        </w:rPr>
-        <w:t>́</w:t>
-      </w:r>
-      <w:r>
-        <w:rPr>
-          <w:rFonts w:ascii="Times New Roman" w:hAnsi="Times New Roman"/>
-          <w:sz w:val="24"/>
-        </w:rPr>
-        <w:t>ць і Спаси</w:t>
-      </w:r>
-      <w:r>
-        <w:rPr>
-          <w:rFonts w:ascii="Times New Roman" w:hAnsi="Times New Roman"/>
-          <w:sz w:val="24"/>
-        </w:rPr>
-        <w:t>́</w:t>
-      </w:r>
-      <w:r>
-        <w:rPr>
-          <w:rFonts w:ascii="Times New Roman" w:hAnsi="Times New Roman"/>
-          <w:sz w:val="24"/>
-        </w:rPr>
-        <w:t>тель, Пречи</w:t>
-      </w:r>
-      <w:r>
-        <w:rPr>
-          <w:rFonts w:ascii="Times New Roman" w:hAnsi="Times New Roman"/>
-          <w:sz w:val="24"/>
-        </w:rPr>
-        <w:t>́</w:t>
-      </w:r>
-      <w:r>
-        <w:rPr>
-          <w:rFonts w:ascii="Times New Roman" w:hAnsi="Times New Roman"/>
-          <w:sz w:val="24"/>
-        </w:rPr>
-        <w:t>ста,* ви</w:t>
-      </w:r>
-      <w:r>
-        <w:rPr>
-          <w:rFonts w:ascii="Times New Roman" w:hAnsi="Times New Roman"/>
-          <w:sz w:val="24"/>
-        </w:rPr>
-        <w:t>́</w:t>
-      </w:r>
-      <w:r>
-        <w:rPr>
-          <w:rFonts w:ascii="Times New Roman" w:hAnsi="Times New Roman"/>
-          <w:sz w:val="24"/>
-        </w:rPr>
-        <w:t>йшов з тво</w:t>
-      </w:r>
-      <w:r>
-        <w:rPr>
-          <w:rFonts w:ascii="Times New Roman" w:hAnsi="Times New Roman"/>
-          <w:sz w:val="24"/>
-        </w:rPr>
-        <w:t>́</w:t>
-      </w:r>
-      <w:r>
-        <w:rPr>
-          <w:rFonts w:ascii="Times New Roman" w:hAnsi="Times New Roman"/>
-          <w:sz w:val="24"/>
-        </w:rPr>
-        <w:t>го ло</w:t>
-      </w:r>
-      <w:r>
-        <w:rPr>
-          <w:rFonts w:ascii="Times New Roman" w:hAnsi="Times New Roman"/>
-          <w:sz w:val="24"/>
-        </w:rPr>
-        <w:t>́</w:t>
-      </w:r>
-      <w:r>
-        <w:rPr>
-          <w:rFonts w:ascii="Times New Roman" w:hAnsi="Times New Roman"/>
-          <w:sz w:val="24"/>
-        </w:rPr>
-        <w:t>на і в ме</w:t>
-      </w:r>
-      <w:r>
-        <w:rPr>
-          <w:rFonts w:ascii="Times New Roman" w:hAnsi="Times New Roman"/>
-          <w:sz w:val="24"/>
-        </w:rPr>
-        <w:t>́</w:t>
-      </w:r>
-      <w:r>
-        <w:rPr>
-          <w:rFonts w:ascii="Times New Roman" w:hAnsi="Times New Roman"/>
-          <w:sz w:val="24"/>
-        </w:rPr>
-        <w:t>не зодягну</w:t>
-      </w:r>
-      <w:r>
-        <w:rPr>
-          <w:rFonts w:ascii="Times New Roman" w:hAnsi="Times New Roman"/>
-          <w:sz w:val="24"/>
-        </w:rPr>
-        <w:t>́</w:t>
-      </w:r>
-      <w:r>
-        <w:rPr>
-          <w:rFonts w:ascii="Times New Roman" w:hAnsi="Times New Roman"/>
-          <w:sz w:val="24"/>
-        </w:rPr>
-        <w:t>вся,* ви</w:t>
-      </w:r>
-      <w:r>
-        <w:rPr>
-          <w:rFonts w:ascii="Times New Roman" w:hAnsi="Times New Roman"/>
-          <w:sz w:val="24"/>
-        </w:rPr>
-        <w:t>́</w:t>
-      </w:r>
-      <w:r>
-        <w:rPr>
-          <w:rFonts w:ascii="Times New Roman" w:hAnsi="Times New Roman"/>
-          <w:sz w:val="24"/>
-        </w:rPr>
-        <w:t>зволивши Ада</w:t>
-      </w:r>
-      <w:r>
-        <w:rPr>
-          <w:rFonts w:ascii="Times New Roman" w:hAnsi="Times New Roman"/>
-          <w:sz w:val="24"/>
-        </w:rPr>
-        <w:t>́</w:t>
-      </w:r>
-      <w:r>
-        <w:rPr>
-          <w:rFonts w:ascii="Times New Roman" w:hAnsi="Times New Roman"/>
-          <w:sz w:val="24"/>
-        </w:rPr>
-        <w:t>ма з пе</w:t>
-      </w:r>
-      <w:r>
-        <w:rPr>
-          <w:rFonts w:ascii="Times New Roman" w:hAnsi="Times New Roman"/>
-          <w:sz w:val="24"/>
-        </w:rPr>
-        <w:t>́</w:t>
-      </w:r>
-      <w:r>
-        <w:rPr>
-          <w:rFonts w:ascii="Times New Roman" w:hAnsi="Times New Roman"/>
-          <w:sz w:val="24"/>
-        </w:rPr>
-        <w:t>рвісного прокля</w:t>
-      </w:r>
-      <w:r>
-        <w:rPr>
-          <w:rFonts w:ascii="Times New Roman" w:hAnsi="Times New Roman"/>
-          <w:sz w:val="24"/>
-        </w:rPr>
-        <w:t>́</w:t>
-      </w:r>
-      <w:r>
-        <w:rPr>
-          <w:rFonts w:ascii="Times New Roman" w:hAnsi="Times New Roman"/>
-          <w:sz w:val="24"/>
-        </w:rPr>
-        <w:t>ття.* Тому</w:t>
-      </w:r>
-      <w:r>
-        <w:rPr>
-          <w:rFonts w:ascii="Times New Roman" w:hAnsi="Times New Roman"/>
-          <w:sz w:val="24"/>
-        </w:rPr>
-        <w:t>́</w:t>
-      </w:r>
-      <w:r>
-        <w:rPr>
-          <w:rFonts w:ascii="Times New Roman" w:hAnsi="Times New Roman"/>
-          <w:sz w:val="24"/>
-        </w:rPr>
-        <w:t xml:space="preserve"> тобі</w:t>
-      </w:r>
-      <w:r>
-        <w:rPr>
-          <w:rFonts w:ascii="Times New Roman" w:hAnsi="Times New Roman"/>
-          <w:sz w:val="24"/>
-        </w:rPr>
-        <w:t>́</w:t>
-      </w:r>
-      <w:r>
-        <w:rPr>
-          <w:rFonts w:ascii="Times New Roman" w:hAnsi="Times New Roman"/>
-          <w:sz w:val="24"/>
-        </w:rPr>
-        <w:t>, Пречи</w:t>
-      </w:r>
-      <w:r>
-        <w:rPr>
-          <w:rFonts w:ascii="Times New Roman" w:hAnsi="Times New Roman"/>
-          <w:sz w:val="24"/>
-        </w:rPr>
-        <w:t>́</w:t>
-      </w:r>
-      <w:r>
-        <w:rPr>
-          <w:rFonts w:ascii="Times New Roman" w:hAnsi="Times New Roman"/>
-          <w:sz w:val="24"/>
-        </w:rPr>
-        <w:t>ста, як Богома</w:t>
-      </w:r>
-      <w:r>
-        <w:rPr>
-          <w:rFonts w:ascii="Times New Roman" w:hAnsi="Times New Roman"/>
-          <w:sz w:val="24"/>
-        </w:rPr>
-        <w:t>́</w:t>
-      </w:r>
-      <w:r>
-        <w:rPr>
-          <w:rFonts w:ascii="Times New Roman" w:hAnsi="Times New Roman"/>
-          <w:sz w:val="24"/>
-        </w:rPr>
-        <w:t>тері й Ді</w:t>
-      </w:r>
-      <w:r>
-        <w:rPr>
-          <w:rFonts w:ascii="Times New Roman" w:hAnsi="Times New Roman"/>
-          <w:sz w:val="24"/>
-        </w:rPr>
-        <w:t>́</w:t>
-      </w:r>
-      <w:r>
-        <w:rPr>
-          <w:rFonts w:ascii="Times New Roman" w:hAnsi="Times New Roman"/>
-          <w:sz w:val="24"/>
-        </w:rPr>
-        <w:t>ві,* невгомо</w:t>
-      </w:r>
-      <w:r>
-        <w:rPr>
-          <w:rFonts w:ascii="Times New Roman" w:hAnsi="Times New Roman"/>
-          <w:sz w:val="24"/>
-        </w:rPr>
-        <w:t>́</w:t>
-      </w:r>
-      <w:r>
-        <w:rPr>
-          <w:rFonts w:ascii="Times New Roman" w:hAnsi="Times New Roman"/>
-          <w:sz w:val="24"/>
-        </w:rPr>
-        <w:t>нно співа</w:t>
-      </w:r>
-      <w:r>
-        <w:rPr>
-          <w:rFonts w:ascii="Times New Roman" w:hAnsi="Times New Roman"/>
-          <w:sz w:val="24"/>
-        </w:rPr>
-        <w:t>́</w:t>
-      </w:r>
-      <w:r>
-        <w:rPr>
-          <w:rFonts w:ascii="Times New Roman" w:hAnsi="Times New Roman"/>
-          <w:sz w:val="24"/>
-        </w:rPr>
-        <w:t>ємо з а</w:t>
-      </w:r>
-      <w:r>
-        <w:rPr>
-          <w:rFonts w:ascii="Times New Roman" w:hAnsi="Times New Roman"/>
-          <w:sz w:val="24"/>
-        </w:rPr>
-        <w:t>́</w:t>
-      </w:r>
-      <w:r>
-        <w:rPr>
-          <w:rFonts w:ascii="Times New Roman" w:hAnsi="Times New Roman"/>
-          <w:sz w:val="24"/>
-        </w:rPr>
-        <w:t>нгелом:* Ра</w:t>
-      </w:r>
-      <w:r>
-        <w:rPr>
-          <w:rFonts w:ascii="Times New Roman" w:hAnsi="Times New Roman"/>
-          <w:sz w:val="24"/>
-        </w:rPr>
-        <w:t>́</w:t>
-      </w:r>
-      <w:r>
-        <w:rPr>
-          <w:rFonts w:ascii="Times New Roman" w:hAnsi="Times New Roman"/>
-          <w:sz w:val="24"/>
-        </w:rPr>
-        <w:t>дуйся! Спра</w:t>
-      </w:r>
-      <w:r>
-        <w:rPr>
-          <w:rFonts w:ascii="Times New Roman" w:hAnsi="Times New Roman"/>
-          <w:sz w:val="24"/>
-        </w:rPr>
-        <w:t>́</w:t>
-      </w:r>
-      <w:r>
-        <w:rPr>
-          <w:rFonts w:ascii="Times New Roman" w:hAnsi="Times New Roman"/>
-          <w:sz w:val="24"/>
-        </w:rPr>
-        <w:t>вді, ра</w:t>
-      </w:r>
-      <w:r>
-        <w:rPr>
-          <w:rFonts w:ascii="Times New Roman" w:hAnsi="Times New Roman"/>
-          <w:sz w:val="24"/>
-        </w:rPr>
-        <w:t>́</w:t>
-      </w:r>
-      <w:r>
-        <w:rPr>
-          <w:rFonts w:ascii="Times New Roman" w:hAnsi="Times New Roman"/>
-          <w:sz w:val="24"/>
-        </w:rPr>
-        <w:t>дуйся</w:t>
-      </w:r>
-      <w:r>
-        <w:rPr>
-          <w:rFonts w:ascii="Times New Roman" w:hAnsi="Times New Roman"/>
-          <w:sz w:val="24"/>
-        </w:rPr>
-        <w:t>,</w:t>
-      </w:r>
-      <w:r>
-        <w:rPr>
-          <w:rFonts w:ascii="Times New Roman" w:hAnsi="Times New Roman"/>
-          <w:sz w:val="24"/>
-        </w:rPr>
-        <w:t xml:space="preserve"> Влада</w:t>
-      </w:r>
-      <w:r>
-        <w:rPr>
-          <w:rFonts w:ascii="Times New Roman" w:hAnsi="Times New Roman"/>
-          <w:sz w:val="24"/>
-        </w:rPr>
-        <w:t>́</w:t>
-      </w:r>
-      <w:r>
-        <w:rPr>
-          <w:rFonts w:ascii="Times New Roman" w:hAnsi="Times New Roman"/>
-          <w:sz w:val="24"/>
-        </w:rPr>
-        <w:t>рко,* Провідни</w:t>
-      </w:r>
-      <w:r>
-        <w:rPr>
-          <w:rFonts w:ascii="Times New Roman" w:hAnsi="Times New Roman"/>
-          <w:sz w:val="24"/>
-        </w:rPr>
-        <w:t>́</w:t>
-      </w:r>
-      <w:r>
-        <w:rPr>
-          <w:rFonts w:ascii="Times New Roman" w:hAnsi="Times New Roman"/>
-          <w:sz w:val="24"/>
-        </w:rPr>
-        <w:t>це і Покро</w:t>
-      </w:r>
-      <w:r>
-        <w:rPr>
-          <w:rFonts w:ascii="Times New Roman" w:hAnsi="Times New Roman"/>
-          <w:sz w:val="24"/>
-        </w:rPr>
-        <w:t>́</w:t>
-      </w:r>
-      <w:r>
-        <w:rPr>
-          <w:rFonts w:ascii="Times New Roman" w:hAnsi="Times New Roman"/>
-          <w:sz w:val="24"/>
-        </w:rPr>
-        <w:t>ве, та й спасі</w:t>
-      </w:r>
-      <w:r>
-        <w:rPr>
-          <w:rFonts w:ascii="Times New Roman" w:hAnsi="Times New Roman"/>
-          <w:sz w:val="24"/>
-        </w:rPr>
-        <w:t>́</w:t>
-      </w:r>
-      <w:r>
-        <w:rPr>
-          <w:rFonts w:ascii="Times New Roman" w:hAnsi="Times New Roman"/>
-          <w:sz w:val="24"/>
-        </w:rPr>
-        <w:t>ння душ на</w:t>
-      </w:r>
-      <w:r>
-        <w:rPr>
-          <w:rFonts w:ascii="Times New Roman" w:hAnsi="Times New Roman"/>
-          <w:sz w:val="24"/>
-        </w:rPr>
-        <w:t>́</w:t>
-      </w:r>
-      <w:r>
-        <w:rPr>
-          <w:rFonts w:ascii="Times New Roman" w:hAnsi="Times New Roman"/>
-          <w:sz w:val="24"/>
-        </w:rPr>
-        <w:t>ших.</w:t>
-      </w:r>
-    </w:p>
-    <w:p>
-      <w:pPr>
-        <w:spacing w:after="120"/>
-        <w:jc w:val="both"/>
-      </w:pPr>
-    </w:p>
-    <w:p>
-      <w:pPr>
-        <w:pStyle w:val="Heading3"/>
-        <w:spacing w:after="120"/>
-        <w:jc w:val="center"/>
-      </w:pPr>
-      <w:r>
-        <w:rPr>
-          <w:rFonts w:ascii="Times New Roman" w:hAnsi="Times New Roman"/>
-          <w:b/>
-          <w:i/>
-          <w:color w:val="FF0000"/>
-        </w:rPr>
-        <w:t>Пісня Симеона</w:t>
-      </w:r>
-    </w:p>
-    <w:p>
-      <w:pPr>
-        <w:spacing w:after="120"/>
-      </w:pPr>
-      <w:r>
-        <w:rPr>
-          <w:rFonts w:ascii="Times New Roman" w:hAnsi="Times New Roman"/>
-          <w:sz w:val="24"/>
-        </w:rPr>
-        <w:t>Ни́ні відпуска́єш слугу́ Твого́, Влади́ко,* за Твої́м сло́вом у ми́рі.</w:t>
-      </w:r>
-    </w:p>
-    <w:p>
-      <w:pPr>
-        <w:spacing w:after="120"/>
-      </w:pPr>
-      <w:r>
-        <w:rPr>
-          <w:rFonts w:ascii="Times New Roman" w:hAnsi="Times New Roman"/>
-          <w:sz w:val="24"/>
-        </w:rPr>
-        <w:t>Бо поба́чили о́чі мої́* спасі́ння Твоє́;</w:t>
-      </w:r>
-    </w:p>
-    <w:p>
-      <w:pPr>
-        <w:spacing w:after="120"/>
-      </w:pPr>
-      <w:r>
-        <w:rPr>
-          <w:rFonts w:ascii="Times New Roman" w:hAnsi="Times New Roman"/>
-          <w:sz w:val="24"/>
-        </w:rPr>
-        <w:t>Що приготува́в Ти* пе́ред усіма́ наро́дами;</w:t>
-      </w:r>
-    </w:p>
-    <w:p>
-      <w:pPr>
-        <w:spacing w:after="120"/>
-      </w:pPr>
-      <w:r>
-        <w:rPr>
-          <w:rFonts w:ascii="Times New Roman" w:hAnsi="Times New Roman"/>
-          <w:sz w:val="24"/>
-        </w:rPr>
-        <w:t>Сві́тло на просві́ту пога́нам,* і сла́ву лю́ду Твого́, Ізра́їля.</w:t>
-      </w:r>
-    </w:p>
-    <w:p>
-      <w:pPr>
-        <w:spacing w:after="120"/>
-      </w:pPr>
-      <w:r>
-        <w:rPr>
-          <w:rFonts w:ascii="Times New Roman" w:hAnsi="Times New Roman"/>
-          <w:sz w:val="24"/>
-        </w:rPr>
-        <w:t xml:space="preserve">Святи́й Бо́же, святи́й Крі́пкий, святи́й Безсме́ртний, поми́луй нас. </w:t>
-      </w:r>
-      <w:r>
-        <w:rPr>
-          <w:rFonts w:ascii="Times New Roman" w:hAnsi="Times New Roman"/>
-          <w:i/>
-          <w:color w:val="FF0000"/>
-          <w:sz w:val="24"/>
-        </w:rPr>
-        <w:t>(3 р.)</w:t>
-      </w:r>
-    </w:p>
-    <w:p>
-      <w:pPr>
-        <w:spacing w:after="120"/>
-      </w:pPr>
-      <w:r>
-        <w:rPr>
-          <w:rFonts w:ascii="Times New Roman" w:hAnsi="Times New Roman"/>
-          <w:sz w:val="24"/>
-        </w:rPr>
-        <w:t>Сла́ва Отцю́, і Си́ну, і Свято́му Ду́хові,* і ни́ні, і повсякча́с, і на ві́ки вікі́в. Амі́нь.</w:t>
-      </w:r>
-    </w:p>
-    <w:p>
-      <w:pPr>
-        <w:spacing w:after="120"/>
-      </w:pPr>
-      <w:r>
-        <w:rPr>
-          <w:rFonts w:ascii="Times New Roman" w:hAnsi="Times New Roman"/>
-          <w:sz w:val="24"/>
-        </w:rPr>
-        <w:t>Пресвята́ Тро́йце, поми́луй нас; Го́споди, очи́сти гріхи́ на́ші; Влади́ко, прости́ беззако́ння на́ші; Святи́й, завіта́й і зціли́ не́мочі на́ші, І́мени Твого́ ра́ди.</w:t>
-      </w:r>
-    </w:p>
-    <w:p>
-      <w:pPr>
-        <w:spacing w:after="120"/>
-      </w:pPr>
-      <w:r>
-        <w:rPr>
-          <w:rFonts w:ascii="Times New Roman" w:hAnsi="Times New Roman"/>
-          <w:sz w:val="24"/>
-        </w:rPr>
-        <w:t xml:space="preserve">Го́споди, поми́луй. </w:t>
-      </w:r>
-      <w:r>
-        <w:rPr>
-          <w:rFonts w:ascii="Times New Roman" w:hAnsi="Times New Roman"/>
-          <w:i/>
-          <w:color w:val="FF0000"/>
-          <w:sz w:val="24"/>
-        </w:rPr>
-        <w:t>(3 р.)</w:t>
-      </w:r>
-    </w:p>
-    <w:p>
-      <w:pPr>
-        <w:spacing w:after="120"/>
-      </w:pPr>
-      <w:r>
-        <w:rPr>
-          <w:rFonts w:ascii="Times New Roman" w:hAnsi="Times New Roman"/>
-          <w:sz w:val="24"/>
-        </w:rPr>
-        <w:t>Сла́ва Отцю́, і Си́ну, і Свято́му Ду́хові,* і ни́ні, і повсякча́с, і на ві́ки вікі́в. Амі́нь.</w:t>
-      </w:r>
-    </w:p>
-    <w:p>
-      <w:pPr>
-        <w:spacing w:after="120"/>
-      </w:pPr>
-      <w:r>
-        <w:rPr>
-          <w:rFonts w:ascii="Times New Roman" w:hAnsi="Times New Roman"/>
-          <w:sz w:val="24"/>
-        </w:rPr>
-        <w:t>О́тче наш, що єси́ на небеса́х,* неха́й святи́ться ім’я́ Твоє́,* неха́й при́йде ца́рство Твоє́,* неха́й бу́де во́ля Твоя́, як на не́бі, так і на землі́.* Хліб наш насу́щний дай нам сього́дні;* і прости́ нам прови́ни на́ші,* як і ми проща́ємо винува́тцям на́шим;* і не введи́ нас у споку́су,* але́ ви́зволи нас від лука́вого.</w:t>
-      </w:r>
-    </w:p>
-    <w:p>
-      <w:pPr>
-        <w:spacing w:after="120"/>
-      </w:pPr>
-      <w:r>
-        <w:rPr>
-          <w:rFonts w:ascii="Times New Roman" w:hAnsi="Times New Roman"/>
-          <w:i/>
-          <w:color w:val="FF0000"/>
-          <w:sz w:val="24"/>
-        </w:rPr>
-        <w:t>Священник:</w:t>
-      </w:r>
-      <w:r>
-        <w:rPr>
-          <w:rFonts w:ascii="Times New Roman" w:hAnsi="Times New Roman"/>
-          <w:sz w:val="24"/>
-        </w:rPr>
-        <w:t xml:space="preserve"> Бо Твоє є царство, і сила, і слава, Отця, і Сина, і Святого Духа, нині, і повсякчас, і на віки віків.</w:t>
-      </w:r>
-    </w:p>
-    <w:p>
-      <w:pPr>
-        <w:spacing w:after="120"/>
-        <w:jc w:val="both"/>
-      </w:pPr>
-      <w:r>
-        <w:rPr>
-          <w:rFonts w:ascii="Times New Roman" w:hAnsi="Times New Roman"/>
-          <w:i/>
-          <w:color w:val="FF0000"/>
-          <w:sz w:val="24"/>
-        </w:rPr>
-        <w:t>Вірні:</w:t>
-      </w:r>
-      <w:r>
-        <w:rPr>
-          <w:rFonts w:ascii="Times New Roman" w:hAnsi="Times New Roman"/>
-          <w:color w:val="FF0000"/>
-          <w:sz w:val="24"/>
-        </w:rPr>
-        <w:t xml:space="preserve"> </w:t>
-      </w:r>
-      <w:r>
-        <w:rPr>
-          <w:rFonts w:ascii="Times New Roman" w:hAnsi="Times New Roman"/>
-          <w:sz w:val="24"/>
-        </w:rPr>
-        <w:t>Амінь.</w:t>
-      </w:r>
-    </w:p>
-    <w:p>
-      <w:pPr>
-        <w:pStyle w:val="Heading3"/>
-        <w:spacing w:after="120"/>
-        <w:jc w:val="center"/>
-      </w:pPr>
-      <w:r>
-        <w:rPr>
-          <w:rFonts w:ascii="Times New Roman" w:hAnsi="Times New Roman"/>
-          <w:b/>
-          <w:i/>
-          <w:color w:val="FF0000"/>
-        </w:rPr>
-        <w:t>Тропарі</w:t>
-      </w:r>
-    </w:p>
-    <w:p>
-      <w:pPr>
-        <w:pStyle w:val="a"/>
-        <w:spacing w:after="120"/>
-      </w:pPr>
-      <w:r>
-        <w:rPr>
-          <w:rFonts w:ascii="Times New Roman" w:hAnsi="Times New Roman"/>
-          <w:b w:val="0"/>
-          <w:i/>
-          <w:color w:val="FF4400"/>
-          <w:sz w:val="24"/>
-        </w:rPr>
-        <w:t xml:space="preserve">(г. 6): </w:t>
       </w:r>
       <w:r>
         <w:rPr>
@@ -7074,6 +3445,2745 @@
           <w:i w:val="0"/>
           <w:color w:val="000000"/>
           <w:sz w:val="24"/>
+          <w:u w:val="none"/>
+        </w:rPr>
+        <w:t>Благода́ть Свято́го Ду́ха всели́лася в те́бе, Бо́жий проро́че, і свої́м промі́нням учини́ла з те́бе лампа́ду пресві́тлу, і че́рез те́бе пророку́є майбу́тнє Ніне́вії вели́кій.</w:t>
+      </w:r>
+    </w:p>
+    <w:p>
+      <w:pPr>
+        <w:spacing w:after="120"/>
+        <w:jc w:val="center"/>
+      </w:pPr>
+      <w:r>
+        <w:rPr>
+          <w:rFonts w:ascii="Times New Roman" w:hAnsi="Times New Roman"/>
+          <w:b/>
+          <w:i/>
+          <w:color w:val="FF0000"/>
+          <w:sz w:val="24"/>
+        </w:rPr>
+        <w:t>Псалом 116</w:t>
+      </w:r>
+    </w:p>
+    <w:p>
+      <w:pPr>
+        <w:spacing w:after="120"/>
+      </w:pPr>
+      <w:r>
+        <w:rPr>
+          <w:rFonts w:ascii="Times New Roman" w:hAnsi="Times New Roman"/>
+          <w:i/>
+          <w:color w:val="FF0000"/>
+          <w:sz w:val="24"/>
+        </w:rPr>
+        <w:t>Стих:</w:t>
+      </w:r>
+      <w:r>
+        <w:rPr>
+          <w:rFonts w:ascii="Times New Roman" w:hAnsi="Times New Roman"/>
+          <w:i/>
+          <w:sz w:val="24"/>
+        </w:rPr>
+        <w:t xml:space="preserve"> </w:t>
+      </w:r>
+      <w:r>
+        <w:rPr>
+          <w:rFonts w:ascii="Times New Roman" w:hAnsi="Times New Roman"/>
+          <w:sz w:val="24"/>
+          <w:u w:val="single"/>
+        </w:rPr>
+        <w:t>Хвалі́те Го́спода всі наро́ди!* Прославля́йте Його́ всі лю́ди!</w:t>
+      </w:r>
+    </w:p>
+    <w:p>
+      <w:pPr>
+        <w:pStyle w:val="Normal"/>
+        <w:spacing w:after="120"/>
+      </w:pPr>
+      <w:r>
+        <w:rPr>
+          <w:rFonts w:ascii="Times New Roman" w:hAnsi="Times New Roman"/>
+          <w:b w:val="0"/>
+          <w:i w:val="0"/>
+          <w:color w:val="000000"/>
+          <w:sz w:val="24"/>
+          <w:u w:val="none"/>
+        </w:rPr>
+        <w:t>Хма́рою світлозо́рою яви́вся ти, Нау́ме, Бо́жий проро́че, пролива́ючи дощ Богові́дання, і враз напої́в єси́ питво́м Бо́жого су́ду Ніне́вію-мі́сто, хво́ре нече́стям.</w:t>
+      </w:r>
+    </w:p>
+    <w:p>
+      <w:pPr>
+        <w:spacing w:after="120"/>
+      </w:pPr>
+      <w:r>
+        <w:rPr>
+          <w:rFonts w:ascii="Times New Roman" w:hAnsi="Times New Roman"/>
+          <w:i/>
+          <w:color w:val="FF0000"/>
+          <w:sz w:val="24"/>
+        </w:rPr>
+        <w:t>Стих:</w:t>
+      </w:r>
+      <w:r>
+        <w:rPr>
+          <w:rFonts w:ascii="Times New Roman" w:hAnsi="Times New Roman"/>
+          <w:i/>
+          <w:sz w:val="24"/>
+        </w:rPr>
+        <w:t xml:space="preserve"> </w:t>
+      </w:r>
+      <w:r>
+        <w:rPr>
+          <w:rFonts w:ascii="Times New Roman" w:hAnsi="Times New Roman"/>
+          <w:sz w:val="24"/>
+          <w:u w:val="single"/>
+        </w:rPr>
+        <w:t>Вели́ке бо до нас Його́ милосе́рдя,* і ві́рність Го́спода пові́ки.</w:t>
+      </w:r>
+    </w:p>
+    <w:p>
+      <w:pPr>
+        <w:pStyle w:val="Normal"/>
+        <w:spacing w:after="120"/>
+      </w:pPr>
+      <w:r>
+        <w:rPr>
+          <w:rFonts w:ascii="Times New Roman" w:hAnsi="Times New Roman"/>
+          <w:b w:val="0"/>
+          <w:i w:val="0"/>
+          <w:color w:val="000000"/>
+          <w:sz w:val="24"/>
+          <w:u w:val="none"/>
+        </w:rPr>
+        <w:t>Ста́вши прича́сником нетлі́нної до́брої Сла́ви, Нау́ме, Бо́жий проро́че, і невимо́вної сла́ви, і ра́дости несказа́нної, і насоло́ди Боже́ственної, за нас моли́, Богонатхне́нний, всіх Влади́ку!</w:t>
+      </w:r>
+    </w:p>
+    <w:p>
+      <w:pPr>
+        <w:spacing w:after="120"/>
+      </w:pPr>
+      <w:r>
+        <w:rPr>
+          <w:rFonts w:ascii="Times New Roman" w:hAnsi="Times New Roman"/>
+          <w:b/>
+          <w:sz w:val="24"/>
+        </w:rPr>
+        <w:t>І нині</w:t>
+      </w:r>
+      <w:r>
+        <w:rPr>
+          <w:rFonts w:ascii="Times New Roman" w:hAnsi="Times New Roman"/>
+          <w:sz w:val="24"/>
+        </w:rPr>
+        <w:t xml:space="preserve"> </w:t>
+      </w:r>
+      <w:r>
+        <w:rPr>
+          <w:rFonts w:ascii="Times New Roman" w:hAnsi="Times New Roman"/>
+          <w:i/>
+          <w:color w:val="FF0000"/>
+          <w:sz w:val="24"/>
+        </w:rPr>
+        <w:t>(догмат, г. 6):</w:t>
+      </w:r>
+      <w:r>
+        <w:rPr>
+          <w:rFonts w:ascii="Times New Roman" w:hAnsi="Times New Roman"/>
+          <w:sz w:val="24"/>
+        </w:rPr>
+        <w:t xml:space="preserve"> </w:t>
+      </w:r>
+      <w:r>
+        <w:rPr>
+          <w:rFonts w:ascii="Times New Roman" w:hAnsi="Times New Roman"/>
+          <w:sz w:val="24"/>
+        </w:rPr>
+        <w:t>Хто ж тебе́ не прославля́тиме, Пресвята́ Ді́во?* Або хто не оспі́вуватиме твого́ пречи́стого різдва́?* Син бо єдиноро́дний, що предві́чно зася́яв від Отця́,* Той ви́йшов з те́бе, Чи́ста, воплоти́вшись несказа́нно.* Бу́вши з при́роди Бо́гом, став за́для нас правди́в</w:t>
+      </w:r>
+      <w:r>
+        <w:rPr>
+          <w:rFonts w:ascii="Times New Roman" w:hAnsi="Times New Roman"/>
+          <w:sz w:val="24"/>
+        </w:rPr>
+        <w:t>ою</w:t>
+      </w:r>
+      <w:r>
+        <w:rPr>
+          <w:rFonts w:ascii="Times New Roman" w:hAnsi="Times New Roman"/>
+          <w:sz w:val="24"/>
+        </w:rPr>
+        <w:t xml:space="preserve"> </w:t>
+      </w:r>
+      <w:r>
+        <w:rPr>
+          <w:rFonts w:ascii="Times New Roman" w:hAnsi="Times New Roman"/>
+          <w:sz w:val="24"/>
+        </w:rPr>
+        <w:t>л</w:t>
+      </w:r>
+      <w:r>
+        <w:rPr>
+          <w:rFonts w:ascii="Times New Roman" w:hAnsi="Times New Roman"/>
+          <w:sz w:val="24"/>
+        </w:rPr>
+        <w:t>юд</w:t>
+      </w:r>
+      <w:r>
+        <w:rPr>
+          <w:rFonts w:ascii="Times New Roman" w:hAnsi="Times New Roman"/>
+          <w:sz w:val="24"/>
+        </w:rPr>
+        <w:t>и́</w:t>
+      </w:r>
+      <w:r>
+        <w:rPr>
+          <w:rFonts w:ascii="Times New Roman" w:hAnsi="Times New Roman"/>
+          <w:sz w:val="24"/>
+        </w:rPr>
+        <w:t>ною;* неподі́льний на дві осо́би,* але́ пізнава́льний у двох незли́тих приро́дах.* Його́ моли́, чи́ста Всеблаже́нна,* щоб поми́лував ду́ші на́ші.</w:t>
+      </w:r>
+    </w:p>
+    <w:p>
+      <w:pPr>
+        <w:pStyle w:val="Heading2"/>
+        <w:spacing w:after="120"/>
+        <w:jc w:val="center"/>
+      </w:pPr>
+      <w:r>
+        <w:rPr>
+          <w:rFonts w:ascii="Times New Roman" w:hAnsi="Times New Roman"/>
+          <w:color w:val="FF0000"/>
+          <w:sz w:val="24"/>
+        </w:rPr>
+        <w:t>Вхід</w:t>
+      </w:r>
+    </w:p>
+    <w:p>
+      <w:pPr>
+        <w:spacing w:after="120"/>
+        <w:jc w:val="both"/>
+      </w:pPr>
+      <w:r>
+        <w:rPr>
+          <w:rFonts w:ascii="Times New Roman" w:hAnsi="Times New Roman"/>
+          <w:i/>
+          <w:color w:val="FF0000"/>
+          <w:sz w:val="24"/>
+        </w:rPr>
+        <w:t xml:space="preserve">Диякон: </w:t>
+      </w:r>
+      <w:r>
+        <w:rPr>
+          <w:rFonts w:ascii="Times New Roman" w:hAnsi="Times New Roman"/>
+          <w:color w:val="000000"/>
+          <w:sz w:val="24"/>
+        </w:rPr>
+        <w:t xml:space="preserve">Господеві помолімся. </w:t>
+      </w:r>
+    </w:p>
+    <w:p>
+      <w:pPr>
+        <w:spacing w:after="120"/>
+        <w:jc w:val="both"/>
+      </w:pPr>
+      <w:r>
+        <w:rPr>
+          <w:rFonts w:ascii="Times New Roman" w:hAnsi="Times New Roman"/>
+          <w:i/>
+          <w:color w:val="FF0000"/>
+          <w:sz w:val="24"/>
+        </w:rPr>
+        <w:t xml:space="preserve">а Священник мовить потиху </w:t>
+      </w:r>
+      <w:r>
+        <w:rPr>
+          <w:rFonts w:ascii="Times New Roman" w:hAnsi="Times New Roman"/>
+          <w:b/>
+          <w:i/>
+          <w:color w:val="FF0000"/>
+          <w:sz w:val="24"/>
+        </w:rPr>
+        <w:t>молитву входу:</w:t>
+      </w:r>
+      <w:r>
+        <w:rPr>
+          <w:rFonts w:ascii="Times New Roman" w:hAnsi="Times New Roman"/>
+          <w:b/>
+          <w:color w:val="000000"/>
+          <w:sz w:val="24"/>
+        </w:rPr>
+        <w:t xml:space="preserve"> </w:t>
+      </w:r>
+    </w:p>
+    <w:p>
+      <w:pPr>
+        <w:spacing w:after="120"/>
+        <w:jc w:val="both"/>
+      </w:pPr>
+      <w:r>
+        <w:rPr>
+          <w:rFonts w:ascii="Times New Roman" w:hAnsi="Times New Roman"/>
+          <w:sz w:val="24"/>
+        </w:rPr>
+        <w:t>Благий Людинолюбче Царю, що все благословляєш! Молимось Тобі наполегливо, серцем сокрушеним і духом смиренним: Благослови наші входи і виходи, Христе, істинний Боже наш. Бо прихід Твій і вознесіння, і пожиття з людьми завжди благословенне: нині і повсякчас, і на віки віків. Амінь.</w:t>
+      </w:r>
+    </w:p>
+    <w:p>
+      <w:pPr>
+        <w:spacing w:after="120"/>
+        <w:jc w:val="both"/>
+      </w:pPr>
+      <w:r>
+        <w:rPr>
+          <w:rFonts w:ascii="Times New Roman" w:hAnsi="Times New Roman"/>
+          <w:i/>
+          <w:color w:val="FF0000"/>
+          <w:sz w:val="24"/>
+        </w:rPr>
+        <w:t>По молитві входу диякон, вказуючи орарем на схід, каже до Священника:</w:t>
+      </w:r>
+      <w:r>
+        <w:rPr>
+          <w:rFonts w:ascii="Times New Roman" w:hAnsi="Times New Roman"/>
+          <w:color w:val="000000"/>
+          <w:sz w:val="24"/>
+        </w:rPr>
+        <w:t xml:space="preserve"> Благослови, владико, святий вхід. </w:t>
+      </w:r>
+    </w:p>
+    <w:p>
+      <w:pPr>
+        <w:spacing w:after="120"/>
+        <w:jc w:val="both"/>
+      </w:pPr>
+      <w:r>
+        <w:rPr>
+          <w:rFonts w:ascii="Times New Roman" w:hAnsi="Times New Roman"/>
+          <w:i/>
+          <w:color w:val="FF0000"/>
+          <w:sz w:val="24"/>
+        </w:rPr>
+        <w:t>Священник благословляє до сходу і каже:</w:t>
+      </w:r>
+      <w:r>
+        <w:rPr>
+          <w:rFonts w:ascii="Times New Roman" w:hAnsi="Times New Roman"/>
+          <w:color w:val="000000"/>
+          <w:sz w:val="24"/>
+        </w:rPr>
+        <w:t xml:space="preserve"> </w:t>
+      </w:r>
+      <w:r>
+        <w:rPr>
+          <w:rFonts w:ascii="Times New Roman" w:hAnsi="Times New Roman"/>
+          <w:sz w:val="24"/>
+        </w:rPr>
+        <w:t>Благословенний вхід святих твоїх, нині і повсякчас і на віки віків.</w:t>
+      </w:r>
+    </w:p>
+    <w:p>
+      <w:pPr>
+        <w:spacing w:after="120"/>
+        <w:jc w:val="both"/>
+      </w:pPr>
+      <w:r>
+        <w:rPr>
+          <w:rFonts w:ascii="Times New Roman" w:hAnsi="Times New Roman"/>
+          <w:sz w:val="24"/>
+        </w:rPr>
+        <w:t>Премудрість! Прості!</w:t>
+      </w:r>
+    </w:p>
+    <w:p>
+      <w:pPr>
+        <w:spacing w:after="120"/>
+      </w:pPr>
+      <w:r>
+        <w:rPr>
+          <w:rFonts w:ascii="Times New Roman" w:hAnsi="Times New Roman"/>
+          <w:i/>
+          <w:color w:val="FF0000"/>
+          <w:sz w:val="24"/>
+        </w:rPr>
+        <w:t>Вірні:</w:t>
+      </w:r>
+      <w:r>
+        <w:rPr>
+          <w:rFonts w:ascii="Times New Roman" w:hAnsi="Times New Roman"/>
+          <w:color w:val="FF0000"/>
+          <w:sz w:val="24"/>
+        </w:rPr>
+        <w:t xml:space="preserve"> </w:t>
+      </w:r>
+      <w:r>
+        <w:rPr>
+          <w:rFonts w:ascii="Times New Roman" w:hAnsi="Times New Roman"/>
+          <w:sz w:val="24"/>
+        </w:rPr>
+        <w:t>Сві́тло ти́хе свято́ї сла́ви безсме́ртного Отця́ небе́сного, свято́го, блаже́нного, Ісу́се Хри́сте, дожи́вши до за́ходу со́нця, поба́чивши сві́тло вечі́рнє, сла́вимо Отця́, і Си́на, і Свято́го Ду́ха – Бо́га. Досто́йно є повсякча́с прославля́ти Тебе́ голоса́ми побо́жними, Си́ну Бо́жий, що життя́ дає́ш усьому́ сві́ту, тому́ світ уве́сь сла́вить Тебе́.</w:t>
+      </w:r>
+    </w:p>
+    <w:p>
+      <w:pPr>
+        <w:spacing w:after="120"/>
+        <w:jc w:val="both"/>
+      </w:pPr>
+      <w:r>
+        <w:rPr>
+          <w:rFonts w:ascii="Times New Roman" w:hAnsi="Times New Roman"/>
+          <w:i/>
+          <w:color w:val="FF0000"/>
+          <w:sz w:val="24"/>
+        </w:rPr>
+        <w:t xml:space="preserve">Після кадження і закінчення пісні диякон, підійшовши до св. дверей і дивлячись на людей, виголошує: </w:t>
+      </w:r>
+      <w:r>
+        <w:rPr>
+          <w:rFonts w:ascii="Times New Roman" w:hAnsi="Times New Roman"/>
+          <w:sz w:val="24"/>
+        </w:rPr>
+        <w:t>Будьмо уважні!</w:t>
+      </w:r>
+    </w:p>
+    <w:p>
+      <w:pPr>
+        <w:spacing w:after="120"/>
+        <w:jc w:val="both"/>
+      </w:pPr>
+      <w:r>
+        <w:rPr>
+          <w:rFonts w:ascii="Times New Roman" w:hAnsi="Times New Roman"/>
+          <w:i/>
+          <w:color w:val="FF0000"/>
+          <w:sz w:val="24"/>
+        </w:rPr>
+        <w:t>Священник:</w:t>
+      </w:r>
+      <w:r>
+        <w:rPr>
+          <w:rFonts w:ascii="Times New Roman" w:hAnsi="Times New Roman"/>
+          <w:sz w:val="24"/>
+        </w:rPr>
+        <w:t xml:space="preserve"> Мир всім.</w:t>
+      </w:r>
+    </w:p>
+    <w:p>
+      <w:pPr>
+        <w:spacing w:after="120"/>
+        <w:jc w:val="both"/>
+      </w:pPr>
+      <w:r>
+        <w:rPr>
+          <w:rFonts w:ascii="Times New Roman" w:hAnsi="Times New Roman"/>
+          <w:sz w:val="24"/>
+        </w:rPr>
+        <w:t>Премудрість, будьмо уважні!</w:t>
+      </w:r>
+    </w:p>
+    <w:p>
+      <w:pPr>
+        <w:spacing w:after="120"/>
+        <w:jc w:val="both"/>
+      </w:pPr>
+    </w:p>
+    <w:p>
+      <w:pPr>
+        <w:pStyle w:val="Heading3"/>
+        <w:spacing w:after="120"/>
+        <w:jc w:val="center"/>
+      </w:pPr>
+      <w:r>
+        <w:rPr>
+          <w:rFonts w:ascii="Times New Roman" w:hAnsi="Times New Roman"/>
+          <w:b/>
+          <w:i/>
+          <w:color w:val="FF0000"/>
+          <w:sz w:val="24"/>
+        </w:rPr>
+        <w:t>Прокімен</w:t>
+      </w:r>
+    </w:p>
+    <w:p>
+      <w:pPr>
+        <w:spacing w:after="120"/>
+        <w:jc w:val="both"/>
+      </w:pPr>
+      <w:r>
+        <w:rPr>
+          <w:rFonts w:ascii="Times New Roman" w:hAnsi="Times New Roman"/>
+          <w:i/>
+          <w:color w:val="FF0000"/>
+          <w:sz w:val="24"/>
+        </w:rPr>
+        <w:t>(г.</w:t>
+      </w:r>
+      <w:r>
+        <w:rPr>
+          <w:rFonts w:ascii="Times New Roman" w:hAnsi="Times New Roman"/>
+          <w:i/>
+          <w:color w:val="FF0000"/>
+          <w:sz w:val="24"/>
+        </w:rPr>
+        <w:t xml:space="preserve"> </w:t>
+      </w:r>
+      <w:r>
+        <w:rPr>
+          <w:rFonts w:ascii="Times New Roman" w:hAnsi="Times New Roman"/>
+          <w:i/>
+          <w:color w:val="FF0000"/>
+          <w:sz w:val="24"/>
+        </w:rPr>
+        <w:t>6):</w:t>
+      </w:r>
+      <w:r>
+        <w:rPr>
+          <w:rFonts w:ascii="Times New Roman" w:hAnsi="Times New Roman"/>
+          <w:i/>
+          <w:color w:val="FF0000"/>
+          <w:sz w:val="24"/>
+        </w:rPr>
+        <w:t xml:space="preserve"> </w:t>
+      </w:r>
+      <w:r>
+        <w:rPr>
+          <w:rFonts w:ascii="Times New Roman" w:hAnsi="Times New Roman"/>
+          <w:b/>
+          <w:sz w:val="24"/>
+        </w:rPr>
+        <w:t>Госпо́дь</w:t>
+      </w:r>
+      <w:r>
+        <w:rPr>
+          <w:rFonts w:ascii="Times New Roman" w:hAnsi="Times New Roman"/>
+          <w:b/>
+          <w:sz w:val="24"/>
+        </w:rPr>
+        <w:t xml:space="preserve"> </w:t>
+      </w:r>
+      <w:r>
+        <w:rPr>
+          <w:rFonts w:ascii="Times New Roman" w:hAnsi="Times New Roman"/>
+          <w:b/>
+          <w:sz w:val="24"/>
+        </w:rPr>
+        <w:t>царю́є,*</w:t>
+      </w:r>
+      <w:r>
+        <w:rPr>
+          <w:rFonts w:ascii="Times New Roman" w:hAnsi="Times New Roman"/>
+          <w:b/>
+          <w:sz w:val="24"/>
+        </w:rPr>
+        <w:t xml:space="preserve"> </w:t>
+      </w:r>
+      <w:r>
+        <w:rPr>
+          <w:rFonts w:ascii="Times New Roman" w:hAnsi="Times New Roman"/>
+          <w:b/>
+          <w:sz w:val="24"/>
+        </w:rPr>
+        <w:t>у</w:t>
+      </w:r>
+      <w:r>
+        <w:rPr>
+          <w:rFonts w:ascii="Times New Roman" w:hAnsi="Times New Roman"/>
+          <w:b/>
+          <w:sz w:val="24"/>
+        </w:rPr>
+        <w:t xml:space="preserve"> </w:t>
+      </w:r>
+      <w:r>
+        <w:rPr>
+          <w:rFonts w:ascii="Times New Roman" w:hAnsi="Times New Roman"/>
+          <w:b/>
+          <w:sz w:val="24"/>
+        </w:rPr>
+        <w:t>ве́лич</w:t>
+      </w:r>
+      <w:r>
+        <w:rPr>
+          <w:rFonts w:ascii="Times New Roman" w:hAnsi="Times New Roman"/>
+          <w:b/>
+          <w:sz w:val="24"/>
+        </w:rPr>
+        <w:t xml:space="preserve"> </w:t>
+      </w:r>
+      <w:r>
+        <w:rPr>
+          <w:rFonts w:ascii="Times New Roman" w:hAnsi="Times New Roman"/>
+          <w:b/>
+          <w:sz w:val="24"/>
+        </w:rPr>
+        <w:t>Він</w:t>
+      </w:r>
+      <w:r>
+        <w:rPr>
+          <w:rFonts w:ascii="Times New Roman" w:hAnsi="Times New Roman"/>
+          <w:b/>
+          <w:sz w:val="24"/>
+        </w:rPr>
+        <w:t xml:space="preserve"> </w:t>
+      </w:r>
+      <w:r>
+        <w:rPr>
+          <w:rFonts w:ascii="Times New Roman" w:hAnsi="Times New Roman"/>
+          <w:b/>
+          <w:sz w:val="24"/>
+        </w:rPr>
+        <w:t>зодягну́вся</w:t>
+      </w:r>
+      <w:r>
+        <w:rPr>
+          <w:rFonts w:ascii="Times New Roman" w:hAnsi="Times New Roman"/>
+          <w:i/>
+          <w:color w:val="FF0000"/>
+          <w:sz w:val="24"/>
+        </w:rPr>
+        <w:t xml:space="preserve"> </w:t>
+      </w:r>
+      <w:r>
+        <w:rPr>
+          <w:rFonts w:ascii="Times New Roman" w:hAnsi="Times New Roman"/>
+          <w:i/>
+          <w:color w:val="FF0000"/>
+          <w:sz w:val="24"/>
+        </w:rPr>
+        <w:t>(Пс.</w:t>
+      </w:r>
+      <w:r>
+        <w:rPr>
+          <w:rFonts w:ascii="Times New Roman" w:hAnsi="Times New Roman"/>
+          <w:i/>
+          <w:color w:val="FF0000"/>
+          <w:sz w:val="24"/>
+        </w:rPr>
+        <w:t xml:space="preserve"> </w:t>
+      </w:r>
+      <w:r>
+        <w:rPr>
+          <w:rFonts w:ascii="Times New Roman" w:hAnsi="Times New Roman"/>
+          <w:i/>
+          <w:color w:val="FF0000"/>
+          <w:sz w:val="24"/>
+        </w:rPr>
+        <w:t>92,1).</w:t>
+      </w:r>
+    </w:p>
+    <w:p>
+      <w:pPr>
+        <w:spacing w:after="120"/>
+        <w:jc w:val="both"/>
+      </w:pPr>
+      <w:r>
+        <w:rPr>
+          <w:rFonts w:ascii="Times New Roman" w:hAnsi="Times New Roman"/>
+          <w:i/>
+          <w:color w:val="FF0000"/>
+          <w:sz w:val="24"/>
+        </w:rPr>
+        <w:t>Стих:</w:t>
+      </w:r>
+      <w:r>
+        <w:rPr>
+          <w:rFonts w:ascii="Times New Roman" w:hAnsi="Times New Roman"/>
+          <w:i/>
+          <w:color w:val="FF0000"/>
+          <w:sz w:val="24"/>
+        </w:rPr>
+        <w:t xml:space="preserve"> </w:t>
+      </w:r>
+      <w:r>
+        <w:rPr>
+          <w:rFonts w:ascii="Times New Roman" w:hAnsi="Times New Roman"/>
+          <w:sz w:val="24"/>
+          <w:u w:val="single"/>
+        </w:rPr>
+        <w:t>Вдягну́всь</w:t>
+      </w:r>
+      <w:r>
+        <w:rPr>
+          <w:rFonts w:ascii="Times New Roman" w:hAnsi="Times New Roman"/>
+          <w:sz w:val="24"/>
+          <w:u w:val="single"/>
+        </w:rPr>
+        <w:t xml:space="preserve"> </w:t>
+      </w:r>
+      <w:r>
+        <w:rPr>
+          <w:rFonts w:ascii="Times New Roman" w:hAnsi="Times New Roman"/>
+          <w:sz w:val="24"/>
+          <w:u w:val="single"/>
+        </w:rPr>
+        <w:t>Госпо́дь</w:t>
+      </w:r>
+      <w:r>
+        <w:rPr>
+          <w:rFonts w:ascii="Times New Roman" w:hAnsi="Times New Roman"/>
+          <w:sz w:val="24"/>
+          <w:u w:val="single"/>
+        </w:rPr>
+        <w:t xml:space="preserve"> </w:t>
+      </w:r>
+      <w:r>
+        <w:rPr>
+          <w:rFonts w:ascii="Times New Roman" w:hAnsi="Times New Roman"/>
+          <w:sz w:val="24"/>
+          <w:u w:val="single"/>
+        </w:rPr>
+        <w:t>у</w:t>
+      </w:r>
+      <w:r>
+        <w:rPr>
+          <w:rFonts w:ascii="Times New Roman" w:hAnsi="Times New Roman"/>
+          <w:sz w:val="24"/>
+          <w:u w:val="single"/>
+        </w:rPr>
+        <w:t xml:space="preserve"> </w:t>
+      </w:r>
+      <w:r>
+        <w:rPr>
+          <w:rFonts w:ascii="Times New Roman" w:hAnsi="Times New Roman"/>
+          <w:sz w:val="24"/>
+          <w:u w:val="single"/>
+        </w:rPr>
+        <w:t>си́лу</w:t>
+      </w:r>
+      <w:r>
+        <w:rPr>
+          <w:rFonts w:ascii="Times New Roman" w:hAnsi="Times New Roman"/>
+          <w:sz w:val="24"/>
+          <w:u w:val="single"/>
+        </w:rPr>
+        <w:t xml:space="preserve"> </w:t>
+      </w:r>
+      <w:r>
+        <w:rPr>
+          <w:rFonts w:ascii="Times New Roman" w:hAnsi="Times New Roman"/>
+          <w:sz w:val="24"/>
+          <w:u w:val="single"/>
+        </w:rPr>
+        <w:t>і</w:t>
+      </w:r>
+      <w:r>
+        <w:rPr>
+          <w:rFonts w:ascii="Times New Roman" w:hAnsi="Times New Roman"/>
+          <w:sz w:val="24"/>
+          <w:u w:val="single"/>
+        </w:rPr>
+        <w:t xml:space="preserve"> </w:t>
+      </w:r>
+      <w:r>
+        <w:rPr>
+          <w:rFonts w:ascii="Times New Roman" w:hAnsi="Times New Roman"/>
+          <w:sz w:val="24"/>
+          <w:u w:val="single"/>
+        </w:rPr>
+        <w:t>опоя́сався</w:t>
+      </w:r>
+      <w:r>
+        <w:rPr>
+          <w:rFonts w:ascii="Times New Roman" w:hAnsi="Times New Roman"/>
+          <w:i/>
+          <w:color w:val="FF0000"/>
+          <w:sz w:val="24"/>
+        </w:rPr>
+        <w:t xml:space="preserve"> </w:t>
+      </w:r>
+      <w:r>
+        <w:rPr>
+          <w:rFonts w:ascii="Times New Roman" w:hAnsi="Times New Roman"/>
+          <w:i/>
+          <w:color w:val="FF0000"/>
+          <w:sz w:val="24"/>
+        </w:rPr>
+        <w:t>(Пс.</w:t>
+      </w:r>
+      <w:r>
+        <w:rPr>
+          <w:rFonts w:ascii="Times New Roman" w:hAnsi="Times New Roman"/>
+          <w:i/>
+          <w:color w:val="FF0000"/>
+          <w:sz w:val="24"/>
+        </w:rPr>
+        <w:t xml:space="preserve"> </w:t>
+      </w:r>
+      <w:r>
+        <w:rPr>
+          <w:rFonts w:ascii="Times New Roman" w:hAnsi="Times New Roman"/>
+          <w:i/>
+          <w:color w:val="FF0000"/>
+          <w:sz w:val="24"/>
+        </w:rPr>
+        <w:t>92,1).</w:t>
+      </w:r>
+    </w:p>
+    <w:p>
+      <w:pPr>
+        <w:spacing w:after="120"/>
+        <w:jc w:val="both"/>
+      </w:pPr>
+      <w:r>
+        <w:rPr>
+          <w:rFonts w:ascii="Times New Roman" w:hAnsi="Times New Roman"/>
+          <w:i/>
+          <w:color w:val="FF0000"/>
+          <w:sz w:val="24"/>
+        </w:rPr>
+        <w:t>Стих:</w:t>
+      </w:r>
+      <w:r>
+        <w:rPr>
+          <w:rFonts w:ascii="Times New Roman" w:hAnsi="Times New Roman"/>
+          <w:i/>
+          <w:color w:val="FF0000"/>
+          <w:sz w:val="24"/>
+        </w:rPr>
+        <w:t xml:space="preserve"> </w:t>
+      </w:r>
+      <w:r>
+        <w:rPr>
+          <w:rFonts w:ascii="Times New Roman" w:hAnsi="Times New Roman"/>
+          <w:sz w:val="24"/>
+          <w:u w:val="single"/>
+        </w:rPr>
+        <w:t>Бо</w:t>
+      </w:r>
+      <w:r>
+        <w:rPr>
+          <w:rFonts w:ascii="Times New Roman" w:hAnsi="Times New Roman"/>
+          <w:sz w:val="24"/>
+          <w:u w:val="single"/>
+        </w:rPr>
+        <w:t xml:space="preserve"> </w:t>
+      </w:r>
+      <w:r>
+        <w:rPr>
+          <w:rFonts w:ascii="Times New Roman" w:hAnsi="Times New Roman"/>
+          <w:sz w:val="24"/>
+          <w:u w:val="single"/>
+        </w:rPr>
+        <w:t>Він</w:t>
+      </w:r>
+      <w:r>
+        <w:rPr>
+          <w:rFonts w:ascii="Times New Roman" w:hAnsi="Times New Roman"/>
+          <w:sz w:val="24"/>
+          <w:u w:val="single"/>
+        </w:rPr>
+        <w:t xml:space="preserve"> </w:t>
+      </w:r>
+      <w:r>
+        <w:rPr>
+          <w:rFonts w:ascii="Times New Roman" w:hAnsi="Times New Roman"/>
+          <w:sz w:val="24"/>
+          <w:u w:val="single"/>
+        </w:rPr>
+        <w:t>утверди́в</w:t>
+      </w:r>
+      <w:r>
+        <w:rPr>
+          <w:rFonts w:ascii="Times New Roman" w:hAnsi="Times New Roman"/>
+          <w:sz w:val="24"/>
+          <w:u w:val="single"/>
+        </w:rPr>
+        <w:t xml:space="preserve"> </w:t>
+      </w:r>
+      <w:r>
+        <w:rPr>
+          <w:rFonts w:ascii="Times New Roman" w:hAnsi="Times New Roman"/>
+          <w:sz w:val="24"/>
+          <w:u w:val="single"/>
+        </w:rPr>
+        <w:t>вселе́нну,</w:t>
+      </w:r>
+      <w:r>
+        <w:rPr>
+          <w:rFonts w:ascii="Times New Roman" w:hAnsi="Times New Roman"/>
+          <w:sz w:val="24"/>
+          <w:u w:val="single"/>
+        </w:rPr>
+        <w:t xml:space="preserve"> </w:t>
+      </w:r>
+      <w:r>
+        <w:rPr>
+          <w:rFonts w:ascii="Times New Roman" w:hAnsi="Times New Roman"/>
+          <w:sz w:val="24"/>
+          <w:u w:val="single"/>
+        </w:rPr>
+        <w:t>і</w:t>
+      </w:r>
+      <w:r>
+        <w:rPr>
+          <w:rFonts w:ascii="Times New Roman" w:hAnsi="Times New Roman"/>
+          <w:sz w:val="24"/>
+          <w:u w:val="single"/>
+        </w:rPr>
+        <w:t xml:space="preserve"> </w:t>
+      </w:r>
+      <w:r>
+        <w:rPr>
+          <w:rFonts w:ascii="Times New Roman" w:hAnsi="Times New Roman"/>
+          <w:sz w:val="24"/>
+          <w:u w:val="single"/>
+        </w:rPr>
+        <w:t>вона́</w:t>
+      </w:r>
+      <w:r>
+        <w:rPr>
+          <w:rFonts w:ascii="Times New Roman" w:hAnsi="Times New Roman"/>
+          <w:sz w:val="24"/>
+          <w:u w:val="single"/>
+        </w:rPr>
+        <w:t xml:space="preserve"> </w:t>
+      </w:r>
+      <w:r>
+        <w:rPr>
+          <w:rFonts w:ascii="Times New Roman" w:hAnsi="Times New Roman"/>
+          <w:sz w:val="24"/>
+          <w:u w:val="single"/>
+        </w:rPr>
+        <w:t>не</w:t>
+      </w:r>
+      <w:r>
+        <w:rPr>
+          <w:rFonts w:ascii="Times New Roman" w:hAnsi="Times New Roman"/>
+          <w:sz w:val="24"/>
+          <w:u w:val="single"/>
+        </w:rPr>
+        <w:t xml:space="preserve"> </w:t>
+      </w:r>
+      <w:r>
+        <w:rPr>
+          <w:rFonts w:ascii="Times New Roman" w:hAnsi="Times New Roman"/>
+          <w:sz w:val="24"/>
+          <w:u w:val="single"/>
+        </w:rPr>
+        <w:t>захита́ється</w:t>
+      </w:r>
+      <w:r>
+        <w:rPr>
+          <w:rFonts w:ascii="Times New Roman" w:hAnsi="Times New Roman"/>
+          <w:i/>
+          <w:color w:val="FF0000"/>
+          <w:sz w:val="24"/>
+        </w:rPr>
+        <w:t xml:space="preserve"> </w:t>
+      </w:r>
+      <w:r>
+        <w:rPr>
+          <w:rFonts w:ascii="Times New Roman" w:hAnsi="Times New Roman"/>
+          <w:i/>
+          <w:color w:val="FF0000"/>
+          <w:sz w:val="24"/>
+        </w:rPr>
+        <w:t>(Пс.</w:t>
+      </w:r>
+      <w:r>
+        <w:rPr>
+          <w:rFonts w:ascii="Times New Roman" w:hAnsi="Times New Roman"/>
+          <w:i/>
+          <w:color w:val="FF0000"/>
+          <w:sz w:val="24"/>
+        </w:rPr>
+        <w:t xml:space="preserve"> </w:t>
+      </w:r>
+      <w:r>
+        <w:rPr>
+          <w:rFonts w:ascii="Times New Roman" w:hAnsi="Times New Roman"/>
+          <w:i/>
+          <w:color w:val="FF0000"/>
+          <w:sz w:val="24"/>
+        </w:rPr>
+        <w:t>92,1).</w:t>
+      </w:r>
+    </w:p>
+    <w:p>
+      <w:pPr>
+        <w:spacing w:after="120"/>
+        <w:jc w:val="both"/>
+      </w:pPr>
+      <w:r>
+        <w:rPr>
+          <w:rFonts w:ascii="Times New Roman" w:hAnsi="Times New Roman"/>
+          <w:i/>
+          <w:color w:val="FF0000"/>
+          <w:sz w:val="24"/>
+        </w:rPr>
+        <w:t>Стих:</w:t>
+      </w:r>
+      <w:r>
+        <w:rPr>
+          <w:rFonts w:ascii="Times New Roman" w:hAnsi="Times New Roman"/>
+          <w:i/>
+          <w:color w:val="FF0000"/>
+          <w:sz w:val="24"/>
+        </w:rPr>
+        <w:t xml:space="preserve"> </w:t>
+      </w:r>
+      <w:r>
+        <w:rPr>
+          <w:rFonts w:ascii="Times New Roman" w:hAnsi="Times New Roman"/>
+          <w:sz w:val="24"/>
+          <w:u w:val="single"/>
+        </w:rPr>
+        <w:t>До́мові</w:t>
+      </w:r>
+      <w:r>
+        <w:rPr>
+          <w:rFonts w:ascii="Times New Roman" w:hAnsi="Times New Roman"/>
+          <w:sz w:val="24"/>
+          <w:u w:val="single"/>
+        </w:rPr>
+        <w:t xml:space="preserve"> </w:t>
+      </w:r>
+      <w:r>
+        <w:rPr>
+          <w:rFonts w:ascii="Times New Roman" w:hAnsi="Times New Roman"/>
+          <w:sz w:val="24"/>
+          <w:u w:val="single"/>
+        </w:rPr>
+        <w:t>Твоє́му,</w:t>
+      </w:r>
+      <w:r>
+        <w:rPr>
+          <w:rFonts w:ascii="Times New Roman" w:hAnsi="Times New Roman"/>
+          <w:sz w:val="24"/>
+          <w:u w:val="single"/>
+        </w:rPr>
+        <w:t xml:space="preserve"> </w:t>
+      </w:r>
+      <w:r>
+        <w:rPr>
+          <w:rFonts w:ascii="Times New Roman" w:hAnsi="Times New Roman"/>
+          <w:sz w:val="24"/>
+          <w:u w:val="single"/>
+        </w:rPr>
+        <w:t>Го́споди,</w:t>
+      </w:r>
+      <w:r>
+        <w:rPr>
+          <w:rFonts w:ascii="Times New Roman" w:hAnsi="Times New Roman"/>
+          <w:sz w:val="24"/>
+          <w:u w:val="single"/>
+        </w:rPr>
+        <w:t xml:space="preserve"> </w:t>
+      </w:r>
+      <w:r>
+        <w:rPr>
+          <w:rFonts w:ascii="Times New Roman" w:hAnsi="Times New Roman"/>
+          <w:sz w:val="24"/>
+          <w:u w:val="single"/>
+        </w:rPr>
+        <w:t>нале́жить</w:t>
+      </w:r>
+      <w:r>
+        <w:rPr>
+          <w:rFonts w:ascii="Times New Roman" w:hAnsi="Times New Roman"/>
+          <w:sz w:val="24"/>
+          <w:u w:val="single"/>
+        </w:rPr>
+        <w:t xml:space="preserve"> </w:t>
+      </w:r>
+      <w:r>
+        <w:rPr>
+          <w:rFonts w:ascii="Times New Roman" w:hAnsi="Times New Roman"/>
+          <w:sz w:val="24"/>
+          <w:u w:val="single"/>
+        </w:rPr>
+        <w:t>свя́тість</w:t>
+      </w:r>
+      <w:r>
+        <w:rPr>
+          <w:rFonts w:ascii="Times New Roman" w:hAnsi="Times New Roman"/>
+          <w:sz w:val="24"/>
+          <w:u w:val="single"/>
+        </w:rPr>
+        <w:t xml:space="preserve"> </w:t>
+      </w:r>
+      <w:r>
+        <w:rPr>
+          <w:rFonts w:ascii="Times New Roman" w:hAnsi="Times New Roman"/>
+          <w:sz w:val="24"/>
+          <w:u w:val="single"/>
+        </w:rPr>
+        <w:t>на</w:t>
+      </w:r>
+      <w:r>
+        <w:rPr>
+          <w:rFonts w:ascii="Times New Roman" w:hAnsi="Times New Roman"/>
+          <w:sz w:val="24"/>
+          <w:u w:val="single"/>
+        </w:rPr>
+        <w:t xml:space="preserve"> </w:t>
+      </w:r>
+      <w:r>
+        <w:rPr>
+          <w:rFonts w:ascii="Times New Roman" w:hAnsi="Times New Roman"/>
+          <w:sz w:val="24"/>
+          <w:u w:val="single"/>
+        </w:rPr>
+        <w:t>до́вгі</w:t>
+      </w:r>
+      <w:r>
+        <w:rPr>
+          <w:rFonts w:ascii="Times New Roman" w:hAnsi="Times New Roman"/>
+          <w:sz w:val="24"/>
+          <w:u w:val="single"/>
+        </w:rPr>
+        <w:t xml:space="preserve"> </w:t>
+      </w:r>
+      <w:r>
+        <w:rPr>
+          <w:rFonts w:ascii="Times New Roman" w:hAnsi="Times New Roman"/>
+          <w:sz w:val="24"/>
+          <w:u w:val="single"/>
+        </w:rPr>
+        <w:t>лі́та</w:t>
+      </w:r>
+      <w:r>
+        <w:rPr>
+          <w:rFonts w:ascii="Times New Roman" w:hAnsi="Times New Roman"/>
+          <w:i/>
+          <w:color w:val="FF0000"/>
+          <w:sz w:val="24"/>
+        </w:rPr>
+        <w:t xml:space="preserve"> </w:t>
+      </w:r>
+      <w:r>
+        <w:rPr>
+          <w:rFonts w:ascii="Times New Roman" w:hAnsi="Times New Roman"/>
+          <w:i/>
+          <w:color w:val="FF0000"/>
+          <w:sz w:val="24"/>
+        </w:rPr>
+        <w:t>(Пс.</w:t>
+      </w:r>
+      <w:r>
+        <w:rPr>
+          <w:rFonts w:ascii="Times New Roman" w:hAnsi="Times New Roman"/>
+          <w:i/>
+          <w:color w:val="FF0000"/>
+          <w:sz w:val="24"/>
+        </w:rPr>
+        <w:t xml:space="preserve"> </w:t>
+      </w:r>
+      <w:r>
+        <w:rPr>
+          <w:rFonts w:ascii="Times New Roman" w:hAnsi="Times New Roman"/>
+          <w:i/>
+          <w:color w:val="FF0000"/>
+          <w:sz w:val="24"/>
+        </w:rPr>
+        <w:t>92,6).</w:t>
+      </w:r>
+    </w:p>
+    <w:p>
+      <w:pPr>
+        <w:spacing w:after="120"/>
+      </w:pPr>
+    </w:p>
+    <w:p>
+      <w:pPr>
+        <w:pStyle w:val="Heading3"/>
+        <w:spacing w:after="120"/>
+        <w:jc w:val="center"/>
+      </w:pPr>
+      <w:r>
+        <w:rPr>
+          <w:rFonts w:ascii="Times New Roman" w:hAnsi="Times New Roman"/>
+          <w:b/>
+          <w:i/>
+          <w:color w:val="FF0000"/>
+        </w:rPr>
+        <w:t>Сподоби, Господи</w:t>
+      </w:r>
+    </w:p>
+    <w:p>
+      <w:pPr>
+        <w:spacing w:after="120"/>
+      </w:pPr>
+      <w:r>
+        <w:rPr>
+          <w:rFonts w:ascii="Times New Roman" w:hAnsi="Times New Roman"/>
+          <w:sz w:val="24"/>
+        </w:rPr>
+        <w:t>Сподо́би, Го́споди, цього́ ве́чора* без гріха́ зберегти́ся нам.</w:t>
+      </w:r>
+    </w:p>
+    <w:p>
+      <w:pPr>
+        <w:spacing w:after="120"/>
+      </w:pPr>
+      <w:r>
+        <w:rPr>
+          <w:rFonts w:ascii="Times New Roman" w:hAnsi="Times New Roman"/>
+          <w:sz w:val="24"/>
+        </w:rPr>
+        <w:t>Благослове́нний Ти, Го́споди, Бо́же отці́в на́ших,* і хва́льне і просла́влене Ім’я́ Твоє́ наві́ки. Амі́нь.</w:t>
+      </w:r>
+    </w:p>
+    <w:p>
+      <w:pPr>
+        <w:spacing w:after="120"/>
+      </w:pPr>
+      <w:r>
+        <w:rPr>
+          <w:rFonts w:ascii="Times New Roman" w:hAnsi="Times New Roman"/>
+          <w:sz w:val="24"/>
+        </w:rPr>
+        <w:t>Неха́й бу́де, Го́споди, ми́лість Твоя́ на нас,* бо ми наді́ємось на Те́бе.</w:t>
+      </w:r>
+    </w:p>
+    <w:p>
+      <w:pPr>
+        <w:spacing w:after="120"/>
+      </w:pPr>
+      <w:r>
+        <w:rPr>
+          <w:rFonts w:ascii="Times New Roman" w:hAnsi="Times New Roman"/>
+          <w:sz w:val="24"/>
+        </w:rPr>
+        <w:t>Благослове́нний Ти, Го́споди,* навчи́ мене́ устано́в Твої́х.</w:t>
+      </w:r>
+    </w:p>
+    <w:p>
+      <w:pPr>
+        <w:spacing w:after="120"/>
+      </w:pPr>
+      <w:r>
+        <w:rPr>
+          <w:rFonts w:ascii="Times New Roman" w:hAnsi="Times New Roman"/>
+          <w:sz w:val="24"/>
+        </w:rPr>
+        <w:t>Благослове́нний Ти, Влади́ко,* врозуми́ мене́ устано́вами Твої́ми.</w:t>
+      </w:r>
+    </w:p>
+    <w:p>
+      <w:pPr>
+        <w:spacing w:after="120"/>
+      </w:pPr>
+      <w:r>
+        <w:rPr>
+          <w:rFonts w:ascii="Times New Roman" w:hAnsi="Times New Roman"/>
+          <w:sz w:val="24"/>
+        </w:rPr>
+        <w:t>Благослове́нний Ти, Святи́й,* просвіти́ мене́ устано́вами Твої́ми.</w:t>
+      </w:r>
+    </w:p>
+    <w:p>
+      <w:pPr>
+        <w:spacing w:after="120"/>
+      </w:pPr>
+      <w:r>
+        <w:rPr>
+          <w:rFonts w:ascii="Times New Roman" w:hAnsi="Times New Roman"/>
+          <w:sz w:val="24"/>
+        </w:rPr>
+        <w:t>Го́споди, ми́лість Твоя́ пові́ки,* не покида́й ді́ло рук Твої́х.</w:t>
+      </w:r>
+    </w:p>
+    <w:p>
+      <w:pPr>
+        <w:spacing w:after="120"/>
+      </w:pPr>
+      <w:r>
+        <w:rPr>
+          <w:rFonts w:ascii="Times New Roman" w:hAnsi="Times New Roman"/>
+          <w:sz w:val="24"/>
+        </w:rPr>
+        <w:t>Тобі́ нале́жить хвала́,* Тобі́ нале́жить пі́сня.</w:t>
+      </w:r>
+    </w:p>
+    <w:p>
+      <w:pPr>
+        <w:spacing w:after="120"/>
+      </w:pPr>
+      <w:r>
+        <w:rPr>
+          <w:rFonts w:ascii="Times New Roman" w:hAnsi="Times New Roman"/>
+          <w:sz w:val="24"/>
+        </w:rPr>
+        <w:t>Тобі́ нале́жить сла́ва:* Отцю́ і Си́ну, і Свято́му Ду́хові,</w:t>
+      </w:r>
+    </w:p>
+    <w:p>
+      <w:pPr>
+        <w:spacing w:after="120"/>
+      </w:pPr>
+      <w:r>
+        <w:rPr>
+          <w:rFonts w:ascii="Times New Roman" w:hAnsi="Times New Roman"/>
+          <w:sz w:val="24"/>
+        </w:rPr>
+        <w:t>І ни́ні і повсякча́с,* і на ві́ки вікі́в. Амі́нь.</w:t>
+      </w:r>
+    </w:p>
+    <w:p>
+      <w:pPr>
+        <w:spacing w:after="120"/>
+        <w:jc w:val="both"/>
+      </w:pPr>
+    </w:p>
+    <w:p>
+      <w:pPr>
+        <w:pStyle w:val="Heading3"/>
+        <w:spacing w:after="120"/>
+        <w:jc w:val="center"/>
+      </w:pPr>
+      <w:r>
+        <w:rPr>
+          <w:rFonts w:ascii="Times New Roman" w:hAnsi="Times New Roman"/>
+          <w:b/>
+          <w:i/>
+          <w:color w:val="FF0000"/>
+        </w:rPr>
+        <w:t>Прохальна єктенія</w:t>
+      </w:r>
+    </w:p>
+    <w:p>
+      <w:pPr>
+        <w:spacing w:after="120"/>
+        <w:jc w:val="both"/>
+      </w:pPr>
+      <w:r>
+        <w:rPr>
+          <w:rFonts w:ascii="Times New Roman" w:hAnsi="Times New Roman"/>
+          <w:sz w:val="24"/>
+        </w:rPr>
+        <w:t>Сповнім вечірню молитву нашу Господеві.</w:t>
+      </w:r>
+    </w:p>
+    <w:p>
+      <w:pPr>
+        <w:spacing w:after="120"/>
+        <w:jc w:val="both"/>
+      </w:pPr>
+      <w:r>
+        <w:rPr>
+          <w:rFonts w:ascii="Times New Roman" w:hAnsi="Times New Roman"/>
+          <w:i/>
+          <w:color w:val="FF0000"/>
+          <w:sz w:val="24"/>
+        </w:rPr>
+        <w:t>Вірні:</w:t>
+      </w:r>
+      <w:r>
+        <w:rPr>
+          <w:rFonts w:ascii="Times New Roman" w:hAnsi="Times New Roman"/>
+          <w:color w:val="FF0000"/>
+          <w:sz w:val="24"/>
+        </w:rPr>
+        <w:t xml:space="preserve"> </w:t>
+      </w:r>
+      <w:r>
+        <w:rPr>
+          <w:rFonts w:ascii="Times New Roman" w:hAnsi="Times New Roman"/>
+          <w:sz w:val="24"/>
+        </w:rPr>
+        <w:t>Господи, помилуй.</w:t>
+      </w:r>
+    </w:p>
+    <w:p>
+      <w:pPr>
+        <w:spacing w:after="120"/>
+      </w:pPr>
+      <w:r>
+        <w:rPr>
+          <w:rFonts w:ascii="Times New Roman" w:hAnsi="Times New Roman"/>
+          <w:sz w:val="24"/>
+        </w:rPr>
+        <w:t>Заступи, спаси, помилуй і охорони нас, Боже, Твоєю благодаттю</w:t>
+      </w:r>
+    </w:p>
+    <w:p>
+      <w:pPr>
+        <w:spacing w:after="120"/>
+        <w:jc w:val="both"/>
+      </w:pPr>
+      <w:r>
+        <w:rPr>
+          <w:rFonts w:ascii="Times New Roman" w:hAnsi="Times New Roman"/>
+          <w:i/>
+          <w:color w:val="FF0000"/>
+          <w:sz w:val="24"/>
+        </w:rPr>
+        <w:t>Вірні:</w:t>
+      </w:r>
+      <w:r>
+        <w:rPr>
+          <w:rFonts w:ascii="Times New Roman" w:hAnsi="Times New Roman"/>
+          <w:color w:val="FF0000"/>
+          <w:sz w:val="24"/>
+        </w:rPr>
+        <w:t xml:space="preserve"> </w:t>
+      </w:r>
+      <w:r>
+        <w:rPr>
+          <w:rFonts w:ascii="Times New Roman" w:hAnsi="Times New Roman"/>
+          <w:sz w:val="24"/>
+        </w:rPr>
+        <w:t>Господи, помилуй.</w:t>
+      </w:r>
+    </w:p>
+    <w:p>
+      <w:pPr>
+        <w:spacing w:after="120"/>
+        <w:jc w:val="both"/>
+      </w:pPr>
+      <w:r>
+        <w:rPr>
+          <w:rFonts w:ascii="Times New Roman" w:hAnsi="Times New Roman"/>
+          <w:sz w:val="24"/>
+        </w:rPr>
+        <w:t>Вечора всього досконалого, святого, мирного і безгрішного у Господа просім.</w:t>
+      </w:r>
+    </w:p>
+    <w:p>
+      <w:pPr>
+        <w:spacing w:after="120"/>
+      </w:pPr>
+      <w:r>
+        <w:rPr>
+          <w:rFonts w:ascii="Times New Roman" w:hAnsi="Times New Roman"/>
+          <w:i/>
+          <w:color w:val="FF4400"/>
+          <w:sz w:val="24"/>
+        </w:rPr>
+        <w:t>Вірні:</w:t>
+      </w:r>
+      <w:r>
+        <w:rPr>
+          <w:rFonts w:ascii="Times New Roman" w:hAnsi="Times New Roman"/>
+          <w:sz w:val="24"/>
+        </w:rPr>
+        <w:t xml:space="preserve"> Пода́й, Го́споди.</w:t>
+      </w:r>
+    </w:p>
+    <w:p>
+      <w:pPr>
+        <w:spacing w:after="120"/>
+      </w:pPr>
+      <w:r>
+        <w:rPr>
+          <w:rFonts w:ascii="Times New Roman" w:hAnsi="Times New Roman"/>
+          <w:sz w:val="24"/>
+        </w:rPr>
+        <w:t>Ангела миру, вірного наставника, охоронця душ і тіл наших у Господа просім.</w:t>
+      </w:r>
+    </w:p>
+    <w:p>
+      <w:pPr>
+        <w:spacing w:after="120"/>
+      </w:pPr>
+      <w:r>
+        <w:rPr>
+          <w:rFonts w:ascii="Times New Roman" w:hAnsi="Times New Roman"/>
+          <w:i/>
+          <w:color w:val="FF4400"/>
+          <w:sz w:val="24"/>
+        </w:rPr>
+        <w:t>Вірні:</w:t>
+      </w:r>
+      <w:r>
+        <w:rPr>
+          <w:rFonts w:ascii="Times New Roman" w:hAnsi="Times New Roman"/>
+          <w:sz w:val="24"/>
+        </w:rPr>
+        <w:t xml:space="preserve"> Пода́й, Го́споди.</w:t>
+      </w:r>
+    </w:p>
+    <w:p>
+      <w:pPr>
+        <w:spacing w:after="120"/>
+      </w:pPr>
+      <w:r>
+        <w:rPr>
+          <w:rFonts w:ascii="Times New Roman" w:hAnsi="Times New Roman"/>
+          <w:sz w:val="24"/>
+        </w:rPr>
+        <w:t>Прощення й відпущення гріхів, і прогрішень наших у Господа просім.</w:t>
+      </w:r>
+    </w:p>
+    <w:p>
+      <w:pPr>
+        <w:spacing w:after="120"/>
+      </w:pPr>
+      <w:r>
+        <w:rPr>
+          <w:rFonts w:ascii="Times New Roman" w:hAnsi="Times New Roman"/>
+          <w:i/>
+          <w:color w:val="FF4400"/>
+          <w:sz w:val="24"/>
+        </w:rPr>
+        <w:t>Вірні:</w:t>
+      </w:r>
+      <w:r>
+        <w:rPr>
+          <w:rFonts w:ascii="Times New Roman" w:hAnsi="Times New Roman"/>
+          <w:sz w:val="24"/>
+        </w:rPr>
+        <w:t xml:space="preserve"> Пода́й, Го́споди.</w:t>
+      </w:r>
+    </w:p>
+    <w:p>
+      <w:pPr>
+        <w:spacing w:after="120"/>
+      </w:pPr>
+      <w:r>
+        <w:rPr>
+          <w:rFonts w:ascii="Times New Roman" w:hAnsi="Times New Roman"/>
+          <w:sz w:val="24"/>
+        </w:rPr>
+        <w:t>Доброго й пожиточного для душ наших і миру для світу у Господа просім.</w:t>
+      </w:r>
+    </w:p>
+    <w:p>
+      <w:pPr>
+        <w:spacing w:after="120"/>
+      </w:pPr>
+      <w:r>
+        <w:rPr>
+          <w:rFonts w:ascii="Times New Roman" w:hAnsi="Times New Roman"/>
+          <w:i/>
+          <w:color w:val="FF4400"/>
+          <w:sz w:val="24"/>
+        </w:rPr>
+        <w:t>Вірні:</w:t>
+      </w:r>
+      <w:r>
+        <w:rPr>
+          <w:rFonts w:ascii="Times New Roman" w:hAnsi="Times New Roman"/>
+          <w:sz w:val="24"/>
+        </w:rPr>
+        <w:t xml:space="preserve"> Пода́й, Го́споди.</w:t>
+      </w:r>
+    </w:p>
+    <w:p>
+      <w:pPr>
+        <w:spacing w:after="120"/>
+      </w:pPr>
+      <w:r>
+        <w:rPr>
+          <w:rFonts w:ascii="Times New Roman" w:hAnsi="Times New Roman"/>
+          <w:sz w:val="24"/>
+        </w:rPr>
+        <w:t>Останок життя нашого в мирі й покаянні завершити у Господа просім.</w:t>
+      </w:r>
+    </w:p>
+    <w:p>
+      <w:pPr>
+        <w:spacing w:after="120"/>
+      </w:pPr>
+      <w:r>
+        <w:rPr>
+          <w:rFonts w:ascii="Times New Roman" w:hAnsi="Times New Roman"/>
+          <w:i/>
+          <w:color w:val="FF4400"/>
+          <w:sz w:val="24"/>
+        </w:rPr>
+        <w:t>Вірні:</w:t>
+      </w:r>
+      <w:r>
+        <w:rPr>
+          <w:rFonts w:ascii="Times New Roman" w:hAnsi="Times New Roman"/>
+          <w:sz w:val="24"/>
+        </w:rPr>
+        <w:t xml:space="preserve"> Пода́й, Го́споди.</w:t>
+      </w:r>
+    </w:p>
+    <w:p>
+      <w:pPr>
+        <w:spacing w:after="120"/>
+      </w:pPr>
+      <w:r>
+        <w:rPr>
+          <w:rFonts w:ascii="Times New Roman" w:hAnsi="Times New Roman"/>
+          <w:sz w:val="24"/>
+        </w:rPr>
+        <w:t>Християнської кончини життя нашого – безболізної, бездоганної, мирної – і оправдання на страшному суді Христовому просім.</w:t>
+      </w:r>
+    </w:p>
+    <w:p>
+      <w:pPr>
+        <w:spacing w:after="120"/>
+      </w:pPr>
+      <w:r>
+        <w:rPr>
+          <w:rFonts w:ascii="Times New Roman" w:hAnsi="Times New Roman"/>
+          <w:i/>
+          <w:color w:val="FF4400"/>
+          <w:sz w:val="24"/>
+        </w:rPr>
+        <w:t>Вірні:</w:t>
+      </w:r>
+      <w:r>
+        <w:rPr>
+          <w:rFonts w:ascii="Times New Roman" w:hAnsi="Times New Roman"/>
+          <w:sz w:val="24"/>
+        </w:rPr>
+        <w:t xml:space="preserve"> Пода́й, Го́споди.</w:t>
+      </w:r>
+    </w:p>
+    <w:p>
+      <w:pPr>
+        <w:spacing w:after="120"/>
+      </w:pPr>
+      <w:r>
+        <w:rPr>
+          <w:rFonts w:ascii="Times New Roman" w:hAnsi="Times New Roman"/>
+          <w:sz w:val="24"/>
+        </w:rPr>
+        <w:t>Пресвяту, пречисту, преблагословенну, славну Владичицю нашу Богородицю і приснодіву Марію, з усіма святими пом’янувши, самих себе, і один одного, і все життя наше Христу Богові віддаймо.</w:t>
+      </w:r>
+    </w:p>
+    <w:p>
+      <w:pPr>
+        <w:spacing w:after="120"/>
+      </w:pPr>
+      <w:r>
+        <w:rPr>
+          <w:rFonts w:ascii="Times New Roman" w:hAnsi="Times New Roman"/>
+          <w:i/>
+          <w:color w:val="FF4400"/>
+          <w:sz w:val="24"/>
+        </w:rPr>
+        <w:t>Вірні:</w:t>
+      </w:r>
+      <w:r>
+        <w:rPr>
+          <w:rFonts w:ascii="Times New Roman" w:hAnsi="Times New Roman"/>
+          <w:color w:val="000000"/>
+          <w:sz w:val="24"/>
+        </w:rPr>
+        <w:t xml:space="preserve"> Тобі́, Го́споди.</w:t>
+      </w:r>
+    </w:p>
+    <w:p>
+      <w:pPr>
+        <w:spacing w:after="120"/>
+        <w:jc w:val="both"/>
+      </w:pPr>
+      <w:r>
+        <w:rPr>
+          <w:rFonts w:ascii="Times New Roman" w:hAnsi="Times New Roman"/>
+          <w:sz w:val="24"/>
+          <w:u w:val="single"/>
+        </w:rPr>
+        <w:t>[Боже великий і вишній, в Тебе одного є безсмертність і в світлі живеш недоступнім. Ти все створіння мудро створив, відокремив світло від темряви і сонце поклав, щоб правити днем, а місяць і зорі, щоб володіли ніччю, нас же грішних вчинив достойними і в теперішню годину стати перед Твоїм обличчям, щоб Тебе визнавати і принести Тобі вечірнє славослов'я. Направ, Людинолюбче, молитву нашу, немов кадило, перед Тобою і прийми її, як благовонний запах. Дай нам мирний цей вечір і близьку вже ніч; зодягни нас у броню світла; визволь нас від нічного страху і всякої речі, що в темряві з'являється, і дай сон, що його Ти дарував на відпочинок нашій немічності, вільний від усякого маріння диявольського. Владико, давче добра, хай і на нашій постелі, бувши Тобі милими, згадуємо вночі Твоє ім'я і, просвічувані навчанням Твоїх заповідей, встанемо в душевній радості до звеличування Твоєї доброти, приносячи твоєму милосердю молитви і моління, за наші і всіх Твоїх людей провини. Відвідай їх задля молитов святої Богородиці.]</w:t>
+      </w:r>
+    </w:p>
+    <w:p>
+      <w:pPr>
+        <w:spacing w:after="120"/>
+      </w:pPr>
+      <w:r>
+        <w:rPr>
+          <w:rFonts w:ascii="Times New Roman" w:hAnsi="Times New Roman"/>
+          <w:i/>
+          <w:color w:val="FF0000"/>
+          <w:sz w:val="24"/>
+        </w:rPr>
+        <w:t>Священник:</w:t>
+      </w:r>
+      <w:r>
+        <w:rPr>
+          <w:rFonts w:ascii="Times New Roman" w:hAnsi="Times New Roman"/>
+          <w:sz w:val="24"/>
+        </w:rPr>
+        <w:t xml:space="preserve"> Бо Ти – Бог милости, ласк і людинолюбности, і Тобі славу возсилаємо, Отцю, і Сину, і Святому Духові, нині, і повсякчас, і на віки віків.</w:t>
+      </w:r>
+    </w:p>
+    <w:p>
+      <w:pPr>
+        <w:spacing w:after="120"/>
+        <w:jc w:val="both"/>
+      </w:pPr>
+      <w:r>
+        <w:rPr>
+          <w:rFonts w:ascii="Times New Roman" w:hAnsi="Times New Roman"/>
+          <w:i/>
+          <w:color w:val="FF0000"/>
+          <w:sz w:val="24"/>
+        </w:rPr>
+        <w:t>Вірні:</w:t>
+      </w:r>
+      <w:r>
+        <w:rPr>
+          <w:rFonts w:ascii="Times New Roman" w:hAnsi="Times New Roman"/>
+          <w:color w:val="FF0000"/>
+          <w:sz w:val="24"/>
+        </w:rPr>
+        <w:t xml:space="preserve"> </w:t>
+      </w:r>
+      <w:r>
+        <w:rPr>
+          <w:rFonts w:ascii="Times New Roman" w:hAnsi="Times New Roman"/>
+          <w:sz w:val="24"/>
+        </w:rPr>
+        <w:t>Амінь.</w:t>
+      </w:r>
+    </w:p>
+    <w:p>
+      <w:pPr>
+        <w:spacing w:after="120"/>
+        <w:jc w:val="both"/>
+      </w:pPr>
+      <w:r>
+        <w:rPr>
+          <w:rFonts w:ascii="Times New Roman" w:hAnsi="Times New Roman"/>
+          <w:i/>
+          <w:color w:val="FF0000"/>
+          <w:sz w:val="24"/>
+        </w:rPr>
+        <w:t>Священник:</w:t>
+      </w:r>
+      <w:r>
+        <w:rPr>
+          <w:rFonts w:ascii="Times New Roman" w:hAnsi="Times New Roman"/>
+          <w:sz w:val="24"/>
+        </w:rPr>
+        <w:t xml:space="preserve"> Мир всім.</w:t>
+      </w:r>
+    </w:p>
+    <w:p>
+      <w:pPr>
+        <w:spacing w:after="120"/>
+        <w:jc w:val="both"/>
+      </w:pPr>
+      <w:r>
+        <w:rPr>
+          <w:rFonts w:ascii="Times New Roman" w:hAnsi="Times New Roman"/>
+          <w:i/>
+          <w:color w:val="FF0000"/>
+          <w:sz w:val="24"/>
+        </w:rPr>
+        <w:t>Вірні:</w:t>
+      </w:r>
+      <w:r>
+        <w:rPr>
+          <w:rFonts w:ascii="Times New Roman" w:hAnsi="Times New Roman"/>
+          <w:color w:val="FF0000"/>
+          <w:sz w:val="24"/>
+        </w:rPr>
+        <w:t xml:space="preserve"> </w:t>
+      </w:r>
+      <w:r>
+        <w:rPr>
+          <w:rFonts w:ascii="Times New Roman" w:hAnsi="Times New Roman"/>
+          <w:sz w:val="24"/>
+        </w:rPr>
+        <w:t>І духові твоєму.</w:t>
+      </w:r>
+    </w:p>
+    <w:p>
+      <w:pPr>
+        <w:spacing w:after="120"/>
+        <w:jc w:val="both"/>
+      </w:pPr>
+      <w:r>
+        <w:rPr>
+          <w:rFonts w:ascii="Times New Roman" w:hAnsi="Times New Roman"/>
+          <w:sz w:val="24"/>
+        </w:rPr>
+        <w:t>Голови ваші перед Господом схиліть.</w:t>
+      </w:r>
+    </w:p>
+    <w:p>
+      <w:pPr>
+        <w:spacing w:after="120"/>
+        <w:jc w:val="both"/>
+      </w:pPr>
+      <w:r>
+        <w:rPr>
+          <w:rFonts w:ascii="Times New Roman" w:hAnsi="Times New Roman"/>
+          <w:i/>
+          <w:color w:val="FF0000"/>
+          <w:sz w:val="24"/>
+        </w:rPr>
+        <w:t>Вірні:</w:t>
+      </w:r>
+      <w:r>
+        <w:rPr>
+          <w:rFonts w:ascii="Times New Roman" w:hAnsi="Times New Roman"/>
+          <w:color w:val="FF0000"/>
+          <w:sz w:val="24"/>
+        </w:rPr>
+        <w:t xml:space="preserve"> </w:t>
+      </w:r>
+      <w:r>
+        <w:rPr>
+          <w:rFonts w:ascii="Times New Roman" w:hAnsi="Times New Roman"/>
+          <w:sz w:val="24"/>
+        </w:rPr>
+        <w:t>Тобі, Господи.</w:t>
+      </w:r>
+    </w:p>
+    <w:p>
+      <w:pPr>
+        <w:spacing w:after="120"/>
+        <w:jc w:val="both"/>
+      </w:pPr>
+      <w:r>
+        <w:rPr>
+          <w:rFonts w:ascii="Times New Roman" w:hAnsi="Times New Roman"/>
+          <w:i/>
+          <w:color w:val="FF0000"/>
+          <w:sz w:val="24"/>
+        </w:rPr>
+        <w:t>Священник читає молитву:</w:t>
+      </w:r>
+      <w:r>
+        <w:rPr>
+          <w:rFonts w:ascii="Times New Roman" w:hAnsi="Times New Roman"/>
+          <w:sz w:val="24"/>
+        </w:rPr>
+        <w:t xml:space="preserve"> Господи, Боже наш, що прихилив небо і зійшов на спасіння людського роду! Зглянься на слуг Твоїх і на спадкоємство Твоє, бо перед Тобою, страшним і людинолюбним Суддею, слуги Твої схилили свої голови і зігнули свої шиї, не від людей очікуючи допомоги, але на Твою надіючись милість і Твого очікуючи спасіння; тож оберігай їх повсякчасно, і в цей вечір, і в прийдешню ніч збережи від усякого ворога, і від будь-якого зазіхання диявольського, і від думок марних, і спогадів лукавих.</w:t>
+      </w:r>
+    </w:p>
+    <w:p>
+      <w:pPr>
+        <w:spacing w:after="120"/>
+      </w:pPr>
+      <w:r>
+        <w:rPr>
+          <w:rFonts w:ascii="Times New Roman" w:hAnsi="Times New Roman"/>
+          <w:i/>
+          <w:color w:val="FF0000"/>
+          <w:sz w:val="24"/>
+        </w:rPr>
+        <w:t>Священник:</w:t>
+      </w:r>
+      <w:r>
+        <w:rPr>
+          <w:rFonts w:ascii="Times New Roman" w:hAnsi="Times New Roman"/>
+          <w:sz w:val="24"/>
+        </w:rPr>
+        <w:t xml:space="preserve"> Нехай буде влада царства Твого благословенна і дуже прославлена: Отця, і Сина, і Святого Духа, нині і повсякчас, і на віки віків.</w:t>
+      </w:r>
+    </w:p>
+    <w:p>
+      <w:pPr>
+        <w:spacing w:after="120"/>
+        <w:jc w:val="both"/>
+      </w:pPr>
+      <w:r>
+        <w:rPr>
+          <w:rFonts w:ascii="Times New Roman" w:hAnsi="Times New Roman"/>
+          <w:i/>
+          <w:color w:val="FF0000"/>
+          <w:sz w:val="24"/>
+        </w:rPr>
+        <w:t>Вірні:</w:t>
+      </w:r>
+      <w:r>
+        <w:rPr>
+          <w:rFonts w:ascii="Times New Roman" w:hAnsi="Times New Roman"/>
+          <w:sz w:val="24"/>
+        </w:rPr>
+        <w:t xml:space="preserve"> Амінь.</w:t>
+      </w:r>
+    </w:p>
+    <w:p>
+      <w:pPr>
+        <w:spacing w:after="120"/>
+      </w:pPr>
+    </w:p>
+    <w:p>
+      <w:pPr>
+        <w:pStyle w:val="Heading2"/>
+        <w:spacing w:after="120"/>
+        <w:jc w:val="center"/>
+      </w:pPr>
+      <w:r>
+        <w:rPr>
+          <w:rFonts w:ascii="Times New Roman" w:hAnsi="Times New Roman"/>
+          <w:color w:val="FF0000"/>
+          <w:sz w:val="24"/>
+        </w:rPr>
+        <w:t>Стихири на стиховні</w:t>
+      </w:r>
+    </w:p>
+    <w:p>
+      <w:pPr>
+        <w:spacing w:after="120"/>
+        <w:jc w:val="both"/>
+      </w:pPr>
+      <w:r>
+        <w:rPr>
+          <w:rFonts w:ascii="Times New Roman" w:hAnsi="Times New Roman"/>
+          <w:i/>
+          <w:color w:val="FF0000"/>
+          <w:sz w:val="24"/>
+        </w:rPr>
+        <w:t>(г. 6):</w:t>
+      </w:r>
+      <w:r>
+        <w:rPr>
+          <w:rFonts w:ascii="Times New Roman" w:hAnsi="Times New Roman"/>
+          <w:sz w:val="24"/>
+        </w:rPr>
+        <w:t xml:space="preserve"> </w:t>
+      </w:r>
+      <w:r>
+        <w:rPr>
+          <w:rFonts w:ascii="Times New Roman" w:hAnsi="Times New Roman"/>
+          <w:sz w:val="24"/>
+        </w:rPr>
+        <w:t>Воскресі́ння Твоє́, Хри́сте Спа́се,* а́нгели оспі́вують на небеса́х,* і нас на землі́ сподо́би чи́стим се́рцем* Тебе́ спі́вом прославля́ти.</w:t>
+      </w:r>
+    </w:p>
+    <w:p>
+      <w:pPr>
+        <w:spacing w:after="120"/>
+      </w:pPr>
+      <w:r>
+        <w:rPr>
+          <w:rFonts w:ascii="Times New Roman" w:hAnsi="Times New Roman"/>
+          <w:i/>
+          <w:color w:val="FF0000"/>
+          <w:sz w:val="24"/>
+        </w:rPr>
+        <w:t xml:space="preserve">Стих: </w:t>
+      </w:r>
+      <w:r>
+        <w:rPr>
+          <w:rFonts w:ascii="Times New Roman" w:hAnsi="Times New Roman"/>
+          <w:sz w:val="24"/>
+          <w:u w:val="single"/>
+        </w:rPr>
+        <w:t>Госпо́дь царю́є,* у ве́лич Він зодягну́вся.</w:t>
+      </w:r>
+      <w:r>
+        <w:rPr>
+          <w:rFonts w:ascii="Times New Roman" w:hAnsi="Times New Roman"/>
+          <w:i/>
+          <w:color w:val="FF0000"/>
+          <w:sz w:val="24"/>
+        </w:rPr>
+        <w:t xml:space="preserve"> (Пс. 92,1)</w:t>
+      </w:r>
+    </w:p>
+    <w:p>
+      <w:pPr>
+        <w:spacing w:after="120"/>
+        <w:jc w:val="both"/>
+      </w:pPr>
+      <w:r>
+        <w:rPr>
+          <w:rFonts w:ascii="Times New Roman" w:hAnsi="Times New Roman"/>
+          <w:sz w:val="24"/>
+        </w:rPr>
+        <w:t>Як всемогу́тній, Ти розби́в мі́дні бра́ми* і зни́щив а́дові затво́ри,* та воскреси́в впа́лий рід лю́дський.* Тому́ ми одноду́мно кли́чемо:* Ти, що воскре́с із ме́ртвих, Го́споди, – сла́ва Тобі́!</w:t>
+      </w:r>
+    </w:p>
+    <w:p>
+      <w:pPr>
+        <w:spacing w:after="120"/>
+      </w:pPr>
+      <w:r>
+        <w:rPr>
+          <w:rFonts w:ascii="Times New Roman" w:hAnsi="Times New Roman"/>
+          <w:i/>
+          <w:color w:val="FF0000"/>
+          <w:sz w:val="24"/>
+        </w:rPr>
+        <w:t xml:space="preserve">Стих: </w:t>
+      </w:r>
+      <w:r>
+        <w:rPr>
+          <w:rFonts w:ascii="Times New Roman" w:hAnsi="Times New Roman"/>
+          <w:sz w:val="24"/>
+          <w:u w:val="single"/>
+        </w:rPr>
+        <w:t>Бо Він утверди́в вселе́нну,* і вона́ не захита́ється.</w:t>
+      </w:r>
+      <w:r>
+        <w:rPr>
+          <w:rFonts w:ascii="Times New Roman" w:hAnsi="Times New Roman"/>
+          <w:i/>
+          <w:color w:val="FF0000"/>
+          <w:sz w:val="24"/>
+        </w:rPr>
+        <w:t xml:space="preserve"> (Пс. 92,1)</w:t>
+      </w:r>
+    </w:p>
+    <w:p>
+      <w:pPr>
+        <w:spacing w:after="120"/>
+        <w:jc w:val="both"/>
+      </w:pPr>
+      <w:r>
+        <w:rPr>
+          <w:rFonts w:ascii="Times New Roman" w:hAnsi="Times New Roman"/>
+          <w:sz w:val="24"/>
+        </w:rPr>
+        <w:t>Христо́с, бажа́ючи нас підня́ти з да́внього тлі́ння,* дає́ Себе́ до хреста́ приби́ти і в гро́бі покла́сти.* Жінки́ мироно́сиці Його́ з сльоза́ми шука́ли* і, рида́ючи, каза́ли: Го́ре нам, Спа́се всіх!* Як то Ти зво́лив Себе́ в гро́бі покла́сти?* Ти ж доброві́льно покла́вся, як же Тебе́ ви́крадено?* Як Тебе́ перене́сено? Яке́ ж то мі́сце скри́ло Твоє́ життєда́йне ті́ло?* Але́, як Ти нам обіця́в, Влади́ко,* появи́ся й утихоми́р на́ше гірке́ рида́ння.* Коли́ ж вони́ рида́ли, а́нгел до них промо́вив:* Переста́ньте пла́кати і благовісті́ть апо́столам, що Госпо́дь воскре́с,* даючи́ сві́тові очи́щення і вели́ку ми́лість.</w:t>
+      </w:r>
+    </w:p>
+    <w:p>
+      <w:pPr>
+        <w:spacing w:after="120"/>
+      </w:pPr>
+      <w:r>
+        <w:rPr>
+          <w:rFonts w:ascii="Times New Roman" w:hAnsi="Times New Roman"/>
+          <w:i/>
+          <w:color w:val="FF0000"/>
+          <w:sz w:val="24"/>
+        </w:rPr>
+        <w:t xml:space="preserve">Стих: </w:t>
+      </w:r>
+      <w:r>
+        <w:rPr>
+          <w:rFonts w:ascii="Times New Roman" w:hAnsi="Times New Roman"/>
+          <w:sz w:val="24"/>
+          <w:u w:val="single"/>
+        </w:rPr>
+        <w:t>До́мові Твоє́му, Го́споди,* нале́жить свя́тість на до́вгі лі́та.</w:t>
+      </w:r>
+      <w:r>
+        <w:rPr>
+          <w:rFonts w:ascii="Times New Roman" w:hAnsi="Times New Roman"/>
+          <w:i/>
+          <w:color w:val="FF0000"/>
+          <w:sz w:val="24"/>
+        </w:rPr>
+        <w:t xml:space="preserve"> (Пс. 92,5)</w:t>
+      </w:r>
+    </w:p>
+    <w:p>
+      <w:pPr>
+        <w:spacing w:after="120"/>
+        <w:jc w:val="both"/>
+      </w:pPr>
+      <w:r>
+        <w:rPr>
+          <w:rFonts w:ascii="Times New Roman" w:hAnsi="Times New Roman"/>
+          <w:sz w:val="24"/>
+        </w:rPr>
+        <w:t>Доброві́льно розп’я́тий, Хри́сте,* Твої́м погребе́нням Ти полони́в смерть* і тре́тього дня воскре́с, як Бог</w:t>
+      </w:r>
+      <w:r>
+        <w:rPr>
+          <w:rFonts w:ascii="Times New Roman" w:hAnsi="Times New Roman"/>
+          <w:sz w:val="24"/>
+        </w:rPr>
+        <w:t>,</w:t>
+      </w:r>
+      <w:r>
+        <w:rPr>
+          <w:rFonts w:ascii="Times New Roman" w:hAnsi="Times New Roman"/>
+          <w:sz w:val="24"/>
+        </w:rPr>
+        <w:t xml:space="preserve"> у сла́ві,* даючи́ сві́тові безконе́чне життя́ і вели́ку ми́лість.</w:t>
+      </w:r>
+    </w:p>
+    <w:p>
+      <w:pPr>
+        <w:spacing w:after="120"/>
+        <w:jc w:val="both"/>
+      </w:pPr>
+      <w:r>
+        <w:rPr>
+          <w:rFonts w:ascii="Times New Roman" w:hAnsi="Times New Roman"/>
+          <w:b/>
+          <w:sz w:val="24"/>
+        </w:rPr>
+        <w:t>Слава і нині</w:t>
+      </w:r>
+      <w:r>
+        <w:rPr>
+          <w:rFonts w:ascii="Times New Roman" w:hAnsi="Times New Roman"/>
+          <w:sz w:val="24"/>
+        </w:rPr>
+        <w:t>: Христо</w:t>
+      </w:r>
+      <w:r>
+        <w:rPr>
+          <w:rFonts w:ascii="Times New Roman" w:hAnsi="Times New Roman"/>
+          <w:sz w:val="24"/>
+        </w:rPr>
+        <w:t>́</w:t>
+      </w:r>
+      <w:r>
+        <w:rPr>
+          <w:rFonts w:ascii="Times New Roman" w:hAnsi="Times New Roman"/>
+          <w:sz w:val="24"/>
+        </w:rPr>
+        <w:t>с Госпо</w:t>
+      </w:r>
+      <w:r>
+        <w:rPr>
+          <w:rFonts w:ascii="Times New Roman" w:hAnsi="Times New Roman"/>
+          <w:sz w:val="24"/>
+        </w:rPr>
+        <w:t>́</w:t>
+      </w:r>
+      <w:r>
+        <w:rPr>
+          <w:rFonts w:ascii="Times New Roman" w:hAnsi="Times New Roman"/>
+          <w:sz w:val="24"/>
+        </w:rPr>
+        <w:t>дь, мій Творе</w:t>
+      </w:r>
+      <w:r>
+        <w:rPr>
+          <w:rFonts w:ascii="Times New Roman" w:hAnsi="Times New Roman"/>
+          <w:sz w:val="24"/>
+        </w:rPr>
+        <w:t>́</w:t>
+      </w:r>
+      <w:r>
+        <w:rPr>
+          <w:rFonts w:ascii="Times New Roman" w:hAnsi="Times New Roman"/>
+          <w:sz w:val="24"/>
+        </w:rPr>
+        <w:t>ць і Спаси</w:t>
+      </w:r>
+      <w:r>
+        <w:rPr>
+          <w:rFonts w:ascii="Times New Roman" w:hAnsi="Times New Roman"/>
+          <w:sz w:val="24"/>
+        </w:rPr>
+        <w:t>́</w:t>
+      </w:r>
+      <w:r>
+        <w:rPr>
+          <w:rFonts w:ascii="Times New Roman" w:hAnsi="Times New Roman"/>
+          <w:sz w:val="24"/>
+        </w:rPr>
+        <w:t>тель, Пречи</w:t>
+      </w:r>
+      <w:r>
+        <w:rPr>
+          <w:rFonts w:ascii="Times New Roman" w:hAnsi="Times New Roman"/>
+          <w:sz w:val="24"/>
+        </w:rPr>
+        <w:t>́</w:t>
+      </w:r>
+      <w:r>
+        <w:rPr>
+          <w:rFonts w:ascii="Times New Roman" w:hAnsi="Times New Roman"/>
+          <w:sz w:val="24"/>
+        </w:rPr>
+        <w:t>ста,* ви</w:t>
+      </w:r>
+      <w:r>
+        <w:rPr>
+          <w:rFonts w:ascii="Times New Roman" w:hAnsi="Times New Roman"/>
+          <w:sz w:val="24"/>
+        </w:rPr>
+        <w:t>́</w:t>
+      </w:r>
+      <w:r>
+        <w:rPr>
+          <w:rFonts w:ascii="Times New Roman" w:hAnsi="Times New Roman"/>
+          <w:sz w:val="24"/>
+        </w:rPr>
+        <w:t>йшов з тво</w:t>
+      </w:r>
+      <w:r>
+        <w:rPr>
+          <w:rFonts w:ascii="Times New Roman" w:hAnsi="Times New Roman"/>
+          <w:sz w:val="24"/>
+        </w:rPr>
+        <w:t>́</w:t>
+      </w:r>
+      <w:r>
+        <w:rPr>
+          <w:rFonts w:ascii="Times New Roman" w:hAnsi="Times New Roman"/>
+          <w:sz w:val="24"/>
+        </w:rPr>
+        <w:t>го ло</w:t>
+      </w:r>
+      <w:r>
+        <w:rPr>
+          <w:rFonts w:ascii="Times New Roman" w:hAnsi="Times New Roman"/>
+          <w:sz w:val="24"/>
+        </w:rPr>
+        <w:t>́</w:t>
+      </w:r>
+      <w:r>
+        <w:rPr>
+          <w:rFonts w:ascii="Times New Roman" w:hAnsi="Times New Roman"/>
+          <w:sz w:val="24"/>
+        </w:rPr>
+        <w:t>на і в ме</w:t>
+      </w:r>
+      <w:r>
+        <w:rPr>
+          <w:rFonts w:ascii="Times New Roman" w:hAnsi="Times New Roman"/>
+          <w:sz w:val="24"/>
+        </w:rPr>
+        <w:t>́</w:t>
+      </w:r>
+      <w:r>
+        <w:rPr>
+          <w:rFonts w:ascii="Times New Roman" w:hAnsi="Times New Roman"/>
+          <w:sz w:val="24"/>
+        </w:rPr>
+        <w:t>не зодягну</w:t>
+      </w:r>
+      <w:r>
+        <w:rPr>
+          <w:rFonts w:ascii="Times New Roman" w:hAnsi="Times New Roman"/>
+          <w:sz w:val="24"/>
+        </w:rPr>
+        <w:t>́</w:t>
+      </w:r>
+      <w:r>
+        <w:rPr>
+          <w:rFonts w:ascii="Times New Roman" w:hAnsi="Times New Roman"/>
+          <w:sz w:val="24"/>
+        </w:rPr>
+        <w:t>вся,* ви</w:t>
+      </w:r>
+      <w:r>
+        <w:rPr>
+          <w:rFonts w:ascii="Times New Roman" w:hAnsi="Times New Roman"/>
+          <w:sz w:val="24"/>
+        </w:rPr>
+        <w:t>́</w:t>
+      </w:r>
+      <w:r>
+        <w:rPr>
+          <w:rFonts w:ascii="Times New Roman" w:hAnsi="Times New Roman"/>
+          <w:sz w:val="24"/>
+        </w:rPr>
+        <w:t>зволивши Ада</w:t>
+      </w:r>
+      <w:r>
+        <w:rPr>
+          <w:rFonts w:ascii="Times New Roman" w:hAnsi="Times New Roman"/>
+          <w:sz w:val="24"/>
+        </w:rPr>
+        <w:t>́</w:t>
+      </w:r>
+      <w:r>
+        <w:rPr>
+          <w:rFonts w:ascii="Times New Roman" w:hAnsi="Times New Roman"/>
+          <w:sz w:val="24"/>
+        </w:rPr>
+        <w:t>ма з пе</w:t>
+      </w:r>
+      <w:r>
+        <w:rPr>
+          <w:rFonts w:ascii="Times New Roman" w:hAnsi="Times New Roman"/>
+          <w:sz w:val="24"/>
+        </w:rPr>
+        <w:t>́</w:t>
+      </w:r>
+      <w:r>
+        <w:rPr>
+          <w:rFonts w:ascii="Times New Roman" w:hAnsi="Times New Roman"/>
+          <w:sz w:val="24"/>
+        </w:rPr>
+        <w:t>рвісного прокля</w:t>
+      </w:r>
+      <w:r>
+        <w:rPr>
+          <w:rFonts w:ascii="Times New Roman" w:hAnsi="Times New Roman"/>
+          <w:sz w:val="24"/>
+        </w:rPr>
+        <w:t>́</w:t>
+      </w:r>
+      <w:r>
+        <w:rPr>
+          <w:rFonts w:ascii="Times New Roman" w:hAnsi="Times New Roman"/>
+          <w:sz w:val="24"/>
+        </w:rPr>
+        <w:t>ття.* Тому</w:t>
+      </w:r>
+      <w:r>
+        <w:rPr>
+          <w:rFonts w:ascii="Times New Roman" w:hAnsi="Times New Roman"/>
+          <w:sz w:val="24"/>
+        </w:rPr>
+        <w:t>́</w:t>
+      </w:r>
+      <w:r>
+        <w:rPr>
+          <w:rFonts w:ascii="Times New Roman" w:hAnsi="Times New Roman"/>
+          <w:sz w:val="24"/>
+        </w:rPr>
+        <w:t xml:space="preserve"> тобі</w:t>
+      </w:r>
+      <w:r>
+        <w:rPr>
+          <w:rFonts w:ascii="Times New Roman" w:hAnsi="Times New Roman"/>
+          <w:sz w:val="24"/>
+        </w:rPr>
+        <w:t>́</w:t>
+      </w:r>
+      <w:r>
+        <w:rPr>
+          <w:rFonts w:ascii="Times New Roman" w:hAnsi="Times New Roman"/>
+          <w:sz w:val="24"/>
+        </w:rPr>
+        <w:t>, Пречи</w:t>
+      </w:r>
+      <w:r>
+        <w:rPr>
+          <w:rFonts w:ascii="Times New Roman" w:hAnsi="Times New Roman"/>
+          <w:sz w:val="24"/>
+        </w:rPr>
+        <w:t>́</w:t>
+      </w:r>
+      <w:r>
+        <w:rPr>
+          <w:rFonts w:ascii="Times New Roman" w:hAnsi="Times New Roman"/>
+          <w:sz w:val="24"/>
+        </w:rPr>
+        <w:t>ста, як Богома</w:t>
+      </w:r>
+      <w:r>
+        <w:rPr>
+          <w:rFonts w:ascii="Times New Roman" w:hAnsi="Times New Roman"/>
+          <w:sz w:val="24"/>
+        </w:rPr>
+        <w:t>́</w:t>
+      </w:r>
+      <w:r>
+        <w:rPr>
+          <w:rFonts w:ascii="Times New Roman" w:hAnsi="Times New Roman"/>
+          <w:sz w:val="24"/>
+        </w:rPr>
+        <w:t>тері й Ді</w:t>
+      </w:r>
+      <w:r>
+        <w:rPr>
+          <w:rFonts w:ascii="Times New Roman" w:hAnsi="Times New Roman"/>
+          <w:sz w:val="24"/>
+        </w:rPr>
+        <w:t>́</w:t>
+      </w:r>
+      <w:r>
+        <w:rPr>
+          <w:rFonts w:ascii="Times New Roman" w:hAnsi="Times New Roman"/>
+          <w:sz w:val="24"/>
+        </w:rPr>
+        <w:t>ві,* невгомо</w:t>
+      </w:r>
+      <w:r>
+        <w:rPr>
+          <w:rFonts w:ascii="Times New Roman" w:hAnsi="Times New Roman"/>
+          <w:sz w:val="24"/>
+        </w:rPr>
+        <w:t>́</w:t>
+      </w:r>
+      <w:r>
+        <w:rPr>
+          <w:rFonts w:ascii="Times New Roman" w:hAnsi="Times New Roman"/>
+          <w:sz w:val="24"/>
+        </w:rPr>
+        <w:t>нно співа</w:t>
+      </w:r>
+      <w:r>
+        <w:rPr>
+          <w:rFonts w:ascii="Times New Roman" w:hAnsi="Times New Roman"/>
+          <w:sz w:val="24"/>
+        </w:rPr>
+        <w:t>́</w:t>
+      </w:r>
+      <w:r>
+        <w:rPr>
+          <w:rFonts w:ascii="Times New Roman" w:hAnsi="Times New Roman"/>
+          <w:sz w:val="24"/>
+        </w:rPr>
+        <w:t>ємо з а</w:t>
+      </w:r>
+      <w:r>
+        <w:rPr>
+          <w:rFonts w:ascii="Times New Roman" w:hAnsi="Times New Roman"/>
+          <w:sz w:val="24"/>
+        </w:rPr>
+        <w:t>́</w:t>
+      </w:r>
+      <w:r>
+        <w:rPr>
+          <w:rFonts w:ascii="Times New Roman" w:hAnsi="Times New Roman"/>
+          <w:sz w:val="24"/>
+        </w:rPr>
+        <w:t>нгелом:* Ра</w:t>
+      </w:r>
+      <w:r>
+        <w:rPr>
+          <w:rFonts w:ascii="Times New Roman" w:hAnsi="Times New Roman"/>
+          <w:sz w:val="24"/>
+        </w:rPr>
+        <w:t>́</w:t>
+      </w:r>
+      <w:r>
+        <w:rPr>
+          <w:rFonts w:ascii="Times New Roman" w:hAnsi="Times New Roman"/>
+          <w:sz w:val="24"/>
+        </w:rPr>
+        <w:t>дуйся! Спра</w:t>
+      </w:r>
+      <w:r>
+        <w:rPr>
+          <w:rFonts w:ascii="Times New Roman" w:hAnsi="Times New Roman"/>
+          <w:sz w:val="24"/>
+        </w:rPr>
+        <w:t>́</w:t>
+      </w:r>
+      <w:r>
+        <w:rPr>
+          <w:rFonts w:ascii="Times New Roman" w:hAnsi="Times New Roman"/>
+          <w:sz w:val="24"/>
+        </w:rPr>
+        <w:t>вді, ра</w:t>
+      </w:r>
+      <w:r>
+        <w:rPr>
+          <w:rFonts w:ascii="Times New Roman" w:hAnsi="Times New Roman"/>
+          <w:sz w:val="24"/>
+        </w:rPr>
+        <w:t>́</w:t>
+      </w:r>
+      <w:r>
+        <w:rPr>
+          <w:rFonts w:ascii="Times New Roman" w:hAnsi="Times New Roman"/>
+          <w:sz w:val="24"/>
+        </w:rPr>
+        <w:t>дуйся</w:t>
+      </w:r>
+      <w:r>
+        <w:rPr>
+          <w:rFonts w:ascii="Times New Roman" w:hAnsi="Times New Roman"/>
+          <w:sz w:val="24"/>
+        </w:rPr>
+        <w:t>,</w:t>
+      </w:r>
+      <w:r>
+        <w:rPr>
+          <w:rFonts w:ascii="Times New Roman" w:hAnsi="Times New Roman"/>
+          <w:sz w:val="24"/>
+        </w:rPr>
+        <w:t xml:space="preserve"> Влада</w:t>
+      </w:r>
+      <w:r>
+        <w:rPr>
+          <w:rFonts w:ascii="Times New Roman" w:hAnsi="Times New Roman"/>
+          <w:sz w:val="24"/>
+        </w:rPr>
+        <w:t>́</w:t>
+      </w:r>
+      <w:r>
+        <w:rPr>
+          <w:rFonts w:ascii="Times New Roman" w:hAnsi="Times New Roman"/>
+          <w:sz w:val="24"/>
+        </w:rPr>
+        <w:t>рко,* Провідни</w:t>
+      </w:r>
+      <w:r>
+        <w:rPr>
+          <w:rFonts w:ascii="Times New Roman" w:hAnsi="Times New Roman"/>
+          <w:sz w:val="24"/>
+        </w:rPr>
+        <w:t>́</w:t>
+      </w:r>
+      <w:r>
+        <w:rPr>
+          <w:rFonts w:ascii="Times New Roman" w:hAnsi="Times New Roman"/>
+          <w:sz w:val="24"/>
+        </w:rPr>
+        <w:t>це і Покро</w:t>
+      </w:r>
+      <w:r>
+        <w:rPr>
+          <w:rFonts w:ascii="Times New Roman" w:hAnsi="Times New Roman"/>
+          <w:sz w:val="24"/>
+        </w:rPr>
+        <w:t>́</w:t>
+      </w:r>
+      <w:r>
+        <w:rPr>
+          <w:rFonts w:ascii="Times New Roman" w:hAnsi="Times New Roman"/>
+          <w:sz w:val="24"/>
+        </w:rPr>
+        <w:t>ве, та й спасі</w:t>
+      </w:r>
+      <w:r>
+        <w:rPr>
+          <w:rFonts w:ascii="Times New Roman" w:hAnsi="Times New Roman"/>
+          <w:sz w:val="24"/>
+        </w:rPr>
+        <w:t>́</w:t>
+      </w:r>
+      <w:r>
+        <w:rPr>
+          <w:rFonts w:ascii="Times New Roman" w:hAnsi="Times New Roman"/>
+          <w:sz w:val="24"/>
+        </w:rPr>
+        <w:t>ння душ на</w:t>
+      </w:r>
+      <w:r>
+        <w:rPr>
+          <w:rFonts w:ascii="Times New Roman" w:hAnsi="Times New Roman"/>
+          <w:sz w:val="24"/>
+        </w:rPr>
+        <w:t>́</w:t>
+      </w:r>
+      <w:r>
+        <w:rPr>
+          <w:rFonts w:ascii="Times New Roman" w:hAnsi="Times New Roman"/>
+          <w:sz w:val="24"/>
+        </w:rPr>
+        <w:t>ших.</w:t>
+      </w:r>
+    </w:p>
+    <w:p>
+      <w:pPr>
+        <w:spacing w:after="120"/>
+        <w:jc w:val="both"/>
+      </w:pPr>
+    </w:p>
+    <w:p>
+      <w:pPr>
+        <w:pStyle w:val="Heading3"/>
+        <w:spacing w:after="120"/>
+        <w:jc w:val="center"/>
+      </w:pPr>
+      <w:r>
+        <w:rPr>
+          <w:rFonts w:ascii="Times New Roman" w:hAnsi="Times New Roman"/>
+          <w:b/>
+          <w:i/>
+          <w:color w:val="FF0000"/>
+        </w:rPr>
+        <w:t>Пісня Симеона</w:t>
+      </w:r>
+    </w:p>
+    <w:p>
+      <w:pPr>
+        <w:spacing w:after="120"/>
+      </w:pPr>
+      <w:r>
+        <w:rPr>
+          <w:rFonts w:ascii="Times New Roman" w:hAnsi="Times New Roman"/>
+          <w:sz w:val="24"/>
+        </w:rPr>
+        <w:t>Ни́ні відпуска́єш слугу́ Твого́, Влади́ко,* за Твої́м сло́вом у ми́рі.</w:t>
+      </w:r>
+    </w:p>
+    <w:p>
+      <w:pPr>
+        <w:spacing w:after="120"/>
+      </w:pPr>
+      <w:r>
+        <w:rPr>
+          <w:rFonts w:ascii="Times New Roman" w:hAnsi="Times New Roman"/>
+          <w:sz w:val="24"/>
+        </w:rPr>
+        <w:t>Бо поба́чили о́чі мої́* спасі́ння Твоє́;</w:t>
+      </w:r>
+    </w:p>
+    <w:p>
+      <w:pPr>
+        <w:spacing w:after="120"/>
+      </w:pPr>
+      <w:r>
+        <w:rPr>
+          <w:rFonts w:ascii="Times New Roman" w:hAnsi="Times New Roman"/>
+          <w:sz w:val="24"/>
+        </w:rPr>
+        <w:t>Що приготува́в Ти* пе́ред усіма́ наро́дами;</w:t>
+      </w:r>
+    </w:p>
+    <w:p>
+      <w:pPr>
+        <w:spacing w:after="120"/>
+      </w:pPr>
+      <w:r>
+        <w:rPr>
+          <w:rFonts w:ascii="Times New Roman" w:hAnsi="Times New Roman"/>
+          <w:sz w:val="24"/>
+        </w:rPr>
+        <w:t>Сві́тло на просві́ту пога́нам,* і сла́ву лю́ду Твого́, Ізра́їля.</w:t>
+      </w:r>
+    </w:p>
+    <w:p>
+      <w:pPr>
+        <w:spacing w:after="120"/>
+      </w:pPr>
+      <w:r>
+        <w:rPr>
+          <w:rFonts w:ascii="Times New Roman" w:hAnsi="Times New Roman"/>
+          <w:sz w:val="24"/>
+        </w:rPr>
+        <w:t xml:space="preserve">Святи́й Бо́же, святи́й Крі́пкий, святи́й Безсме́ртний, поми́луй нас. </w:t>
+      </w:r>
+      <w:r>
+        <w:rPr>
+          <w:rFonts w:ascii="Times New Roman" w:hAnsi="Times New Roman"/>
+          <w:i/>
+          <w:color w:val="FF0000"/>
+          <w:sz w:val="24"/>
+        </w:rPr>
+        <w:t>(3 р.)</w:t>
+      </w:r>
+    </w:p>
+    <w:p>
+      <w:pPr>
+        <w:spacing w:after="120"/>
+      </w:pPr>
+      <w:r>
+        <w:rPr>
+          <w:rFonts w:ascii="Times New Roman" w:hAnsi="Times New Roman"/>
+          <w:sz w:val="24"/>
+        </w:rPr>
+        <w:t>Сла́ва Отцю́, і Си́ну, і Свято́му Ду́хові,* і ни́ні, і повсякча́с, і на ві́ки вікі́в. Амі́нь.</w:t>
+      </w:r>
+    </w:p>
+    <w:p>
+      <w:pPr>
+        <w:spacing w:after="120"/>
+      </w:pPr>
+      <w:r>
+        <w:rPr>
+          <w:rFonts w:ascii="Times New Roman" w:hAnsi="Times New Roman"/>
+          <w:sz w:val="24"/>
+        </w:rPr>
+        <w:t>Пресвята́ Тро́йце, поми́луй нас; Го́споди, очи́сти гріхи́ на́ші; Влади́ко, прости́ беззако́ння на́ші; Святи́й, завіта́й і зціли́ не́мочі на́ші, І́мени Твого́ ра́ди.</w:t>
+      </w:r>
+    </w:p>
+    <w:p>
+      <w:pPr>
+        <w:spacing w:after="120"/>
+      </w:pPr>
+      <w:r>
+        <w:rPr>
+          <w:rFonts w:ascii="Times New Roman" w:hAnsi="Times New Roman"/>
+          <w:sz w:val="24"/>
+        </w:rPr>
+        <w:t xml:space="preserve">Го́споди, поми́луй. </w:t>
+      </w:r>
+      <w:r>
+        <w:rPr>
+          <w:rFonts w:ascii="Times New Roman" w:hAnsi="Times New Roman"/>
+          <w:i/>
+          <w:color w:val="FF0000"/>
+          <w:sz w:val="24"/>
+        </w:rPr>
+        <w:t>(3 р.)</w:t>
+      </w:r>
+    </w:p>
+    <w:p>
+      <w:pPr>
+        <w:spacing w:after="120"/>
+      </w:pPr>
+      <w:r>
+        <w:rPr>
+          <w:rFonts w:ascii="Times New Roman" w:hAnsi="Times New Roman"/>
+          <w:sz w:val="24"/>
+        </w:rPr>
+        <w:t>Сла́ва Отцю́, і Си́ну, і Свято́му Ду́хові,* і ни́ні, і повсякча́с, і на ві́ки вікі́в. Амі́нь.</w:t>
+      </w:r>
+    </w:p>
+    <w:p>
+      <w:pPr>
+        <w:spacing w:after="120"/>
+      </w:pPr>
+      <w:r>
+        <w:rPr>
+          <w:rFonts w:ascii="Times New Roman" w:hAnsi="Times New Roman"/>
+          <w:sz w:val="24"/>
+        </w:rPr>
+        <w:t>О́тче наш, що єси́ на небеса́х,* неха́й святи́ться ім’я́ Твоє́,* неха́й при́йде ца́рство Твоє́,* неха́й бу́де во́ля Твоя́, як на не́бі, так і на землі́.* Хліб наш насу́щний дай нам сього́дні;* і прости́ нам прови́ни на́ші,* як і ми проща́ємо винува́тцям на́шим;* і не введи́ нас у споку́су,* але́ ви́зволи нас від лука́вого.</w:t>
+      </w:r>
+    </w:p>
+    <w:p>
+      <w:pPr>
+        <w:spacing w:after="120"/>
+      </w:pPr>
+      <w:r>
+        <w:rPr>
+          <w:rFonts w:ascii="Times New Roman" w:hAnsi="Times New Roman"/>
+          <w:i/>
+          <w:color w:val="FF0000"/>
+          <w:sz w:val="24"/>
+        </w:rPr>
+        <w:t>Священник:</w:t>
+      </w:r>
+      <w:r>
+        <w:rPr>
+          <w:rFonts w:ascii="Times New Roman" w:hAnsi="Times New Roman"/>
+          <w:sz w:val="24"/>
+        </w:rPr>
+        <w:t xml:space="preserve"> Бо Твоє є царство, і сила, і слава, Отця, і Сина, і Святого Духа, нині, і повсякчас, і на віки віків.</w:t>
+      </w:r>
+    </w:p>
+    <w:p>
+      <w:pPr>
+        <w:spacing w:after="120"/>
+        <w:jc w:val="both"/>
+      </w:pPr>
+      <w:r>
+        <w:rPr>
+          <w:rFonts w:ascii="Times New Roman" w:hAnsi="Times New Roman"/>
+          <w:i/>
+          <w:color w:val="FF0000"/>
+          <w:sz w:val="24"/>
+        </w:rPr>
+        <w:t>Вірні:</w:t>
+      </w:r>
+      <w:r>
+        <w:rPr>
+          <w:rFonts w:ascii="Times New Roman" w:hAnsi="Times New Roman"/>
+          <w:color w:val="FF0000"/>
+          <w:sz w:val="24"/>
+        </w:rPr>
+        <w:t xml:space="preserve"> </w:t>
+      </w:r>
+      <w:r>
+        <w:rPr>
+          <w:rFonts w:ascii="Times New Roman" w:hAnsi="Times New Roman"/>
+          <w:sz w:val="24"/>
+        </w:rPr>
+        <w:t>Амінь.</w:t>
+      </w:r>
+    </w:p>
+    <w:p>
+      <w:pPr>
+        <w:pStyle w:val="Heading3"/>
+        <w:spacing w:after="120"/>
+        <w:jc w:val="center"/>
+      </w:pPr>
+      <w:r>
+        <w:rPr>
+          <w:rFonts w:ascii="Times New Roman" w:hAnsi="Times New Roman"/>
+          <w:b/>
+          <w:i/>
+          <w:color w:val="FF0000"/>
+        </w:rPr>
+        <w:t>Тропарі</w:t>
+      </w:r>
+    </w:p>
+    <w:p>
+      <w:pPr>
+        <w:pStyle w:val="a"/>
+        <w:spacing w:after="120"/>
+      </w:pPr>
+      <w:r>
+        <w:rPr>
+          <w:rFonts w:ascii="Times New Roman" w:hAnsi="Times New Roman"/>
+          <w:b w:val="0"/>
+          <w:i/>
+          <w:color w:val="FF4400"/>
+          <w:sz w:val="24"/>
+        </w:rPr>
+        <w:t xml:space="preserve">(г. 6): </w:t>
+      </w:r>
+      <w:r>
+        <w:rPr>
+          <w:rFonts w:ascii="Times New Roman" w:hAnsi="Times New Roman"/>
+          <w:b w:val="0"/>
+          <w:i w:val="0"/>
+          <w:color w:val="000000"/>
+          <w:sz w:val="24"/>
         </w:rPr>
         <w:t>А́нгельські си́ли – на гро́бі Твої́м,* а сторо́жа омертві́ла.*  Ма́рія ж стоя́ла у гро́бі,* шука́ючи пречи́стого ті́ла Твого́.* Полони́в Ти ад, та не перемо́жений ним,* зустрі́в Ти Ді́ву, дару́ючи життя́.* Воскре́слий з ме́ртвих Го́споди, сла́ва Тоб́і.</w:t>
       </w:r>
@@ -7447,11 +6557,6 @@
     </w:p>
     <w:p>
       <w:pPr>
-        <w:spacing w:after="120"/>
-      </w:pPr>
-    </w:p>
-    <w:p>
-      <w:pPr>
         <w:pStyle w:val="Heading3"/>
         <w:spacing w:after="120"/>
         <w:jc w:val="center"/>
@@ -7469,7 +6574,6 @@
     <w:p>
       <w:pPr>
         <w:spacing w:after="120"/>
-        <w:jc w:val="both"/>
       </w:pPr>
       <w:r>
         <w:rPr>
@@ -7478,26 +6582,43 @@
           <w:color w:val="FF0000"/>
           <w:sz w:val="24"/>
         </w:rPr>
-        <w:t xml:space="preserve">(г. 6): </w:t>
-      </w:r>
-      <w:r>
-        <w:rPr>
-          <w:rFonts w:ascii="Times New Roman" w:hAnsi="Times New Roman"/>
-          <w:sz w:val="24"/>
-        </w:rPr>
-        <w:t>Воскресіння твоє, Христе Спасе,* ангели оспівують на небесах,* і нас на землі сподоби чистим серцем* тебе співом прославляти.</w:t>
-      </w:r>
-    </w:p>
-    <w:p>
-      <w:pPr>
-        <w:spacing w:after="120"/>
-        <w:jc w:val="both"/>
-      </w:pPr>
-    </w:p>
-    <w:p>
-      <w:pPr>
-        <w:spacing w:after="120"/>
-        <w:jc w:val="both"/>
+        <w:t>(г. 6):</w:t>
+      </w:r>
+      <w:r>
+        <w:rPr>
+          <w:rFonts w:ascii="Times New Roman" w:hAnsi="Times New Roman"/>
+          <w:sz w:val="24"/>
+        </w:rPr>
+        <w:t xml:space="preserve"> </w:t>
+      </w:r>
+      <w:r>
+        <w:rPr>
+          <w:rFonts w:ascii="Times New Roman" w:hAnsi="Times New Roman"/>
+          <w:sz w:val="24"/>
+        </w:rPr>
+        <w:t>Воскресі́ння Твоє́, Хри́сте Спа́се,* а́нгели оспі́вують на небеса́х,* і нас на землі́ сподо́би чи́стим се́рцем* Тебе́ спі́вом прославля́ти.</w:t>
+      </w:r>
+    </w:p>
+    <w:p>
+      <w:pPr>
+        <w:spacing w:after="120"/>
+        <w:jc w:val="both"/>
+      </w:pPr>
+    </w:p>
+    <w:p>
+      <w:pPr>
+        <w:spacing w:after="120"/>
+        <w:jc w:val="both"/>
+      </w:pPr>
+      <w:r>
+        <w:rPr>
+          <w:rFonts w:ascii="Times New Roman" w:hAnsi="Times New Roman"/>
+        </w:rPr>
+      </w:r>
+    </w:p>
+    <w:p>
+      <w:pPr>
+        <w:spacing w:after="120"/>
       </w:pPr>
       <w:r>
         <w:rPr>
@@ -12600,9 +11721,12 @@
       <w:r>
         <w:rPr>
           <w:rFonts w:ascii="Times New Roman" w:hAnsi="Times New Roman"/>
-          <w:sz w:val="24"/>
-        </w:rPr>
-        <w:t xml:space="preserve"> Від ВКАЗАТИ святого Євангелія читання.</w:t>
+          <w:b w:val="0"/>
+          <w:i w:val="0"/>
+          <w:color w:val="000000"/>
+          <w:sz w:val="24"/>
+        </w:rPr>
+        <w:t xml:space="preserve"> Від Матея святого Євангелія читання.</w:t>
       </w:r>
     </w:p>
     <w:p>
@@ -19966,11 +19090,6 @@
     </w:p>
     <w:p>
       <w:pPr>
-        <w:spacing w:after="120"/>
-      </w:pPr>
-    </w:p>
-    <w:p>
-      <w:pPr>
         <w:pStyle w:val="Heading3"/>
         <w:jc w:val="center"/>
       </w:pPr>
@@ -20003,196 +19122,7 @@
           <w:rFonts w:ascii="Times New Roman" w:hAnsi="Times New Roman"/>
           <w:sz w:val="24"/>
         </w:rPr>
-        <w:t xml:space="preserve"> </w:t>
-      </w:r>
-      <w:r>
-        <w:rPr>
-          <w:rFonts w:ascii="Times New Roman" w:hAnsi="Times New Roman"/>
-          <w:sz w:val="24"/>
-        </w:rPr>
-        <w:t>Воскресі́ння</w:t>
-      </w:r>
-      <w:r>
-        <w:rPr>
-          <w:rFonts w:ascii="Times New Roman" w:hAnsi="Times New Roman"/>
-          <w:sz w:val="24"/>
-        </w:rPr>
-        <w:t xml:space="preserve"> </w:t>
-      </w:r>
-      <w:r>
-        <w:rPr>
-          <w:rFonts w:ascii="Times New Roman" w:hAnsi="Times New Roman"/>
-          <w:sz w:val="24"/>
-        </w:rPr>
-        <w:t>Твоє</w:t>
-      </w:r>
-      <w:r>
-        <w:rPr>
-          <w:rFonts w:ascii="Times New Roman" w:hAnsi="Times New Roman"/>
-          <w:sz w:val="24"/>
-        </w:rPr>
-        <w:t xml:space="preserve">́, </w:t>
-      </w:r>
-      <w:r>
-        <w:rPr>
-          <w:rFonts w:ascii="Times New Roman" w:hAnsi="Times New Roman"/>
-          <w:sz w:val="24"/>
-        </w:rPr>
-        <w:t>Хри́сте</w:t>
-      </w:r>
-      <w:r>
-        <w:rPr>
-          <w:rFonts w:ascii="Times New Roman" w:hAnsi="Times New Roman"/>
-          <w:sz w:val="24"/>
-        </w:rPr>
-        <w:t xml:space="preserve"> </w:t>
-      </w:r>
-      <w:r>
-        <w:rPr>
-          <w:rFonts w:ascii="Times New Roman" w:hAnsi="Times New Roman"/>
-          <w:sz w:val="24"/>
-        </w:rPr>
-        <w:t>Спа́се</w:t>
-      </w:r>
-      <w:r>
-        <w:rPr>
-          <w:rFonts w:ascii="Times New Roman" w:hAnsi="Times New Roman"/>
-          <w:sz w:val="24"/>
-        </w:rPr>
-        <w:t>,*</w:t>
-      </w:r>
-      <w:r>
-        <w:rPr>
-          <w:rFonts w:ascii="Times New Roman" w:hAnsi="Times New Roman"/>
-          <w:sz w:val="24"/>
-        </w:rPr>
-        <w:t xml:space="preserve"> </w:t>
-      </w:r>
-      <w:r>
-        <w:rPr>
-          <w:rFonts w:ascii="Times New Roman" w:hAnsi="Times New Roman"/>
-          <w:sz w:val="24"/>
-        </w:rPr>
-        <w:t>а́нгели</w:t>
-      </w:r>
-      <w:r>
-        <w:rPr>
-          <w:rFonts w:ascii="Times New Roman" w:hAnsi="Times New Roman"/>
-          <w:sz w:val="24"/>
-        </w:rPr>
-        <w:t xml:space="preserve"> </w:t>
-      </w:r>
-      <w:r>
-        <w:rPr>
-          <w:rFonts w:ascii="Times New Roman" w:hAnsi="Times New Roman"/>
-          <w:sz w:val="24"/>
-        </w:rPr>
-        <w:t>оспі́вують</w:t>
-      </w:r>
-      <w:r>
-        <w:rPr>
-          <w:rFonts w:ascii="Times New Roman" w:hAnsi="Times New Roman"/>
-          <w:sz w:val="24"/>
-        </w:rPr>
-        <w:t xml:space="preserve"> на </w:t>
-      </w:r>
-      <w:r>
-        <w:rPr>
-          <w:rFonts w:ascii="Times New Roman" w:hAnsi="Times New Roman"/>
-          <w:sz w:val="24"/>
-        </w:rPr>
-        <w:t>небеса́х</w:t>
-      </w:r>
-      <w:r>
-        <w:rPr>
-          <w:rFonts w:ascii="Times New Roman" w:hAnsi="Times New Roman"/>
-          <w:sz w:val="24"/>
-        </w:rPr>
-        <w:t xml:space="preserve">,* і нас на </w:t>
-      </w:r>
-      <w:r>
-        <w:rPr>
-          <w:rFonts w:ascii="Times New Roman" w:hAnsi="Times New Roman"/>
-          <w:sz w:val="24"/>
-        </w:rPr>
-        <w:t>землі</w:t>
-      </w:r>
-      <w:r>
-        <w:rPr>
-          <w:rFonts w:ascii="Times New Roman" w:hAnsi="Times New Roman"/>
-          <w:sz w:val="24"/>
-        </w:rPr>
-        <w:t xml:space="preserve">́ </w:t>
-      </w:r>
-      <w:r>
-        <w:rPr>
-          <w:rFonts w:ascii="Times New Roman" w:hAnsi="Times New Roman"/>
-          <w:sz w:val="24"/>
-        </w:rPr>
-        <w:t>сподо́би</w:t>
-      </w:r>
-      <w:r>
-        <w:rPr>
-          <w:rFonts w:ascii="Times New Roman" w:hAnsi="Times New Roman"/>
-          <w:sz w:val="24"/>
-        </w:rPr>
-        <w:t xml:space="preserve"> </w:t>
-      </w:r>
-      <w:r>
-        <w:rPr>
-          <w:rFonts w:ascii="Times New Roman" w:hAnsi="Times New Roman"/>
-          <w:sz w:val="24"/>
-        </w:rPr>
-        <w:t>чи́стим</w:t>
-      </w:r>
-      <w:r>
-        <w:rPr>
-          <w:rFonts w:ascii="Times New Roman" w:hAnsi="Times New Roman"/>
-          <w:sz w:val="24"/>
-        </w:rPr>
-        <w:t xml:space="preserve"> </w:t>
-      </w:r>
-      <w:r>
-        <w:rPr>
-          <w:rFonts w:ascii="Times New Roman" w:hAnsi="Times New Roman"/>
-          <w:sz w:val="24"/>
-        </w:rPr>
-        <w:t>се́рцем</w:t>
-      </w:r>
-      <w:r>
-        <w:rPr>
-          <w:rFonts w:ascii="Times New Roman" w:hAnsi="Times New Roman"/>
-          <w:sz w:val="24"/>
-        </w:rPr>
-        <w:t xml:space="preserve">* Тебе́ </w:t>
-      </w:r>
-      <w:r>
-        <w:rPr>
-          <w:rFonts w:ascii="Times New Roman" w:hAnsi="Times New Roman"/>
-          <w:sz w:val="24"/>
-        </w:rPr>
-        <w:t>спі́вом</w:t>
-      </w:r>
-      <w:r>
-        <w:rPr>
-          <w:rFonts w:ascii="Times New Roman" w:hAnsi="Times New Roman"/>
-          <w:sz w:val="24"/>
-        </w:rPr>
-        <w:t xml:space="preserve"> </w:t>
-      </w:r>
-      <w:r>
-        <w:rPr>
-          <w:rFonts w:ascii="Times New Roman" w:hAnsi="Times New Roman"/>
-          <w:sz w:val="24"/>
-        </w:rPr>
-        <w:t>прославля́ти</w:t>
-      </w:r>
-      <w:r>
-        <w:rPr>
-          <w:rFonts w:ascii="Times New Roman" w:hAnsi="Times New Roman"/>
-          <w:sz w:val="24"/>
-        </w:rPr>
-        <w:t>.</w:t>
+        <w:t xml:space="preserve"> Воскресі́ння Твоє́, Хри́сте Спа́се,* а́нгели оспі́вують на небеса́х,* і нас на землі́ сподо́би чи́стим се́рцем* Тебе́ спі́вом прославля́ти.</w:t>
       </w:r>
     </w:p>
     <w:sectPr>
